--- a/КИСП/ЛР9_ЛаврешинКИСП.docx
+++ b/КИСП/ЛР9_ЛаврешинКИСП.docx
@@ -1058,9 +1058,12 @@
           <w:tab w:val="left" w:pos="709"/>
         </w:tabs>
         <w:spacing w:before="161" w:line="360" w:lineRule="auto"/>
-        <w:ind w:right="162"/>
+        <w:ind w:right="164" w:firstLine="709"/>
         <w:jc w:val="both"/>
       </w:pPr>
+      <w:r>
+        <w:t>Самостоятельно создайте отчет Карточка счета: состояние конкретного счета на указанный период. Реализуйте отбор по счету таким образом, чтобы никакие изменения пользователя в плане счетов не повлияли на корректность формирования отчета</w:t>
+      </w:r>
       <w:r>
         <w:t>.</w:t>
       </w:r>
@@ -1088,7 +1091,7 @@
         <w:tabs>
           <w:tab w:val="left" w:pos="1155"/>
         </w:tabs>
-        <w:spacing w:before="74"/>
+        <w:spacing w:before="74" w:line="360" w:lineRule="auto"/>
         <w:ind w:left="720"/>
         <w:jc w:val="both"/>
       </w:pPr>
@@ -1101,28 +1104,56 @@
       <w:pPr>
         <w:pStyle w:val="a5"/>
         <w:spacing w:before="0" w:line="360" w:lineRule="auto"/>
-        <w:ind w:right="162" w:firstLine="720"/>
-        <w:jc w:val="left"/>
-      </w:pPr>
-      <w:r>
-        <w:t>.</w:t>
+        <w:ind w:firstLine="709"/>
+        <w:jc w:val="both"/>
+      </w:pPr>
+      <w:r>
+        <w:t>Первым шагом был создан отчёт «</w:t>
+      </w:r>
+      <w:proofErr w:type="spellStart"/>
+      <w:r>
+        <w:t>ОстаткиПоСчетамБухУч</w:t>
+      </w:r>
+      <w:proofErr w:type="spellEnd"/>
+      <w:r>
+        <w:t>» на базе виртуальной таблицы «</w:t>
+      </w:r>
+      <w:proofErr w:type="spellStart"/>
+      <w:r>
+        <w:t>РегистрБухгалтерии.РегистрБухУчет.Остатки</w:t>
+      </w:r>
+      <w:proofErr w:type="spellEnd"/>
+      <w:r>
+        <w:t>» с полями «Счёт», «</w:t>
+      </w:r>
+      <w:proofErr w:type="spellStart"/>
+      <w:r>
+        <w:t>СуммаОстатокДт</w:t>
+      </w:r>
+      <w:proofErr w:type="spellEnd"/>
+      <w:r>
+        <w:t>» и «</w:t>
+      </w:r>
+      <w:proofErr w:type="spellStart"/>
+      <w:r>
+        <w:t>СуммаОстатокКт</w:t>
+      </w:r>
+      <w:proofErr w:type="spellEnd"/>
+      <w:r>
+        <w:t>». Отчёт имеет вид списка, сгруппированного по счёту, и содержит настраиваемый пользователем параметр «Период». Также реализован гибкий отбор по счёту, позволяющий анализировать данные как по всем счетам, так и по их группам (активам или пассивам). Результат отображён на рисунке 1.</w:t>
       </w:r>
     </w:p>
     <w:p>
       <w:pPr>
         <w:pStyle w:val="a5"/>
         <w:spacing w:before="0" w:line="360" w:lineRule="auto"/>
-        <w:ind w:right="162"/>
-      </w:pPr>
-      <w:r>
-        <w:rPr>
-          <w:noProof/>
-        </w:rPr>
+      </w:pPr>
+      <w:r>
         <w:drawing>
-          <wp:inline distT="0" distB="0" distL="0" distR="0" wp14:anchorId="7A28E392" wp14:editId="3E5A4D7B">
-            <wp:extent cx="4665422" cy="2452767"/>
-            <wp:effectExtent l="0" t="0" r="1905" b="5080"/>
-            <wp:docPr id="19" name="Рисунок 19"/>
+          <wp:inline distT="0" distB="0" distL="0" distR="0" wp14:anchorId="60F8833F" wp14:editId="2714A8E6">
+            <wp:extent cx="4810125" cy="3162300"/>
+            <wp:effectExtent l="0" t="0" r="9525" b="0"/>
+            <wp:docPr id="16" name="Рисунок 16"/>
             <wp:cNvGraphicFramePr>
               <a:graphicFrameLocks xmlns:a="http://schemas.openxmlformats.org/drawingml/2006/main" noChangeAspect="1"/>
             </wp:cNvGraphicFramePr>
@@ -1130,30 +1161,36 @@
               <a:graphicData uri="http://schemas.openxmlformats.org/drawingml/2006/picture">
                 <pic:pic xmlns:pic="http://schemas.openxmlformats.org/drawingml/2006/picture">
                   <pic:nvPicPr>
-                    <pic:cNvPr id="1" name=""/>
-                    <pic:cNvPicPr/>
+                    <pic:cNvPr id="0" name="Picture 61"/>
+                    <pic:cNvPicPr>
+                      <a:picLocks noChangeAspect="1" noChangeArrowheads="1"/>
+                    </pic:cNvPicPr>
                   </pic:nvPicPr>
-                  <pic:blipFill rotWithShape="1">
-                    <a:blip r:embed="rId8"/>
-                    <a:srcRect l="22057" r="3070" b="4816"/>
-                    <a:stretch/>
+                  <pic:blipFill>
+                    <a:blip r:embed="rId8">
+                      <a:extLst>
+                        <a:ext uri="{28A0092B-C50C-407E-A947-70E740481C1C}">
+                          <a14:useLocalDpi xmlns:a14="http://schemas.microsoft.com/office/drawing/2010/main" val="0"/>
+                        </a:ext>
+                      </a:extLst>
+                    </a:blip>
+                    <a:srcRect/>
+                    <a:stretch>
+                      <a:fillRect/>
+                    </a:stretch>
                   </pic:blipFill>
                   <pic:spPr bwMode="auto">
                     <a:xfrm>
                       <a:off x="0" y="0"/>
-                      <a:ext cx="4685023" cy="2463072"/>
+                      <a:ext cx="4810125" cy="3162300"/>
                     </a:xfrm>
                     <a:prstGeom prst="rect">
                       <a:avLst/>
                     </a:prstGeom>
+                    <a:noFill/>
                     <a:ln>
                       <a:noFill/>
                     </a:ln>
-                    <a:extLst>
-                      <a:ext uri="{53640926-AAD7-44D8-BBD7-CCE9431645EC}">
-                        <a14:shadowObscured xmlns:a14="http://schemas.microsoft.com/office/drawing/2010/main"/>
-                      </a:ext>
-                    </a:extLst>
                   </pic:spPr>
                 </pic:pic>
               </a:graphicData>
@@ -1166,34 +1203,300 @@
       <w:pPr>
         <w:pStyle w:val="a5"/>
         <w:spacing w:before="0" w:line="360" w:lineRule="auto"/>
-        <w:ind w:right="162"/>
-      </w:pPr>
-      <w:r>
-        <w:t xml:space="preserve">Рисунок 5 – </w:t>
-      </w:r>
-      <w:r>
-        <w:t>Компоновка формы отчета с фильтрами</w:t>
-      </w:r>
+      </w:pPr>
+      <w:r>
+        <w:t xml:space="preserve">Рисунок 1 – Отчет Остатки по счетам бух </w:t>
+      </w:r>
+      <w:proofErr w:type="spellStart"/>
+      <w:r>
+        <w:t>уч</w:t>
+      </w:r>
+      <w:proofErr w:type="spellEnd"/>
     </w:p>
     <w:p>
       <w:pPr>
         <w:pStyle w:val="a5"/>
         <w:spacing w:before="0" w:line="360" w:lineRule="auto"/>
-        <w:ind w:right="162"/>
+        <w:ind w:firstLine="709"/>
+        <w:jc w:val="both"/>
+      </w:pPr>
+      <w:r>
+        <w:t>Следующим был создан отчёт «Баланс» на основе того же запроса к виртуальной таблице остатков. Его главная особенность — разделение информации на активы и пассивы. Для этого в схеме компоновки данных предусмотрены две группировки с разными фильтрами: для активов используется отбор по активным счетам, для пассивов — по пассивным. Результат приведён на рисунке 2.</w:t>
+      </w:r>
+    </w:p>
+    <w:p>
+      <w:pPr>
+        <w:pStyle w:val="a5"/>
+        <w:spacing w:before="0" w:line="360" w:lineRule="auto"/>
+      </w:pPr>
+      <w:r>
+        <w:lastRenderedPageBreak/>
+        <w:drawing>
+          <wp:inline distT="0" distB="0" distL="0" distR="0" wp14:anchorId="38CFF415" wp14:editId="0A6CE7F1">
+            <wp:extent cx="3524250" cy="4171950"/>
+            <wp:effectExtent l="0" t="0" r="0" b="0"/>
+            <wp:docPr id="15" name="Рисунок 15"/>
+            <wp:cNvGraphicFramePr>
+              <a:graphicFrameLocks xmlns:a="http://schemas.openxmlformats.org/drawingml/2006/main" noChangeAspect="1"/>
+            </wp:cNvGraphicFramePr>
+            <a:graphic xmlns:a="http://schemas.openxmlformats.org/drawingml/2006/main">
+              <a:graphicData uri="http://schemas.openxmlformats.org/drawingml/2006/picture">
+                <pic:pic xmlns:pic="http://schemas.openxmlformats.org/drawingml/2006/picture">
+                  <pic:nvPicPr>
+                    <pic:cNvPr id="0" name="Рисунок 2"/>
+                    <pic:cNvPicPr>
+                      <a:picLocks noChangeAspect="1" noChangeArrowheads="1"/>
+                    </pic:cNvPicPr>
+                  </pic:nvPicPr>
+                  <pic:blipFill>
+                    <a:blip r:embed="rId9">
+                      <a:extLst>
+                        <a:ext uri="{28A0092B-C50C-407E-A947-70E740481C1C}">
+                          <a14:useLocalDpi xmlns:a14="http://schemas.microsoft.com/office/drawing/2010/main" val="0"/>
+                        </a:ext>
+                      </a:extLst>
+                    </a:blip>
+                    <a:srcRect/>
+                    <a:stretch>
+                      <a:fillRect/>
+                    </a:stretch>
+                  </pic:blipFill>
+                  <pic:spPr bwMode="auto">
+                    <a:xfrm>
+                      <a:off x="0" y="0"/>
+                      <a:ext cx="3524250" cy="4171950"/>
+                    </a:xfrm>
+                    <a:prstGeom prst="rect">
+                      <a:avLst/>
+                    </a:prstGeom>
+                    <a:noFill/>
+                    <a:ln>
+                      <a:noFill/>
+                    </a:ln>
+                  </pic:spPr>
+                </pic:pic>
+              </a:graphicData>
+            </a:graphic>
+          </wp:inline>
+        </w:drawing>
+      </w:r>
+    </w:p>
+    <w:p>
+      <w:pPr>
+        <w:pStyle w:val="a5"/>
+        <w:spacing w:before="0" w:line="360" w:lineRule="auto"/>
+      </w:pPr>
+      <w:r>
+        <w:t>Рисунок 2 – Отчет Баланс</w:t>
+      </w:r>
+    </w:p>
+    <w:p>
+      <w:pPr>
+        <w:pStyle w:val="a5"/>
+        <w:spacing w:before="0" w:line="360" w:lineRule="auto"/>
+        <w:ind w:firstLine="709"/>
+        <w:jc w:val="both"/>
+      </w:pPr>
+      <w:r>
+        <w:t>Для реализации механизма закрытия периода в план счетов был добавлен предопределенный счет «Прибыль». Далее был создан документ «</w:t>
+      </w:r>
+      <w:proofErr w:type="spellStart"/>
+      <w:r>
+        <w:t>ЗакрытиеМесяца</w:t>
+      </w:r>
+      <w:proofErr w:type="spellEnd"/>
+      <w:r>
+        <w:t xml:space="preserve">», включенный в подсистему </w:t>
+      </w:r>
+      <w:proofErr w:type="spellStart"/>
+      <w:r>
+        <w:t>БухУчет</w:t>
+      </w:r>
+      <w:proofErr w:type="spellEnd"/>
+      <w:r>
+        <w:t xml:space="preserve">. Документ не содержит реквизитов и табличных частей, так как закрываемый месяц определяется датой самого документа. Этот документ был назначен регистратором для регистра бухгалтерии </w:t>
+      </w:r>
+      <w:proofErr w:type="spellStart"/>
+      <w:r>
+        <w:t>РегистрБухУчет</w:t>
+      </w:r>
+      <w:proofErr w:type="spellEnd"/>
+      <w:r>
+        <w:t xml:space="preserve">. После выполнения закрытия месяца отчет </w:t>
+      </w:r>
+      <w:r>
         <w:rPr>
           <w:b/>
           <w:bCs/>
         </w:rPr>
-      </w:pPr>
+        <w:t>Баланс</w:t>
+      </w:r>
+      <w:r>
+        <w:t xml:space="preserve"> был повторно сформирован для проверки результата. Результат представлен на рисунке 3. </w:t>
+      </w:r>
+    </w:p>
+    <w:p>
+      <w:pPr>
+        <w:pStyle w:val="a5"/>
+        <w:spacing w:before="0" w:line="360" w:lineRule="auto"/>
+      </w:pPr>
+      <w:r>
+        <w:lastRenderedPageBreak/>
+        <w:drawing>
+          <wp:inline distT="0" distB="0" distL="0" distR="0" wp14:anchorId="1CD3AE8F" wp14:editId="6A457A57">
+            <wp:extent cx="4057650" cy="5133975"/>
+            <wp:effectExtent l="0" t="0" r="0" b="9525"/>
+            <wp:docPr id="14" name="Рисунок 14"/>
+            <wp:cNvGraphicFramePr>
+              <a:graphicFrameLocks xmlns:a="http://schemas.openxmlformats.org/drawingml/2006/main" noChangeAspect="1"/>
+            </wp:cNvGraphicFramePr>
+            <a:graphic xmlns:a="http://schemas.openxmlformats.org/drawingml/2006/main">
+              <a:graphicData uri="http://schemas.openxmlformats.org/drawingml/2006/picture">
+                <pic:pic xmlns:pic="http://schemas.openxmlformats.org/drawingml/2006/picture">
+                  <pic:nvPicPr>
+                    <pic:cNvPr id="0" name="Рисунок 3"/>
+                    <pic:cNvPicPr>
+                      <a:picLocks noChangeAspect="1" noChangeArrowheads="1"/>
+                    </pic:cNvPicPr>
+                  </pic:nvPicPr>
+                  <pic:blipFill>
+                    <a:blip r:embed="rId10">
+                      <a:extLst>
+                        <a:ext uri="{28A0092B-C50C-407E-A947-70E740481C1C}">
+                          <a14:useLocalDpi xmlns:a14="http://schemas.microsoft.com/office/drawing/2010/main" val="0"/>
+                        </a:ext>
+                      </a:extLst>
+                    </a:blip>
+                    <a:srcRect/>
+                    <a:stretch>
+                      <a:fillRect/>
+                    </a:stretch>
+                  </pic:blipFill>
+                  <pic:spPr bwMode="auto">
+                    <a:xfrm>
+                      <a:off x="0" y="0"/>
+                      <a:ext cx="4057650" cy="5133975"/>
+                    </a:xfrm>
+                    <a:prstGeom prst="rect">
+                      <a:avLst/>
+                    </a:prstGeom>
+                    <a:noFill/>
+                    <a:ln>
+                      <a:noFill/>
+                    </a:ln>
+                  </pic:spPr>
+                </pic:pic>
+              </a:graphicData>
+            </a:graphic>
+          </wp:inline>
+        </w:drawing>
+      </w:r>
+    </w:p>
+    <w:p>
+      <w:pPr>
+        <w:pStyle w:val="a5"/>
+        <w:spacing w:before="0" w:line="360" w:lineRule="auto"/>
+      </w:pPr>
+      <w:r>
+        <w:t>Рисунок 3 – Отчет Баланс после закрытия документа</w:t>
+      </w:r>
+    </w:p>
+    <w:p>
+      <w:pPr>
+        <w:pStyle w:val="a5"/>
+        <w:spacing w:before="0" w:line="360" w:lineRule="auto"/>
+        <w:ind w:firstLine="709"/>
+        <w:jc w:val="both"/>
+      </w:pPr>
+      <w:r>
+        <w:t>В качестве самостоятельного задания был разработан отчет «Карточка счета», предназначенный для отображения состояния конкретного счета на указанный период. При создании отчета использовалась виртуальная таблица Остатки регистра бухгалтерии. В отчете были предусмотрены параметры Период и Счет.</w:t>
+      </w:r>
+    </w:p>
+    <w:p>
+      <w:pPr>
+        <w:pStyle w:val="a5"/>
+        <w:spacing w:before="0" w:line="360" w:lineRule="auto"/>
+        <w:ind w:firstLine="709"/>
+        <w:jc w:val="both"/>
+      </w:pPr>
+      <w:r>
+        <w:t xml:space="preserve">Особое внимание было уделено реализации отбора по счету. Чтобы изменения, внесенные пользователем в план счетов, не влияли на корректность формирования отчета, отбор был выполнен не по коду и не по наименованию счета, а по ссылке на элемент плана счетов. Результат представлен на рисунке 4. </w:t>
+      </w:r>
+    </w:p>
+    <w:p>
+      <w:pPr>
+        <w:pStyle w:val="a5"/>
+        <w:spacing w:before="0" w:line="360" w:lineRule="auto"/>
+      </w:pPr>
+      <w:r>
+        <w:lastRenderedPageBreak/>
+        <w:drawing>
+          <wp:inline distT="0" distB="0" distL="0" distR="0" wp14:anchorId="7FDC711F" wp14:editId="1B6AEEB2">
+            <wp:extent cx="6122035" cy="3018155"/>
+            <wp:effectExtent l="0" t="0" r="0" b="0"/>
+            <wp:docPr id="13" name="Рисунок 13"/>
+            <wp:cNvGraphicFramePr>
+              <a:graphicFrameLocks xmlns:a="http://schemas.openxmlformats.org/drawingml/2006/main" noChangeAspect="1"/>
+            </wp:cNvGraphicFramePr>
+            <a:graphic xmlns:a="http://schemas.openxmlformats.org/drawingml/2006/main">
+              <a:graphicData uri="http://schemas.openxmlformats.org/drawingml/2006/picture">
+                <pic:pic xmlns:pic="http://schemas.openxmlformats.org/drawingml/2006/picture">
+                  <pic:nvPicPr>
+                    <pic:cNvPr id="0" name="Рисунок 1"/>
+                    <pic:cNvPicPr>
+                      <a:picLocks noChangeAspect="1" noChangeArrowheads="1"/>
+                    </pic:cNvPicPr>
+                  </pic:nvPicPr>
+                  <pic:blipFill>
+                    <a:blip r:embed="rId11">
+                      <a:extLst>
+                        <a:ext uri="{28A0092B-C50C-407E-A947-70E740481C1C}">
+                          <a14:useLocalDpi xmlns:a14="http://schemas.microsoft.com/office/drawing/2010/main" val="0"/>
+                        </a:ext>
+                      </a:extLst>
+                    </a:blip>
+                    <a:srcRect/>
+                    <a:stretch>
+                      <a:fillRect/>
+                    </a:stretch>
+                  </pic:blipFill>
+                  <pic:spPr bwMode="auto">
+                    <a:xfrm>
+                      <a:off x="0" y="0"/>
+                      <a:ext cx="6122035" cy="3018155"/>
+                    </a:xfrm>
+                    <a:prstGeom prst="rect">
+                      <a:avLst/>
+                    </a:prstGeom>
+                    <a:noFill/>
+                    <a:ln>
+                      <a:noFill/>
+                    </a:ln>
+                  </pic:spPr>
+                </pic:pic>
+              </a:graphicData>
+            </a:graphic>
+          </wp:inline>
+        </w:drawing>
+      </w:r>
+    </w:p>
+    <w:p>
+      <w:pPr>
+        <w:pStyle w:val="a5"/>
+        <w:spacing w:before="0" w:line="360" w:lineRule="auto"/>
+      </w:pPr>
+      <w:r>
+        <w:t>Рисунок 4 – Карточка счета</w:t>
+      </w:r>
       <w:r>
         <w:t xml:space="preserve"> </w:t>
       </w:r>
     </w:p>
     <w:sectPr>
-      <w:headerReference w:type="default" r:id="rId9"/>
-      <w:footerReference w:type="default" r:id="rId10"/>
-      <w:headerReference w:type="first" r:id="rId11"/>
-      <w:footerReference w:type="first" r:id="rId12"/>
+      <w:headerReference w:type="default" r:id="rId12"/>
+      <w:footerReference w:type="default" r:id="rId13"/>
+      <w:headerReference w:type="first" r:id="rId14"/>
+      <w:footerReference w:type="first" r:id="rId15"/>
       <w:type w:val="continuous"/>
       <w:pgSz w:w="11909" w:h="16834"/>
       <w:pgMar w:top="1134" w:right="567" w:bottom="1134" w:left="1701" w:header="720" w:footer="720" w:gutter="0"/>
@@ -2867,7 +3170,6 @@
   <w:style w:type="character" w:default="1" w:styleId="a0">
     <w:name w:val="Default Paragraph Font"/>
     <w:uiPriority w:val="1"/>
-    <w:semiHidden/>
     <w:unhideWhenUsed/>
   </w:style>
   <w:style w:type="table" w:default="1" w:styleId="a1">

--- a/КИСП/ЛР9_ЛаврешинКИСП.docx
+++ b/КИСП/ЛР9_ЛаврешинКИСП.docx
@@ -1,6 +1,6 @@
 
 <file path=word/document.xml><?xml version="1.0" encoding="utf-8"?>
-<w:document xmlns:wpc="http://schemas.microsoft.com/office/word/2010/wordprocessingCanvas" xmlns:cx="http://schemas.microsoft.com/office/drawing/2014/chartex" xmlns:cx1="http://schemas.microsoft.com/office/drawing/2015/9/8/chartex" xmlns:cx2="http://schemas.microsoft.com/office/drawing/2015/10/21/chartex" xmlns:cx3="http://schemas.microsoft.com/office/drawing/2016/5/9/chartex" xmlns:cx4="http://schemas.microsoft.com/office/drawing/2016/5/10/chartex" xmlns:cx5="http://schemas.microsoft.com/office/drawing/2016/5/11/chartex" xmlns:cx6="http://schemas.microsoft.com/office/drawing/2016/5/12/chartex" xmlns:cx7="http://schemas.microsoft.com/office/drawing/2016/5/13/chartex" xmlns:cx8="http://schemas.microsoft.com/office/drawing/2016/5/14/chartex" xmlns:mc="http://schemas.openxmlformats.org/markup-compatibility/2006" xmlns:aink="http://schemas.microsoft.com/office/drawing/2016/ink" xmlns:am3d="http://schemas.microsoft.com/office/drawing/2017/model3d" xmlns:o="urn:schemas-microsoft-com:office:office" xmlns:oel="http://schemas.microsoft.com/office/2019/extlst" xmlns:r="http://schemas.openxmlformats.org/officeDocument/2006/relationships" xmlns:m="http://schemas.openxmlformats.org/officeDocument/2006/math" xmlns:v="urn:schemas-microsoft-com:vml" xmlns:wp14="http://schemas.microsoft.com/office/word/2010/wordprocessingDrawing" xmlns:wp="http://schemas.openxmlformats.org/drawingml/2006/wordprocessingDrawing" xmlns:w10="urn:schemas-microsoft-com:office:word" xmlns:w="http://schemas.openxmlformats.org/wordprocessingml/2006/main" xmlns:w14="http://schemas.microsoft.com/office/word/2010/wordml" xmlns:w15="http://schemas.microsoft.com/office/word/2012/wordml" xmlns:w16cex="http://schemas.microsoft.com/office/word/2018/wordml/cex" xmlns:w16cid="http://schemas.microsoft.com/office/word/2016/wordml/cid" xmlns:w16="http://schemas.microsoft.com/office/word/2018/wordml" xmlns:w16sdtdh="http://schemas.microsoft.com/office/word/2020/wordml/sdtdatahash" xmlns:w16se="http://schemas.microsoft.com/office/word/2015/wordml/symex" xmlns:wpg="http://schemas.microsoft.com/office/word/2010/wordprocessingGroup" xmlns:wpi="http://schemas.microsoft.com/office/word/2010/wordprocessingInk" xmlns:wne="http://schemas.microsoft.com/office/word/2006/wordml" xmlns:wps="http://schemas.microsoft.com/office/word/2010/wordprocessingShape" mc:Ignorable="w14 w15 w16se w16cid w16 w16cex w16sdtdh wp14">
+<w:document xmlns:wpc="http://schemas.microsoft.com/office/word/2010/wordprocessingCanvas" xmlns:cx="http://schemas.microsoft.com/office/drawing/2014/chartex" xmlns:cx1="http://schemas.microsoft.com/office/drawing/2015/9/8/chartex" xmlns:cx2="http://schemas.microsoft.com/office/drawing/2015/10/21/chartex" xmlns:cx3="http://schemas.microsoft.com/office/drawing/2016/5/9/chartex" xmlns:cx4="http://schemas.microsoft.com/office/drawing/2016/5/10/chartex" xmlns:cx5="http://schemas.microsoft.com/office/drawing/2016/5/11/chartex" xmlns:cx6="http://schemas.microsoft.com/office/drawing/2016/5/12/chartex" xmlns:cx7="http://schemas.microsoft.com/office/drawing/2016/5/13/chartex" xmlns:cx8="http://schemas.microsoft.com/office/drawing/2016/5/14/chartex" xmlns:mc="http://schemas.openxmlformats.org/markup-compatibility/2006" xmlns:aink="http://schemas.microsoft.com/office/drawing/2016/ink" xmlns:am3d="http://schemas.microsoft.com/office/drawing/2017/model3d" xmlns:o="urn:schemas-microsoft-com:office:office" xmlns:r="http://schemas.openxmlformats.org/officeDocument/2006/relationships" xmlns:m="http://schemas.openxmlformats.org/officeDocument/2006/math" xmlns:v="urn:schemas-microsoft-com:vml" xmlns:wp14="http://schemas.microsoft.com/office/word/2010/wordprocessingDrawing" xmlns:wp="http://schemas.openxmlformats.org/drawingml/2006/wordprocessingDrawing" xmlns:w10="urn:schemas-microsoft-com:office:word" xmlns:w="http://schemas.openxmlformats.org/wordprocessingml/2006/main" xmlns:w14="http://schemas.microsoft.com/office/word/2010/wordml" xmlns:w15="http://schemas.microsoft.com/office/word/2012/wordml" xmlns:w16cex="http://schemas.microsoft.com/office/word/2018/wordml/cex" xmlns:w16cid="http://schemas.microsoft.com/office/word/2016/wordml/cid" xmlns:w16="http://schemas.microsoft.com/office/word/2018/wordml" xmlns:w16sdtdh="http://schemas.microsoft.com/office/word/2020/wordml/sdtdatahash" xmlns:w16se="http://schemas.microsoft.com/office/word/2015/wordml/symex" xmlns:wpg="http://schemas.microsoft.com/office/word/2010/wordprocessingGroup" xmlns:wpi="http://schemas.microsoft.com/office/word/2010/wordprocessingInk" xmlns:wne="http://schemas.microsoft.com/office/word/2006/wordml" xmlns:wps="http://schemas.microsoft.com/office/word/2010/wordprocessingShape" mc:Ignorable="w14 w15 w16se w16cid w16 w16cex w16sdtdh wp14">
   <w:body>
     <w:p>
       <w:pPr>
@@ -1149,11 +1149,14 @@
         <w:spacing w:before="0" w:line="360" w:lineRule="auto"/>
       </w:pPr>
       <w:r>
+        <w:rPr>
+          <w:noProof/>
+        </w:rPr>
         <w:drawing>
-          <wp:inline distT="0" distB="0" distL="0" distR="0" wp14:anchorId="60F8833F" wp14:editId="2714A8E6">
-            <wp:extent cx="4810125" cy="3162300"/>
-            <wp:effectExtent l="0" t="0" r="9525" b="0"/>
-            <wp:docPr id="16" name="Рисунок 16"/>
+          <wp:inline distT="0" distB="0" distL="0" distR="0" wp14:anchorId="6F2A0A63" wp14:editId="0EEB0847">
+            <wp:extent cx="4322924" cy="4128323"/>
+            <wp:effectExtent l="0" t="0" r="1905" b="5715"/>
+            <wp:docPr id="1" name="Рисунок 1"/>
             <wp:cNvGraphicFramePr>
               <a:graphicFrameLocks xmlns:a="http://schemas.openxmlformats.org/drawingml/2006/main" noChangeAspect="1"/>
             </wp:cNvGraphicFramePr>
@@ -1161,36 +1164,23 @@
               <a:graphicData uri="http://schemas.openxmlformats.org/drawingml/2006/picture">
                 <pic:pic xmlns:pic="http://schemas.openxmlformats.org/drawingml/2006/picture">
                   <pic:nvPicPr>
-                    <pic:cNvPr id="0" name="Picture 61"/>
-                    <pic:cNvPicPr>
-                      <a:picLocks noChangeAspect="1" noChangeArrowheads="1"/>
-                    </pic:cNvPicPr>
+                    <pic:cNvPr id="1" name=""/>
+                    <pic:cNvPicPr/>
                   </pic:nvPicPr>
                   <pic:blipFill>
-                    <a:blip r:embed="rId8">
-                      <a:extLst>
-                        <a:ext uri="{28A0092B-C50C-407E-A947-70E740481C1C}">
-                          <a14:useLocalDpi xmlns:a14="http://schemas.microsoft.com/office/drawing/2010/main" val="0"/>
-                        </a:ext>
-                      </a:extLst>
-                    </a:blip>
-                    <a:srcRect/>
+                    <a:blip r:embed="rId8"/>
                     <a:stretch>
                       <a:fillRect/>
                     </a:stretch>
                   </pic:blipFill>
-                  <pic:spPr bwMode="auto">
+                  <pic:spPr>
                     <a:xfrm>
                       <a:off x="0" y="0"/>
-                      <a:ext cx="4810125" cy="3162300"/>
+                      <a:ext cx="4322924" cy="4128323"/>
                     </a:xfrm>
                     <a:prstGeom prst="rect">
                       <a:avLst/>
                     </a:prstGeom>
-                    <a:noFill/>
-                    <a:ln>
-                      <a:noFill/>
-                    </a:ln>
                   </pic:spPr>
                 </pic:pic>
               </a:graphicData>
@@ -1230,12 +1220,15 @@
         <w:spacing w:before="0" w:line="360" w:lineRule="auto"/>
       </w:pPr>
       <w:r>
+        <w:rPr>
+          <w:noProof/>
+        </w:rPr>
         <w:lastRenderedPageBreak/>
         <w:drawing>
-          <wp:inline distT="0" distB="0" distL="0" distR="0" wp14:anchorId="38CFF415" wp14:editId="0A6CE7F1">
-            <wp:extent cx="3524250" cy="4171950"/>
-            <wp:effectExtent l="0" t="0" r="0" b="0"/>
-            <wp:docPr id="15" name="Рисунок 15"/>
+          <wp:inline distT="0" distB="0" distL="0" distR="0" wp14:anchorId="2881FDDC" wp14:editId="49861A9F">
+            <wp:extent cx="2147777" cy="4331083"/>
+            <wp:effectExtent l="0" t="0" r="5080" b="0"/>
+            <wp:docPr id="2" name="Рисунок 2"/>
             <wp:cNvGraphicFramePr>
               <a:graphicFrameLocks xmlns:a="http://schemas.openxmlformats.org/drawingml/2006/main" noChangeAspect="1"/>
             </wp:cNvGraphicFramePr>
@@ -1243,7 +1236,7 @@
               <a:graphicData uri="http://schemas.openxmlformats.org/drawingml/2006/picture">
                 <pic:pic xmlns:pic="http://schemas.openxmlformats.org/drawingml/2006/picture">
                   <pic:nvPicPr>
-                    <pic:cNvPr id="0" name="Рисунок 2"/>
+                    <pic:cNvPr id="0" name="Picture 1"/>
                     <pic:cNvPicPr>
                       <a:picLocks noChangeAspect="1" noChangeArrowheads="1"/>
                     </pic:cNvPicPr>
@@ -1264,7 +1257,7 @@
                   <pic:spPr bwMode="auto">
                     <a:xfrm>
                       <a:off x="0" y="0"/>
-                      <a:ext cx="3524250" cy="4171950"/>
+                      <a:ext cx="2167494" cy="4370843"/>
                     </a:xfrm>
                     <a:prstGeom prst="rect">
                       <a:avLst/>
@@ -1343,10 +1336,10 @@
       <w:r>
         <w:lastRenderedPageBreak/>
         <w:drawing>
-          <wp:inline distT="0" distB="0" distL="0" distR="0" wp14:anchorId="1CD3AE8F" wp14:editId="6A457A57">
-            <wp:extent cx="4057650" cy="5133975"/>
-            <wp:effectExtent l="0" t="0" r="0" b="9525"/>
-            <wp:docPr id="14" name="Рисунок 14"/>
+          <wp:inline distT="0" distB="0" distL="0" distR="0" wp14:anchorId="56CD16F4" wp14:editId="28739D8D">
+            <wp:extent cx="2179675" cy="4060278"/>
+            <wp:effectExtent l="0" t="0" r="0" b="0"/>
+            <wp:docPr id="3" name="Рисунок 3"/>
             <wp:cNvGraphicFramePr>
               <a:graphicFrameLocks xmlns:a="http://schemas.openxmlformats.org/drawingml/2006/main" noChangeAspect="1"/>
             </wp:cNvGraphicFramePr>
@@ -1354,36 +1347,23 @@
               <a:graphicData uri="http://schemas.openxmlformats.org/drawingml/2006/picture">
                 <pic:pic xmlns:pic="http://schemas.openxmlformats.org/drawingml/2006/picture">
                   <pic:nvPicPr>
-                    <pic:cNvPr id="0" name="Рисунок 3"/>
-                    <pic:cNvPicPr>
-                      <a:picLocks noChangeAspect="1" noChangeArrowheads="1"/>
-                    </pic:cNvPicPr>
+                    <pic:cNvPr id="1" name=""/>
+                    <pic:cNvPicPr/>
                   </pic:nvPicPr>
                   <pic:blipFill>
-                    <a:blip r:embed="rId10">
-                      <a:extLst>
-                        <a:ext uri="{28A0092B-C50C-407E-A947-70E740481C1C}">
-                          <a14:useLocalDpi xmlns:a14="http://schemas.microsoft.com/office/drawing/2010/main" val="0"/>
-                        </a:ext>
-                      </a:extLst>
-                    </a:blip>
-                    <a:srcRect/>
+                    <a:blip r:embed="rId10"/>
                     <a:stretch>
                       <a:fillRect/>
                     </a:stretch>
                   </pic:blipFill>
-                  <pic:spPr bwMode="auto">
+                  <pic:spPr>
                     <a:xfrm>
                       <a:off x="0" y="0"/>
-                      <a:ext cx="4057650" cy="5133975"/>
+                      <a:ext cx="2188929" cy="4077515"/>
                     </a:xfrm>
                     <a:prstGeom prst="rect">
                       <a:avLst/>
                     </a:prstGeom>
-                    <a:noFill/>
-                    <a:ln>
-                      <a:noFill/>
-                    </a:ln>
                   </pic:spPr>
                 </pic:pic>
               </a:graphicData>
@@ -1431,10 +1411,10 @@
       <w:r>
         <w:lastRenderedPageBreak/>
         <w:drawing>
-          <wp:inline distT="0" distB="0" distL="0" distR="0" wp14:anchorId="7FDC711F" wp14:editId="1B6AEEB2">
-            <wp:extent cx="6122035" cy="3018155"/>
+          <wp:inline distT="0" distB="0" distL="0" distR="0" wp14:anchorId="01E05CF7" wp14:editId="55D71192">
+            <wp:extent cx="6122035" cy="3246755"/>
             <wp:effectExtent l="0" t="0" r="0" b="0"/>
-            <wp:docPr id="13" name="Рисунок 13"/>
+            <wp:docPr id="5" name="Рисунок 5"/>
             <wp:cNvGraphicFramePr>
               <a:graphicFrameLocks xmlns:a="http://schemas.openxmlformats.org/drawingml/2006/main" noChangeAspect="1"/>
             </wp:cNvGraphicFramePr>
@@ -1442,36 +1422,23 @@
               <a:graphicData uri="http://schemas.openxmlformats.org/drawingml/2006/picture">
                 <pic:pic xmlns:pic="http://schemas.openxmlformats.org/drawingml/2006/picture">
                   <pic:nvPicPr>
-                    <pic:cNvPr id="0" name="Рисунок 1"/>
-                    <pic:cNvPicPr>
-                      <a:picLocks noChangeAspect="1" noChangeArrowheads="1"/>
-                    </pic:cNvPicPr>
+                    <pic:cNvPr id="1" name=""/>
+                    <pic:cNvPicPr/>
                   </pic:nvPicPr>
                   <pic:blipFill>
-                    <a:blip r:embed="rId11">
-                      <a:extLst>
-                        <a:ext uri="{28A0092B-C50C-407E-A947-70E740481C1C}">
-                          <a14:useLocalDpi xmlns:a14="http://schemas.microsoft.com/office/drawing/2010/main" val="0"/>
-                        </a:ext>
-                      </a:extLst>
-                    </a:blip>
-                    <a:srcRect/>
+                    <a:blip r:embed="rId11"/>
                     <a:stretch>
                       <a:fillRect/>
                     </a:stretch>
                   </pic:blipFill>
-                  <pic:spPr bwMode="auto">
+                  <pic:spPr>
                     <a:xfrm>
                       <a:off x="0" y="0"/>
-                      <a:ext cx="6122035" cy="3018155"/>
+                      <a:ext cx="6122035" cy="3246755"/>
                     </a:xfrm>
                     <a:prstGeom prst="rect">
                       <a:avLst/>
                     </a:prstGeom>
-                    <a:noFill/>
-                    <a:ln>
-                      <a:noFill/>
-                    </a:ln>
                   </pic:spPr>
                 </pic:pic>
               </a:graphicData>
@@ -1509,7 +1476,7 @@
 </file>
 
 <file path=word/endnotes.xml><?xml version="1.0" encoding="utf-8"?>
-<w:endnotes xmlns:wpc="http://schemas.microsoft.com/office/word/2010/wordprocessingCanvas" xmlns:cx="http://schemas.microsoft.com/office/drawing/2014/chartex" xmlns:cx1="http://schemas.microsoft.com/office/drawing/2015/9/8/chartex" xmlns:cx2="http://schemas.microsoft.com/office/drawing/2015/10/21/chartex" xmlns:cx3="http://schemas.microsoft.com/office/drawing/2016/5/9/chartex" xmlns:cx4="http://schemas.microsoft.com/office/drawing/2016/5/10/chartex" xmlns:cx5="http://schemas.microsoft.com/office/drawing/2016/5/11/chartex" xmlns:cx6="http://schemas.microsoft.com/office/drawing/2016/5/12/chartex" xmlns:cx7="http://schemas.microsoft.com/office/drawing/2016/5/13/chartex" xmlns:cx8="http://schemas.microsoft.com/office/drawing/2016/5/14/chartex" xmlns:mc="http://schemas.openxmlformats.org/markup-compatibility/2006" xmlns:aink="http://schemas.microsoft.com/office/drawing/2016/ink" xmlns:am3d="http://schemas.microsoft.com/office/drawing/2017/model3d" xmlns:o="urn:schemas-microsoft-com:office:office" xmlns:oel="http://schemas.microsoft.com/office/2019/extlst" xmlns:r="http://schemas.openxmlformats.org/officeDocument/2006/relationships" xmlns:m="http://schemas.openxmlformats.org/officeDocument/2006/math" xmlns:v="urn:schemas-microsoft-com:vml" xmlns:wp14="http://schemas.microsoft.com/office/word/2010/wordprocessingDrawing" xmlns:wp="http://schemas.openxmlformats.org/drawingml/2006/wordprocessingDrawing" xmlns:w10="urn:schemas-microsoft-com:office:word" xmlns:w="http://schemas.openxmlformats.org/wordprocessingml/2006/main" xmlns:w14="http://schemas.microsoft.com/office/word/2010/wordml" xmlns:w15="http://schemas.microsoft.com/office/word/2012/wordml" xmlns:w16cex="http://schemas.microsoft.com/office/word/2018/wordml/cex" xmlns:w16cid="http://schemas.microsoft.com/office/word/2016/wordml/cid" xmlns:w16="http://schemas.microsoft.com/office/word/2018/wordml" xmlns:w16sdtdh="http://schemas.microsoft.com/office/word/2020/wordml/sdtdatahash" xmlns:w16se="http://schemas.microsoft.com/office/word/2015/wordml/symex" xmlns:wpg="http://schemas.microsoft.com/office/word/2010/wordprocessingGroup" xmlns:wpi="http://schemas.microsoft.com/office/word/2010/wordprocessingInk" xmlns:wne="http://schemas.microsoft.com/office/word/2006/wordml" xmlns:wps="http://schemas.microsoft.com/office/word/2010/wordprocessingShape" mc:Ignorable="w14 w15 w16se w16cid w16 w16cex w16sdtdh wp14">
+<w:endnotes xmlns:wpc="http://schemas.microsoft.com/office/word/2010/wordprocessingCanvas" xmlns:cx="http://schemas.microsoft.com/office/drawing/2014/chartex" xmlns:cx1="http://schemas.microsoft.com/office/drawing/2015/9/8/chartex" xmlns:cx2="http://schemas.microsoft.com/office/drawing/2015/10/21/chartex" xmlns:cx3="http://schemas.microsoft.com/office/drawing/2016/5/9/chartex" xmlns:cx4="http://schemas.microsoft.com/office/drawing/2016/5/10/chartex" xmlns:cx5="http://schemas.microsoft.com/office/drawing/2016/5/11/chartex" xmlns:cx6="http://schemas.microsoft.com/office/drawing/2016/5/12/chartex" xmlns:cx7="http://schemas.microsoft.com/office/drawing/2016/5/13/chartex" xmlns:cx8="http://schemas.microsoft.com/office/drawing/2016/5/14/chartex" xmlns:mc="http://schemas.openxmlformats.org/markup-compatibility/2006" xmlns:aink="http://schemas.microsoft.com/office/drawing/2016/ink" xmlns:am3d="http://schemas.microsoft.com/office/drawing/2017/model3d" xmlns:o="urn:schemas-microsoft-com:office:office" xmlns:r="http://schemas.openxmlformats.org/officeDocument/2006/relationships" xmlns:m="http://schemas.openxmlformats.org/officeDocument/2006/math" xmlns:v="urn:schemas-microsoft-com:vml" xmlns:wp14="http://schemas.microsoft.com/office/word/2010/wordprocessingDrawing" xmlns:wp="http://schemas.openxmlformats.org/drawingml/2006/wordprocessingDrawing" xmlns:w10="urn:schemas-microsoft-com:office:word" xmlns:w="http://schemas.openxmlformats.org/wordprocessingml/2006/main" xmlns:w14="http://schemas.microsoft.com/office/word/2010/wordml" xmlns:w15="http://schemas.microsoft.com/office/word/2012/wordml" xmlns:w16cex="http://schemas.microsoft.com/office/word/2018/wordml/cex" xmlns:w16cid="http://schemas.microsoft.com/office/word/2016/wordml/cid" xmlns:w16="http://schemas.microsoft.com/office/word/2018/wordml" xmlns:w16sdtdh="http://schemas.microsoft.com/office/word/2020/wordml/sdtdatahash" xmlns:w16se="http://schemas.microsoft.com/office/word/2015/wordml/symex" xmlns:wpg="http://schemas.microsoft.com/office/word/2010/wordprocessingGroup" xmlns:wpi="http://schemas.microsoft.com/office/word/2010/wordprocessingInk" xmlns:wne="http://schemas.microsoft.com/office/word/2006/wordml" xmlns:wps="http://schemas.microsoft.com/office/word/2010/wordprocessingShape" mc:Ignorable="w14 w15 w16se w16cid w16 w16cex w16sdtdh wp14">
   <w:endnote w:type="separator" w:id="-1">
     <w:p>
       <w:r>
@@ -1528,7 +1495,7 @@
 </file>
 
 <file path=word/footer1.xml><?xml version="1.0" encoding="utf-8"?>
-<w:ftr xmlns:wpc="http://schemas.microsoft.com/office/word/2010/wordprocessingCanvas" xmlns:cx="http://schemas.microsoft.com/office/drawing/2014/chartex" xmlns:cx1="http://schemas.microsoft.com/office/drawing/2015/9/8/chartex" xmlns:cx2="http://schemas.microsoft.com/office/drawing/2015/10/21/chartex" xmlns:cx3="http://schemas.microsoft.com/office/drawing/2016/5/9/chartex" xmlns:cx4="http://schemas.microsoft.com/office/drawing/2016/5/10/chartex" xmlns:cx5="http://schemas.microsoft.com/office/drawing/2016/5/11/chartex" xmlns:cx6="http://schemas.microsoft.com/office/drawing/2016/5/12/chartex" xmlns:cx7="http://schemas.microsoft.com/office/drawing/2016/5/13/chartex" xmlns:cx8="http://schemas.microsoft.com/office/drawing/2016/5/14/chartex" xmlns:mc="http://schemas.openxmlformats.org/markup-compatibility/2006" xmlns:aink="http://schemas.microsoft.com/office/drawing/2016/ink" xmlns:am3d="http://schemas.microsoft.com/office/drawing/2017/model3d" xmlns:o="urn:schemas-microsoft-com:office:office" xmlns:oel="http://schemas.microsoft.com/office/2019/extlst" xmlns:r="http://schemas.openxmlformats.org/officeDocument/2006/relationships" xmlns:m="http://schemas.openxmlformats.org/officeDocument/2006/math" xmlns:v="urn:schemas-microsoft-com:vml" xmlns:wp14="http://schemas.microsoft.com/office/word/2010/wordprocessingDrawing" xmlns:wp="http://schemas.openxmlformats.org/drawingml/2006/wordprocessingDrawing" xmlns:w10="urn:schemas-microsoft-com:office:word" xmlns:w="http://schemas.openxmlformats.org/wordprocessingml/2006/main" xmlns:w14="http://schemas.microsoft.com/office/word/2010/wordml" xmlns:w15="http://schemas.microsoft.com/office/word/2012/wordml" xmlns:w16cex="http://schemas.microsoft.com/office/word/2018/wordml/cex" xmlns:w16cid="http://schemas.microsoft.com/office/word/2016/wordml/cid" xmlns:w16="http://schemas.microsoft.com/office/word/2018/wordml" xmlns:w16sdtdh="http://schemas.microsoft.com/office/word/2020/wordml/sdtdatahash" xmlns:w16se="http://schemas.microsoft.com/office/word/2015/wordml/symex" xmlns:wpg="http://schemas.microsoft.com/office/word/2010/wordprocessingGroup" xmlns:wpi="http://schemas.microsoft.com/office/word/2010/wordprocessingInk" xmlns:wne="http://schemas.microsoft.com/office/word/2006/wordml" xmlns:wps="http://schemas.microsoft.com/office/word/2010/wordprocessingShape" mc:Ignorable="w14 w15 w16se w16cid w16 w16cex w16sdtdh wp14">
+<w:ftr xmlns:wpc="http://schemas.microsoft.com/office/word/2010/wordprocessingCanvas" xmlns:cx="http://schemas.microsoft.com/office/drawing/2014/chartex" xmlns:cx1="http://schemas.microsoft.com/office/drawing/2015/9/8/chartex" xmlns:cx2="http://schemas.microsoft.com/office/drawing/2015/10/21/chartex" xmlns:cx3="http://schemas.microsoft.com/office/drawing/2016/5/9/chartex" xmlns:cx4="http://schemas.microsoft.com/office/drawing/2016/5/10/chartex" xmlns:cx5="http://schemas.microsoft.com/office/drawing/2016/5/11/chartex" xmlns:cx6="http://schemas.microsoft.com/office/drawing/2016/5/12/chartex" xmlns:cx7="http://schemas.microsoft.com/office/drawing/2016/5/13/chartex" xmlns:cx8="http://schemas.microsoft.com/office/drawing/2016/5/14/chartex" xmlns:mc="http://schemas.openxmlformats.org/markup-compatibility/2006" xmlns:aink="http://schemas.microsoft.com/office/drawing/2016/ink" xmlns:am3d="http://schemas.microsoft.com/office/drawing/2017/model3d" xmlns:o="urn:schemas-microsoft-com:office:office" xmlns:r="http://schemas.openxmlformats.org/officeDocument/2006/relationships" xmlns:m="http://schemas.openxmlformats.org/officeDocument/2006/math" xmlns:v="urn:schemas-microsoft-com:vml" xmlns:wp14="http://schemas.microsoft.com/office/word/2010/wordprocessingDrawing" xmlns:wp="http://schemas.openxmlformats.org/drawingml/2006/wordprocessingDrawing" xmlns:w10="urn:schemas-microsoft-com:office:word" xmlns:w="http://schemas.openxmlformats.org/wordprocessingml/2006/main" xmlns:w14="http://schemas.microsoft.com/office/word/2010/wordml" xmlns:w15="http://schemas.microsoft.com/office/word/2012/wordml" xmlns:w16cex="http://schemas.microsoft.com/office/word/2018/wordml/cex" xmlns:w16cid="http://schemas.microsoft.com/office/word/2016/wordml/cid" xmlns:w16="http://schemas.microsoft.com/office/word/2018/wordml" xmlns:w16sdtdh="http://schemas.microsoft.com/office/word/2020/wordml/sdtdatahash" xmlns:w16se="http://schemas.microsoft.com/office/word/2015/wordml/symex" xmlns:wpg="http://schemas.microsoft.com/office/word/2010/wordprocessingGroup" xmlns:wpi="http://schemas.microsoft.com/office/word/2010/wordprocessingInk" xmlns:wne="http://schemas.microsoft.com/office/word/2006/wordml" xmlns:wps="http://schemas.microsoft.com/office/word/2010/wordprocessingShape" mc:Ignorable="w14 w15 w16se w16cid w16 w16cex w16sdtdh wp14">
   <w:tbl>
     <w:tblPr>
       <w:tblW w:w="0" w:type="auto"/>
@@ -1607,7 +1574,7 @@
 </file>
 
 <file path=word/footer2.xml><?xml version="1.0" encoding="utf-8"?>
-<w:ftr xmlns:wpc="http://schemas.microsoft.com/office/word/2010/wordprocessingCanvas" xmlns:cx="http://schemas.microsoft.com/office/drawing/2014/chartex" xmlns:cx1="http://schemas.microsoft.com/office/drawing/2015/9/8/chartex" xmlns:cx2="http://schemas.microsoft.com/office/drawing/2015/10/21/chartex" xmlns:cx3="http://schemas.microsoft.com/office/drawing/2016/5/9/chartex" xmlns:cx4="http://schemas.microsoft.com/office/drawing/2016/5/10/chartex" xmlns:cx5="http://schemas.microsoft.com/office/drawing/2016/5/11/chartex" xmlns:cx6="http://schemas.microsoft.com/office/drawing/2016/5/12/chartex" xmlns:cx7="http://schemas.microsoft.com/office/drawing/2016/5/13/chartex" xmlns:cx8="http://schemas.microsoft.com/office/drawing/2016/5/14/chartex" xmlns:mc="http://schemas.openxmlformats.org/markup-compatibility/2006" xmlns:aink="http://schemas.microsoft.com/office/drawing/2016/ink" xmlns:am3d="http://schemas.microsoft.com/office/drawing/2017/model3d" xmlns:o="urn:schemas-microsoft-com:office:office" xmlns:oel="http://schemas.microsoft.com/office/2019/extlst" xmlns:r="http://schemas.openxmlformats.org/officeDocument/2006/relationships" xmlns:m="http://schemas.openxmlformats.org/officeDocument/2006/math" xmlns:v="urn:schemas-microsoft-com:vml" xmlns:wp14="http://schemas.microsoft.com/office/word/2010/wordprocessingDrawing" xmlns:wp="http://schemas.openxmlformats.org/drawingml/2006/wordprocessingDrawing" xmlns:w10="urn:schemas-microsoft-com:office:word" xmlns:w="http://schemas.openxmlformats.org/wordprocessingml/2006/main" xmlns:w14="http://schemas.microsoft.com/office/word/2010/wordml" xmlns:w15="http://schemas.microsoft.com/office/word/2012/wordml" xmlns:w16cex="http://schemas.microsoft.com/office/word/2018/wordml/cex" xmlns:w16cid="http://schemas.microsoft.com/office/word/2016/wordml/cid" xmlns:w16="http://schemas.microsoft.com/office/word/2018/wordml" xmlns:w16sdtdh="http://schemas.microsoft.com/office/word/2020/wordml/sdtdatahash" xmlns:w16se="http://schemas.microsoft.com/office/word/2015/wordml/symex" xmlns:wpg="http://schemas.microsoft.com/office/word/2010/wordprocessingGroup" xmlns:wpi="http://schemas.microsoft.com/office/word/2010/wordprocessingInk" xmlns:wne="http://schemas.microsoft.com/office/word/2006/wordml" xmlns:wps="http://schemas.microsoft.com/office/word/2010/wordprocessingShape" mc:Ignorable="w14 w15 w16se w16cid w16 w16cex w16sdtdh wp14">
+<w:ftr xmlns:wpc="http://schemas.microsoft.com/office/word/2010/wordprocessingCanvas" xmlns:cx="http://schemas.microsoft.com/office/drawing/2014/chartex" xmlns:cx1="http://schemas.microsoft.com/office/drawing/2015/9/8/chartex" xmlns:cx2="http://schemas.microsoft.com/office/drawing/2015/10/21/chartex" xmlns:cx3="http://schemas.microsoft.com/office/drawing/2016/5/9/chartex" xmlns:cx4="http://schemas.microsoft.com/office/drawing/2016/5/10/chartex" xmlns:cx5="http://schemas.microsoft.com/office/drawing/2016/5/11/chartex" xmlns:cx6="http://schemas.microsoft.com/office/drawing/2016/5/12/chartex" xmlns:cx7="http://schemas.microsoft.com/office/drawing/2016/5/13/chartex" xmlns:cx8="http://schemas.microsoft.com/office/drawing/2016/5/14/chartex" xmlns:mc="http://schemas.openxmlformats.org/markup-compatibility/2006" xmlns:aink="http://schemas.microsoft.com/office/drawing/2016/ink" xmlns:am3d="http://schemas.microsoft.com/office/drawing/2017/model3d" xmlns:o="urn:schemas-microsoft-com:office:office" xmlns:r="http://schemas.openxmlformats.org/officeDocument/2006/relationships" xmlns:m="http://schemas.openxmlformats.org/officeDocument/2006/math" xmlns:v="urn:schemas-microsoft-com:vml" xmlns:wp14="http://schemas.microsoft.com/office/word/2010/wordprocessingDrawing" xmlns:wp="http://schemas.openxmlformats.org/drawingml/2006/wordprocessingDrawing" xmlns:w10="urn:schemas-microsoft-com:office:word" xmlns:w="http://schemas.openxmlformats.org/wordprocessingml/2006/main" xmlns:w14="http://schemas.microsoft.com/office/word/2010/wordml" xmlns:w15="http://schemas.microsoft.com/office/word/2012/wordml" xmlns:w16cex="http://schemas.microsoft.com/office/word/2018/wordml/cex" xmlns:w16cid="http://schemas.microsoft.com/office/word/2016/wordml/cid" xmlns:w16="http://schemas.microsoft.com/office/word/2018/wordml" xmlns:w16sdtdh="http://schemas.microsoft.com/office/word/2020/wordml/sdtdatahash" xmlns:w16se="http://schemas.microsoft.com/office/word/2015/wordml/symex" xmlns:wpg="http://schemas.microsoft.com/office/word/2010/wordprocessingGroup" xmlns:wpi="http://schemas.microsoft.com/office/word/2010/wordprocessingInk" xmlns:wne="http://schemas.microsoft.com/office/word/2006/wordml" xmlns:wps="http://schemas.microsoft.com/office/word/2010/wordprocessingShape" mc:Ignorable="w14 w15 w16se w16cid w16 w16cex w16sdtdh wp14">
   <w:tbl>
     <w:tblPr>
       <w:tblW w:w="0" w:type="auto"/>
@@ -1668,7 +1635,7 @@
 </file>
 
 <file path=word/footnotes.xml><?xml version="1.0" encoding="utf-8"?>
-<w:footnotes xmlns:wpc="http://schemas.microsoft.com/office/word/2010/wordprocessingCanvas" xmlns:cx="http://schemas.microsoft.com/office/drawing/2014/chartex" xmlns:cx1="http://schemas.microsoft.com/office/drawing/2015/9/8/chartex" xmlns:cx2="http://schemas.microsoft.com/office/drawing/2015/10/21/chartex" xmlns:cx3="http://schemas.microsoft.com/office/drawing/2016/5/9/chartex" xmlns:cx4="http://schemas.microsoft.com/office/drawing/2016/5/10/chartex" xmlns:cx5="http://schemas.microsoft.com/office/drawing/2016/5/11/chartex" xmlns:cx6="http://schemas.microsoft.com/office/drawing/2016/5/12/chartex" xmlns:cx7="http://schemas.microsoft.com/office/drawing/2016/5/13/chartex" xmlns:cx8="http://schemas.microsoft.com/office/drawing/2016/5/14/chartex" xmlns:mc="http://schemas.openxmlformats.org/markup-compatibility/2006" xmlns:aink="http://schemas.microsoft.com/office/drawing/2016/ink" xmlns:am3d="http://schemas.microsoft.com/office/drawing/2017/model3d" xmlns:o="urn:schemas-microsoft-com:office:office" xmlns:oel="http://schemas.microsoft.com/office/2019/extlst" xmlns:r="http://schemas.openxmlformats.org/officeDocument/2006/relationships" xmlns:m="http://schemas.openxmlformats.org/officeDocument/2006/math" xmlns:v="urn:schemas-microsoft-com:vml" xmlns:wp14="http://schemas.microsoft.com/office/word/2010/wordprocessingDrawing" xmlns:wp="http://schemas.openxmlformats.org/drawingml/2006/wordprocessingDrawing" xmlns:w10="urn:schemas-microsoft-com:office:word" xmlns:w="http://schemas.openxmlformats.org/wordprocessingml/2006/main" xmlns:w14="http://schemas.microsoft.com/office/word/2010/wordml" xmlns:w15="http://schemas.microsoft.com/office/word/2012/wordml" xmlns:w16cex="http://schemas.microsoft.com/office/word/2018/wordml/cex" xmlns:w16cid="http://schemas.microsoft.com/office/word/2016/wordml/cid" xmlns:w16="http://schemas.microsoft.com/office/word/2018/wordml" xmlns:w16sdtdh="http://schemas.microsoft.com/office/word/2020/wordml/sdtdatahash" xmlns:w16se="http://schemas.microsoft.com/office/word/2015/wordml/symex" xmlns:wpg="http://schemas.microsoft.com/office/word/2010/wordprocessingGroup" xmlns:wpi="http://schemas.microsoft.com/office/word/2010/wordprocessingInk" xmlns:wne="http://schemas.microsoft.com/office/word/2006/wordml" xmlns:wps="http://schemas.microsoft.com/office/word/2010/wordprocessingShape" mc:Ignorable="w14 w15 w16se w16cid w16 w16cex w16sdtdh wp14">
+<w:footnotes xmlns:wpc="http://schemas.microsoft.com/office/word/2010/wordprocessingCanvas" xmlns:cx="http://schemas.microsoft.com/office/drawing/2014/chartex" xmlns:cx1="http://schemas.microsoft.com/office/drawing/2015/9/8/chartex" xmlns:cx2="http://schemas.microsoft.com/office/drawing/2015/10/21/chartex" xmlns:cx3="http://schemas.microsoft.com/office/drawing/2016/5/9/chartex" xmlns:cx4="http://schemas.microsoft.com/office/drawing/2016/5/10/chartex" xmlns:cx5="http://schemas.microsoft.com/office/drawing/2016/5/11/chartex" xmlns:cx6="http://schemas.microsoft.com/office/drawing/2016/5/12/chartex" xmlns:cx7="http://schemas.microsoft.com/office/drawing/2016/5/13/chartex" xmlns:cx8="http://schemas.microsoft.com/office/drawing/2016/5/14/chartex" xmlns:mc="http://schemas.openxmlformats.org/markup-compatibility/2006" xmlns:aink="http://schemas.microsoft.com/office/drawing/2016/ink" xmlns:am3d="http://schemas.microsoft.com/office/drawing/2017/model3d" xmlns:o="urn:schemas-microsoft-com:office:office" xmlns:r="http://schemas.openxmlformats.org/officeDocument/2006/relationships" xmlns:m="http://schemas.openxmlformats.org/officeDocument/2006/math" xmlns:v="urn:schemas-microsoft-com:vml" xmlns:wp14="http://schemas.microsoft.com/office/word/2010/wordprocessingDrawing" xmlns:wp="http://schemas.openxmlformats.org/drawingml/2006/wordprocessingDrawing" xmlns:w10="urn:schemas-microsoft-com:office:word" xmlns:w="http://schemas.openxmlformats.org/wordprocessingml/2006/main" xmlns:w14="http://schemas.microsoft.com/office/word/2010/wordml" xmlns:w15="http://schemas.microsoft.com/office/word/2012/wordml" xmlns:w16cex="http://schemas.microsoft.com/office/word/2018/wordml/cex" xmlns:w16cid="http://schemas.microsoft.com/office/word/2016/wordml/cid" xmlns:w16="http://schemas.microsoft.com/office/word/2018/wordml" xmlns:w16sdtdh="http://schemas.microsoft.com/office/word/2020/wordml/sdtdatahash" xmlns:w16se="http://schemas.microsoft.com/office/word/2015/wordml/symex" xmlns:wpg="http://schemas.microsoft.com/office/word/2010/wordprocessingGroup" xmlns:wpi="http://schemas.microsoft.com/office/word/2010/wordprocessingInk" xmlns:wne="http://schemas.microsoft.com/office/word/2006/wordml" xmlns:wps="http://schemas.microsoft.com/office/word/2010/wordprocessingShape" mc:Ignorable="w14 w15 w16se w16cid w16 w16cex w16sdtdh wp14">
   <w:footnote w:type="separator" w:id="-1">
     <w:p>
       <w:r>
@@ -1687,7 +1654,7 @@
 </file>
 
 <file path=word/header1.xml><?xml version="1.0" encoding="utf-8"?>
-<w:hdr xmlns:wpc="http://schemas.microsoft.com/office/word/2010/wordprocessingCanvas" xmlns:cx="http://schemas.microsoft.com/office/drawing/2014/chartex" xmlns:cx1="http://schemas.microsoft.com/office/drawing/2015/9/8/chartex" xmlns:cx2="http://schemas.microsoft.com/office/drawing/2015/10/21/chartex" xmlns:cx3="http://schemas.microsoft.com/office/drawing/2016/5/9/chartex" xmlns:cx4="http://schemas.microsoft.com/office/drawing/2016/5/10/chartex" xmlns:cx5="http://schemas.microsoft.com/office/drawing/2016/5/11/chartex" xmlns:cx6="http://schemas.microsoft.com/office/drawing/2016/5/12/chartex" xmlns:cx7="http://schemas.microsoft.com/office/drawing/2016/5/13/chartex" xmlns:cx8="http://schemas.microsoft.com/office/drawing/2016/5/14/chartex" xmlns:mc="http://schemas.openxmlformats.org/markup-compatibility/2006" xmlns:aink="http://schemas.microsoft.com/office/drawing/2016/ink" xmlns:am3d="http://schemas.microsoft.com/office/drawing/2017/model3d" xmlns:o="urn:schemas-microsoft-com:office:office" xmlns:oel="http://schemas.microsoft.com/office/2019/extlst" xmlns:r="http://schemas.openxmlformats.org/officeDocument/2006/relationships" xmlns:m="http://schemas.openxmlformats.org/officeDocument/2006/math" xmlns:v="urn:schemas-microsoft-com:vml" xmlns:wp14="http://schemas.microsoft.com/office/word/2010/wordprocessingDrawing" xmlns:wp="http://schemas.openxmlformats.org/drawingml/2006/wordprocessingDrawing" xmlns:w10="urn:schemas-microsoft-com:office:word" xmlns:w="http://schemas.openxmlformats.org/wordprocessingml/2006/main" xmlns:w14="http://schemas.microsoft.com/office/word/2010/wordml" xmlns:w15="http://schemas.microsoft.com/office/word/2012/wordml" xmlns:w16cex="http://schemas.microsoft.com/office/word/2018/wordml/cex" xmlns:w16cid="http://schemas.microsoft.com/office/word/2016/wordml/cid" xmlns:w16="http://schemas.microsoft.com/office/word/2018/wordml" xmlns:w16sdtdh="http://schemas.microsoft.com/office/word/2020/wordml/sdtdatahash" xmlns:w16se="http://schemas.microsoft.com/office/word/2015/wordml/symex" xmlns:wpg="http://schemas.microsoft.com/office/word/2010/wordprocessingGroup" xmlns:wpi="http://schemas.microsoft.com/office/word/2010/wordprocessingInk" xmlns:wne="http://schemas.microsoft.com/office/word/2006/wordml" xmlns:wps="http://schemas.microsoft.com/office/word/2010/wordprocessingShape" mc:Ignorable="w14 w15 w16se w16cid w16 w16cex w16sdtdh wp14">
+<w:hdr xmlns:wpc="http://schemas.microsoft.com/office/word/2010/wordprocessingCanvas" xmlns:cx="http://schemas.microsoft.com/office/drawing/2014/chartex" xmlns:cx1="http://schemas.microsoft.com/office/drawing/2015/9/8/chartex" xmlns:cx2="http://schemas.microsoft.com/office/drawing/2015/10/21/chartex" xmlns:cx3="http://schemas.microsoft.com/office/drawing/2016/5/9/chartex" xmlns:cx4="http://schemas.microsoft.com/office/drawing/2016/5/10/chartex" xmlns:cx5="http://schemas.microsoft.com/office/drawing/2016/5/11/chartex" xmlns:cx6="http://schemas.microsoft.com/office/drawing/2016/5/12/chartex" xmlns:cx7="http://schemas.microsoft.com/office/drawing/2016/5/13/chartex" xmlns:cx8="http://schemas.microsoft.com/office/drawing/2016/5/14/chartex" xmlns:mc="http://schemas.openxmlformats.org/markup-compatibility/2006" xmlns:aink="http://schemas.microsoft.com/office/drawing/2016/ink" xmlns:am3d="http://schemas.microsoft.com/office/drawing/2017/model3d" xmlns:o="urn:schemas-microsoft-com:office:office" xmlns:r="http://schemas.openxmlformats.org/officeDocument/2006/relationships" xmlns:m="http://schemas.openxmlformats.org/officeDocument/2006/math" xmlns:v="urn:schemas-microsoft-com:vml" xmlns:wp14="http://schemas.microsoft.com/office/word/2010/wordprocessingDrawing" xmlns:wp="http://schemas.openxmlformats.org/drawingml/2006/wordprocessingDrawing" xmlns:w10="urn:schemas-microsoft-com:office:word" xmlns:w="http://schemas.openxmlformats.org/wordprocessingml/2006/main" xmlns:w14="http://schemas.microsoft.com/office/word/2010/wordml" xmlns:w15="http://schemas.microsoft.com/office/word/2012/wordml" xmlns:w16cex="http://schemas.microsoft.com/office/word/2018/wordml/cex" xmlns:w16cid="http://schemas.microsoft.com/office/word/2016/wordml/cid" xmlns:w16="http://schemas.microsoft.com/office/word/2018/wordml" xmlns:w16sdtdh="http://schemas.microsoft.com/office/word/2020/wordml/sdtdatahash" xmlns:w16se="http://schemas.microsoft.com/office/word/2015/wordml/symex" xmlns:wpg="http://schemas.microsoft.com/office/word/2010/wordprocessingGroup" xmlns:wpi="http://schemas.microsoft.com/office/word/2010/wordprocessingInk" xmlns:wne="http://schemas.microsoft.com/office/word/2006/wordml" xmlns:wps="http://schemas.microsoft.com/office/word/2010/wordprocessingShape" mc:Ignorable="w14 w15 w16se w16cid w16 w16cex w16sdtdh wp14">
   <w:tbl>
     <w:tblPr>
       <w:tblW w:w="0" w:type="auto"/>
@@ -1748,7 +1715,7 @@
 </file>
 
 <file path=word/header2.xml><?xml version="1.0" encoding="utf-8"?>
-<w:hdr xmlns:wpc="http://schemas.microsoft.com/office/word/2010/wordprocessingCanvas" xmlns:cx="http://schemas.microsoft.com/office/drawing/2014/chartex" xmlns:cx1="http://schemas.microsoft.com/office/drawing/2015/9/8/chartex" xmlns:cx2="http://schemas.microsoft.com/office/drawing/2015/10/21/chartex" xmlns:cx3="http://schemas.microsoft.com/office/drawing/2016/5/9/chartex" xmlns:cx4="http://schemas.microsoft.com/office/drawing/2016/5/10/chartex" xmlns:cx5="http://schemas.microsoft.com/office/drawing/2016/5/11/chartex" xmlns:cx6="http://schemas.microsoft.com/office/drawing/2016/5/12/chartex" xmlns:cx7="http://schemas.microsoft.com/office/drawing/2016/5/13/chartex" xmlns:cx8="http://schemas.microsoft.com/office/drawing/2016/5/14/chartex" xmlns:mc="http://schemas.openxmlformats.org/markup-compatibility/2006" xmlns:aink="http://schemas.microsoft.com/office/drawing/2016/ink" xmlns:am3d="http://schemas.microsoft.com/office/drawing/2017/model3d" xmlns:o="urn:schemas-microsoft-com:office:office" xmlns:oel="http://schemas.microsoft.com/office/2019/extlst" xmlns:r="http://schemas.openxmlformats.org/officeDocument/2006/relationships" xmlns:m="http://schemas.openxmlformats.org/officeDocument/2006/math" xmlns:v="urn:schemas-microsoft-com:vml" xmlns:wp14="http://schemas.microsoft.com/office/word/2010/wordprocessingDrawing" xmlns:wp="http://schemas.openxmlformats.org/drawingml/2006/wordprocessingDrawing" xmlns:w10="urn:schemas-microsoft-com:office:word" xmlns:w="http://schemas.openxmlformats.org/wordprocessingml/2006/main" xmlns:w14="http://schemas.microsoft.com/office/word/2010/wordml" xmlns:w15="http://schemas.microsoft.com/office/word/2012/wordml" xmlns:w16cex="http://schemas.microsoft.com/office/word/2018/wordml/cex" xmlns:w16cid="http://schemas.microsoft.com/office/word/2016/wordml/cid" xmlns:w16="http://schemas.microsoft.com/office/word/2018/wordml" xmlns:w16sdtdh="http://schemas.microsoft.com/office/word/2020/wordml/sdtdatahash" xmlns:w16se="http://schemas.microsoft.com/office/word/2015/wordml/symex" xmlns:wpg="http://schemas.microsoft.com/office/word/2010/wordprocessingGroup" xmlns:wpi="http://schemas.microsoft.com/office/word/2010/wordprocessingInk" xmlns:wne="http://schemas.microsoft.com/office/word/2006/wordml" xmlns:wps="http://schemas.microsoft.com/office/word/2010/wordprocessingShape" mc:Ignorable="w14 w15 w16se w16cid w16 w16cex w16sdtdh wp14">
+<w:hdr xmlns:wpc="http://schemas.microsoft.com/office/word/2010/wordprocessingCanvas" xmlns:cx="http://schemas.microsoft.com/office/drawing/2014/chartex" xmlns:cx1="http://schemas.microsoft.com/office/drawing/2015/9/8/chartex" xmlns:cx2="http://schemas.microsoft.com/office/drawing/2015/10/21/chartex" xmlns:cx3="http://schemas.microsoft.com/office/drawing/2016/5/9/chartex" xmlns:cx4="http://schemas.microsoft.com/office/drawing/2016/5/10/chartex" xmlns:cx5="http://schemas.microsoft.com/office/drawing/2016/5/11/chartex" xmlns:cx6="http://schemas.microsoft.com/office/drawing/2016/5/12/chartex" xmlns:cx7="http://schemas.microsoft.com/office/drawing/2016/5/13/chartex" xmlns:cx8="http://schemas.microsoft.com/office/drawing/2016/5/14/chartex" xmlns:mc="http://schemas.openxmlformats.org/markup-compatibility/2006" xmlns:aink="http://schemas.microsoft.com/office/drawing/2016/ink" xmlns:am3d="http://schemas.microsoft.com/office/drawing/2017/model3d" xmlns:o="urn:schemas-microsoft-com:office:office" xmlns:r="http://schemas.openxmlformats.org/officeDocument/2006/relationships" xmlns:m="http://schemas.openxmlformats.org/officeDocument/2006/math" xmlns:v="urn:schemas-microsoft-com:vml" xmlns:wp14="http://schemas.microsoft.com/office/word/2010/wordprocessingDrawing" xmlns:wp="http://schemas.openxmlformats.org/drawingml/2006/wordprocessingDrawing" xmlns:w10="urn:schemas-microsoft-com:office:word" xmlns:w="http://schemas.openxmlformats.org/wordprocessingml/2006/main" xmlns:w14="http://schemas.microsoft.com/office/word/2010/wordml" xmlns:w15="http://schemas.microsoft.com/office/word/2012/wordml" xmlns:w16cex="http://schemas.microsoft.com/office/word/2018/wordml/cex" xmlns:w16cid="http://schemas.microsoft.com/office/word/2016/wordml/cid" xmlns:w16="http://schemas.microsoft.com/office/word/2018/wordml" xmlns:w16sdtdh="http://schemas.microsoft.com/office/word/2020/wordml/sdtdatahash" xmlns:w16se="http://schemas.microsoft.com/office/word/2015/wordml/symex" xmlns:wpg="http://schemas.microsoft.com/office/word/2010/wordprocessingGroup" xmlns:wpi="http://schemas.microsoft.com/office/word/2010/wordprocessingInk" xmlns:wne="http://schemas.microsoft.com/office/word/2006/wordml" xmlns:wps="http://schemas.microsoft.com/office/word/2010/wordprocessingShape" mc:Ignorable="w14 w15 w16se w16cid w16 w16cex w16sdtdh wp14">
   <w:p/>
   <w:tbl>
     <w:tblPr>
@@ -1810,7 +1777,7 @@
 </file>
 
 <file path=word/numbering.xml><?xml version="1.0" encoding="utf-8"?>
-<w:numbering xmlns:wpc="http://schemas.microsoft.com/office/word/2010/wordprocessingCanvas" xmlns:cx="http://schemas.microsoft.com/office/drawing/2014/chartex" xmlns:cx1="http://schemas.microsoft.com/office/drawing/2015/9/8/chartex" xmlns:cx2="http://schemas.microsoft.com/office/drawing/2015/10/21/chartex" xmlns:cx3="http://schemas.microsoft.com/office/drawing/2016/5/9/chartex" xmlns:cx4="http://schemas.microsoft.com/office/drawing/2016/5/10/chartex" xmlns:cx5="http://schemas.microsoft.com/office/drawing/2016/5/11/chartex" xmlns:cx6="http://schemas.microsoft.com/office/drawing/2016/5/12/chartex" xmlns:cx7="http://schemas.microsoft.com/office/drawing/2016/5/13/chartex" xmlns:cx8="http://schemas.microsoft.com/office/drawing/2016/5/14/chartex" xmlns:mc="http://schemas.openxmlformats.org/markup-compatibility/2006" xmlns:aink="http://schemas.microsoft.com/office/drawing/2016/ink" xmlns:am3d="http://schemas.microsoft.com/office/drawing/2017/model3d" xmlns:o="urn:schemas-microsoft-com:office:office" xmlns:oel="http://schemas.microsoft.com/office/2019/extlst" xmlns:r="http://schemas.openxmlformats.org/officeDocument/2006/relationships" xmlns:m="http://schemas.openxmlformats.org/officeDocument/2006/math" xmlns:v="urn:schemas-microsoft-com:vml" xmlns:wp14="http://schemas.microsoft.com/office/word/2010/wordprocessingDrawing" xmlns:wp="http://schemas.openxmlformats.org/drawingml/2006/wordprocessingDrawing" xmlns:w10="urn:schemas-microsoft-com:office:word" xmlns:w="http://schemas.openxmlformats.org/wordprocessingml/2006/main" xmlns:w14="http://schemas.microsoft.com/office/word/2010/wordml" xmlns:w15="http://schemas.microsoft.com/office/word/2012/wordml" xmlns:w16cex="http://schemas.microsoft.com/office/word/2018/wordml/cex" xmlns:w16cid="http://schemas.microsoft.com/office/word/2016/wordml/cid" xmlns:w16="http://schemas.microsoft.com/office/word/2018/wordml" xmlns:w16sdtdh="http://schemas.microsoft.com/office/word/2020/wordml/sdtdatahash" xmlns:w16se="http://schemas.microsoft.com/office/word/2015/wordml/symex" xmlns:wpg="http://schemas.microsoft.com/office/word/2010/wordprocessingGroup" xmlns:wpi="http://schemas.microsoft.com/office/word/2010/wordprocessingInk" xmlns:wne="http://schemas.microsoft.com/office/word/2006/wordml" xmlns:wps="http://schemas.microsoft.com/office/word/2010/wordprocessingShape" mc:Ignorable="w14 w15 w16se w16cid w16 w16cex w16sdtdh wp14">
+<w:numbering xmlns:wpc="http://schemas.microsoft.com/office/word/2010/wordprocessingCanvas" xmlns:cx="http://schemas.microsoft.com/office/drawing/2014/chartex" xmlns:cx1="http://schemas.microsoft.com/office/drawing/2015/9/8/chartex" xmlns:cx2="http://schemas.microsoft.com/office/drawing/2015/10/21/chartex" xmlns:cx3="http://schemas.microsoft.com/office/drawing/2016/5/9/chartex" xmlns:cx4="http://schemas.microsoft.com/office/drawing/2016/5/10/chartex" xmlns:cx5="http://schemas.microsoft.com/office/drawing/2016/5/11/chartex" xmlns:cx6="http://schemas.microsoft.com/office/drawing/2016/5/12/chartex" xmlns:cx7="http://schemas.microsoft.com/office/drawing/2016/5/13/chartex" xmlns:cx8="http://schemas.microsoft.com/office/drawing/2016/5/14/chartex" xmlns:mc="http://schemas.openxmlformats.org/markup-compatibility/2006" xmlns:aink="http://schemas.microsoft.com/office/drawing/2016/ink" xmlns:am3d="http://schemas.microsoft.com/office/drawing/2017/model3d" xmlns:o="urn:schemas-microsoft-com:office:office" xmlns:r="http://schemas.openxmlformats.org/officeDocument/2006/relationships" xmlns:m="http://schemas.openxmlformats.org/officeDocument/2006/math" xmlns:v="urn:schemas-microsoft-com:vml" xmlns:wp14="http://schemas.microsoft.com/office/word/2010/wordprocessingDrawing" xmlns:wp="http://schemas.openxmlformats.org/drawingml/2006/wordprocessingDrawing" xmlns:w10="urn:schemas-microsoft-com:office:word" xmlns:w="http://schemas.openxmlformats.org/wordprocessingml/2006/main" xmlns:w14="http://schemas.microsoft.com/office/word/2010/wordml" xmlns:w15="http://schemas.microsoft.com/office/word/2012/wordml" xmlns:w16cex="http://schemas.microsoft.com/office/word/2018/wordml/cex" xmlns:w16cid="http://schemas.microsoft.com/office/word/2016/wordml/cid" xmlns:w16="http://schemas.microsoft.com/office/word/2018/wordml" xmlns:w16sdtdh="http://schemas.microsoft.com/office/word/2020/wordml/sdtdatahash" xmlns:w16se="http://schemas.microsoft.com/office/word/2015/wordml/symex" xmlns:wpg="http://schemas.microsoft.com/office/word/2010/wordprocessingGroup" xmlns:wpi="http://schemas.microsoft.com/office/word/2010/wordprocessingInk" xmlns:wne="http://schemas.microsoft.com/office/word/2006/wordml" xmlns:wps="http://schemas.microsoft.com/office/word/2010/wordprocessingShape" mc:Ignorable="w14 w15 w16se w16cid w16 w16cex w16sdtdh wp14">
   <w:abstractNum w:abstractNumId="0" w15:restartNumberingAfterBreak="0">
     <w:nsid w:val="0DC68866"/>
     <w:multiLevelType w:val="multilevel"/>
@@ -2634,31 +2601,31 @@
       </w:pPr>
     </w:lvl>
   </w:abstractNum>
-  <w:num w:numId="1" w16cid:durableId="1882159521">
+  <w:num w:numId="1">
     <w:abstractNumId w:val="0"/>
   </w:num>
-  <w:num w:numId="2" w16cid:durableId="1585605844">
+  <w:num w:numId="2">
     <w:abstractNumId w:val="5"/>
   </w:num>
-  <w:num w:numId="3" w16cid:durableId="5133043">
+  <w:num w:numId="3">
     <w:abstractNumId w:val="6"/>
   </w:num>
-  <w:num w:numId="4" w16cid:durableId="13652979">
+  <w:num w:numId="4">
     <w:abstractNumId w:val="2"/>
   </w:num>
-  <w:num w:numId="5" w16cid:durableId="1265916690">
+  <w:num w:numId="5">
     <w:abstractNumId w:val="1"/>
   </w:num>
-  <w:num w:numId="6" w16cid:durableId="1901096072">
+  <w:num w:numId="6">
     <w:abstractNumId w:val="8"/>
   </w:num>
-  <w:num w:numId="7" w16cid:durableId="998313586">
+  <w:num w:numId="7">
     <w:abstractNumId w:val="7"/>
   </w:num>
-  <w:num w:numId="8" w16cid:durableId="1891306594">
+  <w:num w:numId="8">
     <w:abstractNumId w:val="3"/>
   </w:num>
-  <w:num w:numId="9" w16cid:durableId="1322926358">
+  <w:num w:numId="9">
     <w:abstractNumId w:val="4"/>
   </w:num>
 </w:numbering>
@@ -3170,6 +3137,7 @@
   <w:style w:type="character" w:default="1" w:styleId="a0">
     <w:name w:val="Default Paragraph Font"/>
     <w:uiPriority w:val="1"/>
+    <w:semiHidden/>
     <w:unhideWhenUsed/>
   </w:style>
   <w:style w:type="table" w:default="1" w:styleId="a1">

--- a/КИСП/ЛР9_ЛаврешинКИСП.docx
+++ b/КИСП/ЛР9_ЛаврешинКИСП.docx
@@ -1,6 +1,6 @@
 
 <file path=word/document.xml><?xml version="1.0" encoding="utf-8"?>
-<w:document xmlns:wpc="http://schemas.microsoft.com/office/word/2010/wordprocessingCanvas" xmlns:cx="http://schemas.microsoft.com/office/drawing/2014/chartex" xmlns:cx1="http://schemas.microsoft.com/office/drawing/2015/9/8/chartex" xmlns:cx2="http://schemas.microsoft.com/office/drawing/2015/10/21/chartex" xmlns:cx3="http://schemas.microsoft.com/office/drawing/2016/5/9/chartex" xmlns:cx4="http://schemas.microsoft.com/office/drawing/2016/5/10/chartex" xmlns:cx5="http://schemas.microsoft.com/office/drawing/2016/5/11/chartex" xmlns:cx6="http://schemas.microsoft.com/office/drawing/2016/5/12/chartex" xmlns:cx7="http://schemas.microsoft.com/office/drawing/2016/5/13/chartex" xmlns:cx8="http://schemas.microsoft.com/office/drawing/2016/5/14/chartex" xmlns:mc="http://schemas.openxmlformats.org/markup-compatibility/2006" xmlns:aink="http://schemas.microsoft.com/office/drawing/2016/ink" xmlns:am3d="http://schemas.microsoft.com/office/drawing/2017/model3d" xmlns:o="urn:schemas-microsoft-com:office:office" xmlns:r="http://schemas.openxmlformats.org/officeDocument/2006/relationships" xmlns:m="http://schemas.openxmlformats.org/officeDocument/2006/math" xmlns:v="urn:schemas-microsoft-com:vml" xmlns:wp14="http://schemas.microsoft.com/office/word/2010/wordprocessingDrawing" xmlns:wp="http://schemas.openxmlformats.org/drawingml/2006/wordprocessingDrawing" xmlns:w10="urn:schemas-microsoft-com:office:word" xmlns:w="http://schemas.openxmlformats.org/wordprocessingml/2006/main" xmlns:w14="http://schemas.microsoft.com/office/word/2010/wordml" xmlns:w15="http://schemas.microsoft.com/office/word/2012/wordml" xmlns:w16cex="http://schemas.microsoft.com/office/word/2018/wordml/cex" xmlns:w16cid="http://schemas.microsoft.com/office/word/2016/wordml/cid" xmlns:w16="http://schemas.microsoft.com/office/word/2018/wordml" xmlns:w16sdtdh="http://schemas.microsoft.com/office/word/2020/wordml/sdtdatahash" xmlns:w16se="http://schemas.microsoft.com/office/word/2015/wordml/symex" xmlns:wpg="http://schemas.microsoft.com/office/word/2010/wordprocessingGroup" xmlns:wpi="http://schemas.microsoft.com/office/word/2010/wordprocessingInk" xmlns:wne="http://schemas.microsoft.com/office/word/2006/wordml" xmlns:wps="http://schemas.microsoft.com/office/word/2010/wordprocessingShape" mc:Ignorable="w14 w15 w16se w16cid w16 w16cex w16sdtdh wp14">
+<w:document xmlns:wpc="http://schemas.microsoft.com/office/word/2010/wordprocessingCanvas" xmlns:cx="http://schemas.microsoft.com/office/drawing/2014/chartex" xmlns:cx1="http://schemas.microsoft.com/office/drawing/2015/9/8/chartex" xmlns:cx2="http://schemas.microsoft.com/office/drawing/2015/10/21/chartex" xmlns:cx3="http://schemas.microsoft.com/office/drawing/2016/5/9/chartex" xmlns:cx4="http://schemas.microsoft.com/office/drawing/2016/5/10/chartex" xmlns:cx5="http://schemas.microsoft.com/office/drawing/2016/5/11/chartex" xmlns:cx6="http://schemas.microsoft.com/office/drawing/2016/5/12/chartex" xmlns:cx7="http://schemas.microsoft.com/office/drawing/2016/5/13/chartex" xmlns:cx8="http://schemas.microsoft.com/office/drawing/2016/5/14/chartex" xmlns:mc="http://schemas.openxmlformats.org/markup-compatibility/2006" xmlns:aink="http://schemas.microsoft.com/office/drawing/2016/ink" xmlns:am3d="http://schemas.microsoft.com/office/drawing/2017/model3d" xmlns:o="urn:schemas-microsoft-com:office:office" xmlns:oel="http://schemas.microsoft.com/office/2019/extlst" xmlns:r="http://schemas.openxmlformats.org/officeDocument/2006/relationships" xmlns:m="http://schemas.openxmlformats.org/officeDocument/2006/math" xmlns:v="urn:schemas-microsoft-com:vml" xmlns:wp14="http://schemas.microsoft.com/office/word/2010/wordprocessingDrawing" xmlns:wp="http://schemas.openxmlformats.org/drawingml/2006/wordprocessingDrawing" xmlns:w10="urn:schemas-microsoft-com:office:word" xmlns:w="http://schemas.openxmlformats.org/wordprocessingml/2006/main" xmlns:w14="http://schemas.microsoft.com/office/word/2010/wordml" xmlns:w15="http://schemas.microsoft.com/office/word/2012/wordml" xmlns:w16cex="http://schemas.microsoft.com/office/word/2018/wordml/cex" xmlns:w16cid="http://schemas.microsoft.com/office/word/2016/wordml/cid" xmlns:w16="http://schemas.microsoft.com/office/word/2018/wordml" xmlns:w16sdtdh="http://schemas.microsoft.com/office/word/2020/wordml/sdtdatahash" xmlns:w16se="http://schemas.microsoft.com/office/word/2015/wordml/symex" xmlns:wpg="http://schemas.microsoft.com/office/word/2010/wordprocessingGroup" xmlns:wpi="http://schemas.microsoft.com/office/word/2010/wordprocessingInk" xmlns:wne="http://schemas.microsoft.com/office/word/2006/wordml" xmlns:wps="http://schemas.microsoft.com/office/word/2010/wordprocessingShape" mc:Ignorable="w14 w15 w16se w16cid w16 w16cex w16sdtdh wp14">
   <w:body>
     <w:p>
       <w:pPr>
@@ -170,13 +170,8 @@
               <w:jc w:val="center"/>
             </w:pPr>
             <w:r>
-              <w:t xml:space="preserve">доцент, </w:t>
+              <w:t>доцент, канд</w:t>
             </w:r>
-            <w:proofErr w:type="spellStart"/>
-            <w:r>
-              <w:t>канд</w:t>
-            </w:r>
-            <w:proofErr w:type="spellEnd"/>
             <w:r>
               <w:rPr>
                 <w:lang w:val="en-US"/>
@@ -1019,7 +1014,13 @@
         <w:jc w:val="both"/>
       </w:pPr>
       <w:r>
+        <w:t>Освоение механизма бухгалтерских записей в среде 1С</w:t>
+      </w:r>
+      <w:r>
         <w:t>.</w:t>
+      </w:r>
+      <w:r>
+        <w:br w:type="page"/>
       </w:r>
     </w:p>
     <w:p>
@@ -1033,20 +1034,6 @@
         <w:jc w:val="both"/>
       </w:pPr>
       <w:r>
-        <w:br w:type="page"/>
-      </w:r>
-    </w:p>
-    <w:p>
-      <w:pPr>
-        <w:pStyle w:val="1"/>
-        <w:tabs>
-          <w:tab w:val="left" w:pos="1155"/>
-        </w:tabs>
-        <w:spacing w:before="74"/>
-        <w:ind w:left="720"/>
-        <w:jc w:val="both"/>
-      </w:pPr>
-      <w:r>
         <w:lastRenderedPageBreak/>
         <w:t>2 Задание</w:t>
       </w:r>
@@ -1108,39 +1095,106 @@
         <w:jc w:val="both"/>
       </w:pPr>
       <w:r>
-        <w:t>Первым шагом был создан отчёт «</w:t>
-      </w:r>
-      <w:proofErr w:type="spellStart"/>
+        <w:t>На начальном этапе разработали отч</w:t>
+      </w:r>
+      <w:r>
+        <w:t>е</w:t>
+      </w:r>
+      <w:r>
+        <w:t xml:space="preserve">т под названием </w:t>
+      </w:r>
+      <w:r>
+        <w:t>“</w:t>
+      </w:r>
       <w:r>
         <w:t>ОстаткиПоСчетамБухУч</w:t>
       </w:r>
-      <w:proofErr w:type="spellEnd"/>
-      <w:r>
-        <w:t>» на базе виртуальной таблицы «</w:t>
-      </w:r>
-      <w:proofErr w:type="spellStart"/>
+      <w:r>
+        <w:t>”</w:t>
+      </w:r>
+      <w:r>
+        <w:t xml:space="preserve">. Источником данных послужила виртуальная таблица </w:t>
+      </w:r>
+      <w:r>
+        <w:t>“</w:t>
+      </w:r>
       <w:r>
         <w:t>РегистрБухгалтерии.РегистрБухУчет.Остатки</w:t>
       </w:r>
-      <w:proofErr w:type="spellEnd"/>
-      <w:r>
-        <w:t>» с полями «Счёт», «</w:t>
-      </w:r>
-      <w:proofErr w:type="spellStart"/>
+      <w:r>
+        <w:t>”</w:t>
+      </w:r>
+      <w:r>
+        <w:t xml:space="preserve">, из которой использовались три показателя: </w:t>
+      </w:r>
+      <w:r>
+        <w:t>“</w:t>
+      </w:r>
+      <w:r>
+        <w:t>Сч</w:t>
+      </w:r>
+      <w:r>
+        <w:t>е</w:t>
+      </w:r>
+      <w:r>
+        <w:t>т</w:t>
+      </w:r>
+      <w:r>
+        <w:t>”</w:t>
+      </w:r>
+      <w:r>
+        <w:t xml:space="preserve">, </w:t>
+      </w:r>
+      <w:r>
+        <w:t>“</w:t>
+      </w:r>
       <w:r>
         <w:t>СуммаОстатокДт</w:t>
       </w:r>
-      <w:proofErr w:type="spellEnd"/>
-      <w:r>
-        <w:t>» и «</w:t>
-      </w:r>
-      <w:proofErr w:type="spellStart"/>
+      <w:r>
+        <w:t>”</w:t>
+      </w:r>
+      <w:r>
+        <w:t xml:space="preserve"> и </w:t>
+      </w:r>
+      <w:r>
+        <w:t>“</w:t>
+      </w:r>
       <w:r>
         <w:t>СуммаОстатокКт</w:t>
       </w:r>
-      <w:proofErr w:type="spellEnd"/>
-      <w:r>
-        <w:t>». Отчёт имеет вид списка, сгруппированного по счёту, и содержит настраиваемый пользователем параметр «Период». Также реализован гибкий отбор по счёту, позволяющий анализировать данные как по всем счетам, так и по их группам (активам или пассивам). Результат отображён на рисунке 1.</w:t>
+      <w:r>
+        <w:t>”</w:t>
+      </w:r>
+      <w:r>
+        <w:t>. Информация в отч</w:t>
+      </w:r>
+      <w:r>
+        <w:t>е</w:t>
+      </w:r>
+      <w:r>
+        <w:t xml:space="preserve">те представлена в виде перечня, где записи сгруппированы по счетам. Пользователь может самостоятельно задавать </w:t>
+      </w:r>
+      <w:r>
+        <w:t>“</w:t>
+      </w:r>
+      <w:r>
+        <w:t>Период</w:t>
+      </w:r>
+      <w:r>
+        <w:t>”</w:t>
+      </w:r>
+      <w:r>
+        <w:t xml:space="preserve"> через специальный параметр. Кроме того, предусмотрена настраиваемая фильтрация по номерам счетов: при желании можно анализировать данные как по всем счетам целиком, так и по отдельным их категориям. Итоговый вид этого отч</w:t>
+      </w:r>
+      <w:r>
+        <w:t>е</w:t>
+      </w:r>
+      <w:r>
+        <w:t>та показан на рисунке 1</w:t>
+      </w:r>
+      <w:r>
+        <w:t>.</w:t>
       </w:r>
     </w:p>
     <w:p>
@@ -1153,9 +1207,9 @@
           <w:noProof/>
         </w:rPr>
         <w:drawing>
-          <wp:inline distT="0" distB="0" distL="0" distR="0" wp14:anchorId="6F2A0A63" wp14:editId="0EEB0847">
-            <wp:extent cx="4322924" cy="4128323"/>
-            <wp:effectExtent l="0" t="0" r="1905" b="5715"/>
+          <wp:inline distT="0" distB="0" distL="0" distR="0" wp14:anchorId="6F2A0A63" wp14:editId="4B0B5880">
+            <wp:extent cx="3314700" cy="3165486"/>
+            <wp:effectExtent l="0" t="0" r="0" b="0"/>
             <wp:docPr id="1" name="Рисунок 1"/>
             <wp:cNvGraphicFramePr>
               <a:graphicFrameLocks xmlns:a="http://schemas.openxmlformats.org/drawingml/2006/main" noChangeAspect="1"/>
@@ -1176,7 +1230,7 @@
                   <pic:spPr>
                     <a:xfrm>
                       <a:off x="0" y="0"/>
-                      <a:ext cx="4322924" cy="4128323"/>
+                      <a:ext cx="3319524" cy="3170093"/>
                     </a:xfrm>
                     <a:prstGeom prst="rect">
                       <a:avLst/>
@@ -1195,13 +1249,17 @@
         <w:spacing w:before="0" w:line="360" w:lineRule="auto"/>
       </w:pPr>
       <w:r>
-        <w:t xml:space="preserve">Рисунок 1 – Отчет Остатки по счетам бух </w:t>
-      </w:r>
-      <w:proofErr w:type="spellStart"/>
-      <w:r>
-        <w:t>уч</w:t>
-      </w:r>
-      <w:proofErr w:type="spellEnd"/>
+        <w:t xml:space="preserve">Рисунок 1 – Отчет </w:t>
+      </w:r>
+      <w:r>
+        <w:t>“</w:t>
+      </w:r>
+      <w:r>
+        <w:t>Остатки по счетам бух уч</w:t>
+      </w:r>
+      <w:r>
+        <w:t>”</w:t>
+      </w:r>
     </w:p>
     <w:p>
       <w:pPr>
@@ -1211,7 +1269,40 @@
         <w:jc w:val="both"/>
       </w:pPr>
       <w:r>
-        <w:t>Следующим был создан отчёт «Баланс» на основе того же запроса к виртуальной таблице остатков. Его главная особенность — разделение информации на активы и пассивы. Для этого в схеме компоновки данных предусмотрены две группировки с разными фильтрами: для активов используется отбор по активным счетам, для пассивов — по пассивным. Результат приведён на рисунке 2.</w:t>
+        <w:t>Затем был подготовлен отч</w:t>
+      </w:r>
+      <w:r>
+        <w:t>е</w:t>
+      </w:r>
+      <w:r>
+        <w:t xml:space="preserve">т </w:t>
+      </w:r>
+      <w:r>
+        <w:t>“</w:t>
+      </w:r>
+      <w:r>
+        <w:t>Баланс</w:t>
+      </w:r>
+      <w:r>
+        <w:t>”</w:t>
+      </w:r>
+      <w:r>
+        <w:t>. В его основе лежит тот же самый запрос к виртуальной таблице остатков, однако ключевое отличие заключается в разделении всей информации на две группы: активы и пассивы. Для этого в схеме компоновки настроили две отдельные группировки, к каждой из которых применили свой фильтр. Активная часть формируется за сч</w:t>
+      </w:r>
+      <w:r>
+        <w:t>е</w:t>
+      </w:r>
+      <w:r>
+        <w:t>т отбора по счетам активов, а пассивная</w:t>
+      </w:r>
+      <w:r>
+        <w:t xml:space="preserve"> – </w:t>
+      </w:r>
+      <w:r>
+        <w:t>по пассивам. Полученный результат можно увидеть на рисунке 2</w:t>
+      </w:r>
+      <w:r>
+        <w:t>.</w:t>
       </w:r>
     </w:p>
     <w:p>
@@ -1225,9 +1316,9 @@
         </w:rPr>
         <w:lastRenderedPageBreak/>
         <w:drawing>
-          <wp:inline distT="0" distB="0" distL="0" distR="0" wp14:anchorId="2881FDDC" wp14:editId="49861A9F">
-            <wp:extent cx="2147777" cy="4331083"/>
-            <wp:effectExtent l="0" t="0" r="5080" b="0"/>
+          <wp:inline distT="0" distB="0" distL="0" distR="0" wp14:anchorId="2881FDDC" wp14:editId="3BA85BFA">
+            <wp:extent cx="1323975" cy="2669852"/>
+            <wp:effectExtent l="0" t="0" r="0" b="0"/>
             <wp:docPr id="2" name="Рисунок 2"/>
             <wp:cNvGraphicFramePr>
               <a:graphicFrameLocks xmlns:a="http://schemas.openxmlformats.org/drawingml/2006/main" noChangeAspect="1"/>
@@ -1257,7 +1348,7 @@
                   <pic:spPr bwMode="auto">
                     <a:xfrm>
                       <a:off x="0" y="0"/>
-                      <a:ext cx="2167494" cy="4370843"/>
+                      <a:ext cx="1342821" cy="2707856"/>
                     </a:xfrm>
                     <a:prstGeom prst="rect">
                       <a:avLst/>
@@ -1280,7 +1371,16 @@
         <w:spacing w:before="0" w:line="360" w:lineRule="auto"/>
       </w:pPr>
       <w:r>
-        <w:t>Рисунок 2 – Отчет Баланс</w:t>
+        <w:t xml:space="preserve">Рисунок 2 – Отчет </w:t>
+      </w:r>
+      <w:r>
+        <w:t>“</w:t>
+      </w:r>
+      <w:r>
+        <w:t>Баланс</w:t>
+      </w:r>
+      <w:r>
+        <w:t>”</w:t>
       </w:r>
     </w:p>
     <w:p>
@@ -1291,41 +1391,94 @@
         <w:jc w:val="both"/>
       </w:pPr>
       <w:r>
-        <w:t>Для реализации механизма закрытия периода в план счетов был добавлен предопределенный счет «Прибыль». Далее был создан документ «</w:t>
-      </w:r>
-      <w:proofErr w:type="spellStart"/>
+        <w:t>Чтобы обеспечить возможность закрытия отч</w:t>
+      </w:r>
+      <w:r>
+        <w:t>е</w:t>
+      </w:r>
+      <w:r>
+        <w:t>тного периода, в план счетов добавили специальный предопредел</w:t>
+      </w:r>
+      <w:r>
+        <w:t>е</w:t>
+      </w:r>
+      <w:r>
+        <w:t>нный сч</w:t>
+      </w:r>
+      <w:r>
+        <w:t>е</w:t>
+      </w:r>
+      <w:r>
+        <w:t xml:space="preserve">т под названием «Прибыль». После этого создали документ </w:t>
+      </w:r>
+      <w:r>
+        <w:t>“</w:t>
+      </w:r>
       <w:r>
         <w:t>ЗакрытиеМесяца</w:t>
       </w:r>
-      <w:proofErr w:type="spellEnd"/>
-      <w:r>
-        <w:t xml:space="preserve">», включенный в подсистему </w:t>
-      </w:r>
-      <w:proofErr w:type="spellStart"/>
+      <w:r>
+        <w:t>”</w:t>
+      </w:r>
+      <w:r>
+        <w:t xml:space="preserve">, который включили в подсистему </w:t>
+      </w:r>
+      <w:r>
+        <w:t>“</w:t>
+      </w:r>
       <w:r>
         <w:t>БухУчет</w:t>
       </w:r>
-      <w:proofErr w:type="spellEnd"/>
-      <w:r>
-        <w:t xml:space="preserve">. Документ не содержит реквизитов и табличных частей, так как закрываемый месяц определяется датой самого документа. Этот документ был назначен регистратором для регистра бухгалтерии </w:t>
-      </w:r>
-      <w:proofErr w:type="spellStart"/>
+      <w:r>
+        <w:t>”</w:t>
+      </w:r>
+      <w:r>
+        <w:t xml:space="preserve">. У этого документа нет ни реквизитов, ни табличных частей </w:t>
+      </w:r>
+      <w:r>
+        <w:t>–</w:t>
+      </w:r>
+      <w:r>
+        <w:t xml:space="preserve"> месяц для закрытия определяется исключительно по дате самого документа. Данный документ назначили регистратором для бухгалтерского регистра </w:t>
+      </w:r>
+      <w:r>
+        <w:t>“</w:t>
+      </w:r>
       <w:r>
         <w:t>РегистрБухУчет</w:t>
       </w:r>
-      <w:proofErr w:type="spellEnd"/>
-      <w:r>
-        <w:t xml:space="preserve">. После выполнения закрытия месяца отчет </w:t>
-      </w:r>
-      <w:r>
-        <w:rPr>
-          <w:b/>
-          <w:bCs/>
-        </w:rPr>
+      <w:r>
+        <w:t>”</w:t>
+      </w:r>
+      <w:r>
+        <w:t>. Когда процедура закрытия месяца была выполнена, отч</w:t>
+      </w:r>
+      <w:r>
+        <w:t>е</w:t>
+      </w:r>
+      <w:r>
+        <w:t xml:space="preserve">т </w:t>
+      </w:r>
+      <w:r>
+        <w:t>“</w:t>
+      </w:r>
+      <w:r>
         <w:t>Баланс</w:t>
       </w:r>
       <w:r>
-        <w:t xml:space="preserve"> был повторно сформирован для проверки результата. Результат представлен на рисунке 3. </w:t>
+        <w:t>”</w:t>
+      </w:r>
+      <w:r>
+        <w:t xml:space="preserve"> сформировали повторно, чтобы проконтролировать корректность расч</w:t>
+      </w:r>
+      <w:r>
+        <w:t>е</w:t>
+      </w:r>
+      <w:r>
+        <w:t>тов. Результаты этого контроля приведены на рисунке 3</w:t>
+      </w:r>
+      <w:r>
+        <w:t xml:space="preserve">. </w:t>
       </w:r>
     </w:p>
     <w:p>
@@ -1334,11 +1487,13 @@
         <w:spacing w:before="0" w:line="360" w:lineRule="auto"/>
       </w:pPr>
       <w:r>
-        <w:lastRenderedPageBreak/>
+        <w:rPr>
+          <w:noProof/>
+        </w:rPr>
         <w:drawing>
-          <wp:inline distT="0" distB="0" distL="0" distR="0" wp14:anchorId="56CD16F4" wp14:editId="28739D8D">
-            <wp:extent cx="2179675" cy="4060278"/>
-            <wp:effectExtent l="0" t="0" r="0" b="0"/>
+          <wp:inline distT="0" distB="0" distL="0" distR="0" wp14:anchorId="56CD16F4" wp14:editId="17692B4F">
+            <wp:extent cx="1401044" cy="2609850"/>
+            <wp:effectExtent l="0" t="0" r="8890" b="0"/>
             <wp:docPr id="3" name="Рисунок 3"/>
             <wp:cNvGraphicFramePr>
               <a:graphicFrameLocks xmlns:a="http://schemas.openxmlformats.org/drawingml/2006/main" noChangeAspect="1"/>
@@ -1359,7 +1514,7 @@
                   <pic:spPr>
                     <a:xfrm>
                       <a:off x="0" y="0"/>
-                      <a:ext cx="2188929" cy="4077515"/>
+                      <a:ext cx="1413378" cy="2632826"/>
                     </a:xfrm>
                     <a:prstGeom prst="rect">
                       <a:avLst/>
@@ -1378,7 +1533,19 @@
         <w:spacing w:before="0" w:line="360" w:lineRule="auto"/>
       </w:pPr>
       <w:r>
-        <w:t>Рисунок 3 – Отчет Баланс после закрытия документа</w:t>
+        <w:t xml:space="preserve">Рисунок 3 – Отчет </w:t>
+      </w:r>
+      <w:r>
+        <w:t>“</w:t>
+      </w:r>
+      <w:r>
+        <w:t>Баланс</w:t>
+      </w:r>
+      <w:r>
+        <w:t>”</w:t>
+      </w:r>
+      <w:r>
+        <w:t xml:space="preserve"> после закрытия документа</w:t>
       </w:r>
     </w:p>
     <w:p>
@@ -1389,7 +1556,86 @@
         <w:jc w:val="both"/>
       </w:pPr>
       <w:r>
-        <w:t>В качестве самостоятельного задания был разработан отчет «Карточка счета», предназначенный для отображения состояния конкретного счета на указанный период. При создании отчета использовалась виртуальная таблица Остатки регистра бухгалтерии. В отчете были предусмотрены параметры Период и Счет.</w:t>
+        <w:lastRenderedPageBreak/>
+        <w:t>В рамках самостоятельной работы составили ещ</w:t>
+      </w:r>
+      <w:r>
+        <w:t>е</w:t>
+      </w:r>
+      <w:r>
+        <w:t xml:space="preserve"> один отч</w:t>
+      </w:r>
+      <w:r>
+        <w:t>е</w:t>
+      </w:r>
+      <w:r>
+        <w:t xml:space="preserve">т </w:t>
+      </w:r>
+      <w:r>
+        <w:t>–</w:t>
+      </w:r>
+      <w:r>
+        <w:t xml:space="preserve"> </w:t>
+      </w:r>
+      <w:r>
+        <w:t>“</w:t>
+      </w:r>
+      <w:r>
+        <w:t>Карточка счета</w:t>
+      </w:r>
+      <w:r>
+        <w:t>”</w:t>
+      </w:r>
+      <w:r>
+        <w:t xml:space="preserve">. Его назначение </w:t>
+      </w:r>
+      <w:r>
+        <w:t>–</w:t>
+      </w:r>
+      <w:r>
+        <w:t xml:space="preserve"> отображать состояние выбранного сч</w:t>
+      </w:r>
+      <w:r>
+        <w:t>е</w:t>
+      </w:r>
+      <w:r>
+        <w:t>та за указанный временной промежуток. При построении этого отч</w:t>
+      </w:r>
+      <w:r>
+        <w:t>е</w:t>
+      </w:r>
+      <w:r>
+        <w:t xml:space="preserve">та также задействовали виртуальную таблицу остатков бухгалтерского регистра. В отчёте предусмотрены два ключевых параметра: </w:t>
+      </w:r>
+      <w:r>
+        <w:t>“</w:t>
+      </w:r>
+      <w:r>
+        <w:t>Период</w:t>
+      </w:r>
+      <w:r>
+        <w:t>”</w:t>
+      </w:r>
+      <w:r>
+        <w:t xml:space="preserve"> и </w:t>
+      </w:r>
+      <w:r>
+        <w:t>“</w:t>
+      </w:r>
+      <w:r>
+        <w:t>Сч</w:t>
+      </w:r>
+      <w:r>
+        <w:t>е</w:t>
+      </w:r>
+      <w:r>
+        <w:t>т</w:t>
+      </w:r>
+      <w:r>
+        <w:t>”</w:t>
+      </w:r>
+      <w:r>
+        <w:t>.</w:t>
       </w:r>
     </w:p>
     <w:p>
@@ -1400,7 +1646,16 @@
         <w:jc w:val="both"/>
       </w:pPr>
       <w:r>
-        <w:t xml:space="preserve">Особое внимание было уделено реализации отбора по счету. Чтобы изменения, внесенные пользователем в план счетов, не влияли на корректность формирования отчета, отбор был выполнен не по коду и не по наименованию счета, а по ссылке на элемент плана счетов. Результат представлен на рисунке 4. </w:t>
+        <w:t>Особое внимание уделили механизму фильтрации по сч</w:t>
+      </w:r>
+      <w:r>
+        <w:t>е</w:t>
+      </w:r>
+      <w:r>
+        <w:t>ту. Чтобы любые правки, которые пользователь вносит в план счетов, никак не искажали итоговые данные, условие отбора сделали привязанным не к коду или названию, а к прямой ссылке на элемент плана счетов. Окончательный вариант показан на рисунке 4</w:t>
+      </w:r>
+      <w:r>
+        <w:t xml:space="preserve">. </w:t>
       </w:r>
     </w:p>
     <w:p>
@@ -1409,10 +1664,12 @@
         <w:spacing w:before="0" w:line="360" w:lineRule="auto"/>
       </w:pPr>
       <w:r>
-        <w:lastRenderedPageBreak/>
+        <w:rPr>
+          <w:noProof/>
+        </w:rPr>
         <w:drawing>
-          <wp:inline distT="0" distB="0" distL="0" distR="0" wp14:anchorId="01E05CF7" wp14:editId="55D71192">
-            <wp:extent cx="6122035" cy="3246755"/>
+          <wp:inline distT="0" distB="0" distL="0" distR="0" wp14:anchorId="01E05CF7" wp14:editId="42DAF551">
+            <wp:extent cx="5567664" cy="2952750"/>
             <wp:effectExtent l="0" t="0" r="0" b="0"/>
             <wp:docPr id="5" name="Рисунок 5"/>
             <wp:cNvGraphicFramePr>
@@ -1434,7 +1691,7 @@
                   <pic:spPr>
                     <a:xfrm>
                       <a:off x="0" y="0"/>
-                      <a:ext cx="6122035" cy="3246755"/>
+                      <a:ext cx="5573466" cy="2955827"/>
                     </a:xfrm>
                     <a:prstGeom prst="rect">
                       <a:avLst/>
@@ -1451,12 +1708,30 @@
       <w:pPr>
         <w:pStyle w:val="a5"/>
         <w:spacing w:before="0" w:line="360" w:lineRule="auto"/>
-      </w:pPr>
-      <w:r>
-        <w:t>Рисунок 4 – Карточка счета</w:t>
-      </w:r>
-      <w:r>
-        <w:t xml:space="preserve"> </w:t>
+        <w:rPr>
+          <w:lang w:val="en-US"/>
+        </w:rPr>
+      </w:pPr>
+      <w:r>
+        <w:t xml:space="preserve">Рисунок 4 – </w:t>
+      </w:r>
+      <w:r>
+        <w:t xml:space="preserve">Отчет </w:t>
+      </w:r>
+      <w:r>
+        <w:rPr>
+          <w:lang w:val="en-US"/>
+        </w:rPr>
+        <w:t>“</w:t>
+      </w:r>
+      <w:r>
+        <w:t>Карточка счета</w:t>
+      </w:r>
+      <w:r>
+        <w:rPr>
+          <w:lang w:val="en-US"/>
+        </w:rPr>
+        <w:t>”</w:t>
       </w:r>
     </w:p>
     <w:sectPr>
@@ -1476,7 +1751,7 @@
 </file>
 
 <file path=word/endnotes.xml><?xml version="1.0" encoding="utf-8"?>
-<w:endnotes xmlns:wpc="http://schemas.microsoft.com/office/word/2010/wordprocessingCanvas" xmlns:cx="http://schemas.microsoft.com/office/drawing/2014/chartex" xmlns:cx1="http://schemas.microsoft.com/office/drawing/2015/9/8/chartex" xmlns:cx2="http://schemas.microsoft.com/office/drawing/2015/10/21/chartex" xmlns:cx3="http://schemas.microsoft.com/office/drawing/2016/5/9/chartex" xmlns:cx4="http://schemas.microsoft.com/office/drawing/2016/5/10/chartex" xmlns:cx5="http://schemas.microsoft.com/office/drawing/2016/5/11/chartex" xmlns:cx6="http://schemas.microsoft.com/office/drawing/2016/5/12/chartex" xmlns:cx7="http://schemas.microsoft.com/office/drawing/2016/5/13/chartex" xmlns:cx8="http://schemas.microsoft.com/office/drawing/2016/5/14/chartex" xmlns:mc="http://schemas.openxmlformats.org/markup-compatibility/2006" xmlns:aink="http://schemas.microsoft.com/office/drawing/2016/ink" xmlns:am3d="http://schemas.microsoft.com/office/drawing/2017/model3d" xmlns:o="urn:schemas-microsoft-com:office:office" xmlns:r="http://schemas.openxmlformats.org/officeDocument/2006/relationships" xmlns:m="http://schemas.openxmlformats.org/officeDocument/2006/math" xmlns:v="urn:schemas-microsoft-com:vml" xmlns:wp14="http://schemas.microsoft.com/office/word/2010/wordprocessingDrawing" xmlns:wp="http://schemas.openxmlformats.org/drawingml/2006/wordprocessingDrawing" xmlns:w10="urn:schemas-microsoft-com:office:word" xmlns:w="http://schemas.openxmlformats.org/wordprocessingml/2006/main" xmlns:w14="http://schemas.microsoft.com/office/word/2010/wordml" xmlns:w15="http://schemas.microsoft.com/office/word/2012/wordml" xmlns:w16cex="http://schemas.microsoft.com/office/word/2018/wordml/cex" xmlns:w16cid="http://schemas.microsoft.com/office/word/2016/wordml/cid" xmlns:w16="http://schemas.microsoft.com/office/word/2018/wordml" xmlns:w16sdtdh="http://schemas.microsoft.com/office/word/2020/wordml/sdtdatahash" xmlns:w16se="http://schemas.microsoft.com/office/word/2015/wordml/symex" xmlns:wpg="http://schemas.microsoft.com/office/word/2010/wordprocessingGroup" xmlns:wpi="http://schemas.microsoft.com/office/word/2010/wordprocessingInk" xmlns:wne="http://schemas.microsoft.com/office/word/2006/wordml" xmlns:wps="http://schemas.microsoft.com/office/word/2010/wordprocessingShape" mc:Ignorable="w14 w15 w16se w16cid w16 w16cex w16sdtdh wp14">
+<w:endnotes xmlns:wpc="http://schemas.microsoft.com/office/word/2010/wordprocessingCanvas" xmlns:cx="http://schemas.microsoft.com/office/drawing/2014/chartex" xmlns:cx1="http://schemas.microsoft.com/office/drawing/2015/9/8/chartex" xmlns:cx2="http://schemas.microsoft.com/office/drawing/2015/10/21/chartex" xmlns:cx3="http://schemas.microsoft.com/office/drawing/2016/5/9/chartex" xmlns:cx4="http://schemas.microsoft.com/office/drawing/2016/5/10/chartex" xmlns:cx5="http://schemas.microsoft.com/office/drawing/2016/5/11/chartex" xmlns:cx6="http://schemas.microsoft.com/office/drawing/2016/5/12/chartex" xmlns:cx7="http://schemas.microsoft.com/office/drawing/2016/5/13/chartex" xmlns:cx8="http://schemas.microsoft.com/office/drawing/2016/5/14/chartex" xmlns:mc="http://schemas.openxmlformats.org/markup-compatibility/2006" xmlns:aink="http://schemas.microsoft.com/office/drawing/2016/ink" xmlns:am3d="http://schemas.microsoft.com/office/drawing/2017/model3d" xmlns:o="urn:schemas-microsoft-com:office:office" xmlns:oel="http://schemas.microsoft.com/office/2019/extlst" xmlns:r="http://schemas.openxmlformats.org/officeDocument/2006/relationships" xmlns:m="http://schemas.openxmlformats.org/officeDocument/2006/math" xmlns:v="urn:schemas-microsoft-com:vml" xmlns:wp14="http://schemas.microsoft.com/office/word/2010/wordprocessingDrawing" xmlns:wp="http://schemas.openxmlformats.org/drawingml/2006/wordprocessingDrawing" xmlns:w10="urn:schemas-microsoft-com:office:word" xmlns:w="http://schemas.openxmlformats.org/wordprocessingml/2006/main" xmlns:w14="http://schemas.microsoft.com/office/word/2010/wordml" xmlns:w15="http://schemas.microsoft.com/office/word/2012/wordml" xmlns:w16cex="http://schemas.microsoft.com/office/word/2018/wordml/cex" xmlns:w16cid="http://schemas.microsoft.com/office/word/2016/wordml/cid" xmlns:w16="http://schemas.microsoft.com/office/word/2018/wordml" xmlns:w16sdtdh="http://schemas.microsoft.com/office/word/2020/wordml/sdtdatahash" xmlns:w16se="http://schemas.microsoft.com/office/word/2015/wordml/symex" xmlns:wpg="http://schemas.microsoft.com/office/word/2010/wordprocessingGroup" xmlns:wpi="http://schemas.microsoft.com/office/word/2010/wordprocessingInk" xmlns:wne="http://schemas.microsoft.com/office/word/2006/wordml" xmlns:wps="http://schemas.microsoft.com/office/word/2010/wordprocessingShape" mc:Ignorable="w14 w15 w16se w16cid w16 w16cex w16sdtdh wp14">
   <w:endnote w:type="separator" w:id="-1">
     <w:p>
       <w:r>
@@ -1495,7 +1770,7 @@
 </file>
 
 <file path=word/footer1.xml><?xml version="1.0" encoding="utf-8"?>
-<w:ftr xmlns:wpc="http://schemas.microsoft.com/office/word/2010/wordprocessingCanvas" xmlns:cx="http://schemas.microsoft.com/office/drawing/2014/chartex" xmlns:cx1="http://schemas.microsoft.com/office/drawing/2015/9/8/chartex" xmlns:cx2="http://schemas.microsoft.com/office/drawing/2015/10/21/chartex" xmlns:cx3="http://schemas.microsoft.com/office/drawing/2016/5/9/chartex" xmlns:cx4="http://schemas.microsoft.com/office/drawing/2016/5/10/chartex" xmlns:cx5="http://schemas.microsoft.com/office/drawing/2016/5/11/chartex" xmlns:cx6="http://schemas.microsoft.com/office/drawing/2016/5/12/chartex" xmlns:cx7="http://schemas.microsoft.com/office/drawing/2016/5/13/chartex" xmlns:cx8="http://schemas.microsoft.com/office/drawing/2016/5/14/chartex" xmlns:mc="http://schemas.openxmlformats.org/markup-compatibility/2006" xmlns:aink="http://schemas.microsoft.com/office/drawing/2016/ink" xmlns:am3d="http://schemas.microsoft.com/office/drawing/2017/model3d" xmlns:o="urn:schemas-microsoft-com:office:office" xmlns:r="http://schemas.openxmlformats.org/officeDocument/2006/relationships" xmlns:m="http://schemas.openxmlformats.org/officeDocument/2006/math" xmlns:v="urn:schemas-microsoft-com:vml" xmlns:wp14="http://schemas.microsoft.com/office/word/2010/wordprocessingDrawing" xmlns:wp="http://schemas.openxmlformats.org/drawingml/2006/wordprocessingDrawing" xmlns:w10="urn:schemas-microsoft-com:office:word" xmlns:w="http://schemas.openxmlformats.org/wordprocessingml/2006/main" xmlns:w14="http://schemas.microsoft.com/office/word/2010/wordml" xmlns:w15="http://schemas.microsoft.com/office/word/2012/wordml" xmlns:w16cex="http://schemas.microsoft.com/office/word/2018/wordml/cex" xmlns:w16cid="http://schemas.microsoft.com/office/word/2016/wordml/cid" xmlns:w16="http://schemas.microsoft.com/office/word/2018/wordml" xmlns:w16sdtdh="http://schemas.microsoft.com/office/word/2020/wordml/sdtdatahash" xmlns:w16se="http://schemas.microsoft.com/office/word/2015/wordml/symex" xmlns:wpg="http://schemas.microsoft.com/office/word/2010/wordprocessingGroup" xmlns:wpi="http://schemas.microsoft.com/office/word/2010/wordprocessingInk" xmlns:wne="http://schemas.microsoft.com/office/word/2006/wordml" xmlns:wps="http://schemas.microsoft.com/office/word/2010/wordprocessingShape" mc:Ignorable="w14 w15 w16se w16cid w16 w16cex w16sdtdh wp14">
+<w:ftr xmlns:wpc="http://schemas.microsoft.com/office/word/2010/wordprocessingCanvas" xmlns:cx="http://schemas.microsoft.com/office/drawing/2014/chartex" xmlns:cx1="http://schemas.microsoft.com/office/drawing/2015/9/8/chartex" xmlns:cx2="http://schemas.microsoft.com/office/drawing/2015/10/21/chartex" xmlns:cx3="http://schemas.microsoft.com/office/drawing/2016/5/9/chartex" xmlns:cx4="http://schemas.microsoft.com/office/drawing/2016/5/10/chartex" xmlns:cx5="http://schemas.microsoft.com/office/drawing/2016/5/11/chartex" xmlns:cx6="http://schemas.microsoft.com/office/drawing/2016/5/12/chartex" xmlns:cx7="http://schemas.microsoft.com/office/drawing/2016/5/13/chartex" xmlns:cx8="http://schemas.microsoft.com/office/drawing/2016/5/14/chartex" xmlns:mc="http://schemas.openxmlformats.org/markup-compatibility/2006" xmlns:aink="http://schemas.microsoft.com/office/drawing/2016/ink" xmlns:am3d="http://schemas.microsoft.com/office/drawing/2017/model3d" xmlns:o="urn:schemas-microsoft-com:office:office" xmlns:oel="http://schemas.microsoft.com/office/2019/extlst" xmlns:r="http://schemas.openxmlformats.org/officeDocument/2006/relationships" xmlns:m="http://schemas.openxmlformats.org/officeDocument/2006/math" xmlns:v="urn:schemas-microsoft-com:vml" xmlns:wp14="http://schemas.microsoft.com/office/word/2010/wordprocessingDrawing" xmlns:wp="http://schemas.openxmlformats.org/drawingml/2006/wordprocessingDrawing" xmlns:w10="urn:schemas-microsoft-com:office:word" xmlns:w="http://schemas.openxmlformats.org/wordprocessingml/2006/main" xmlns:w14="http://schemas.microsoft.com/office/word/2010/wordml" xmlns:w15="http://schemas.microsoft.com/office/word/2012/wordml" xmlns:w16cex="http://schemas.microsoft.com/office/word/2018/wordml/cex" xmlns:w16cid="http://schemas.microsoft.com/office/word/2016/wordml/cid" xmlns:w16="http://schemas.microsoft.com/office/word/2018/wordml" xmlns:w16sdtdh="http://schemas.microsoft.com/office/word/2020/wordml/sdtdatahash" xmlns:w16se="http://schemas.microsoft.com/office/word/2015/wordml/symex" xmlns:wpg="http://schemas.microsoft.com/office/word/2010/wordprocessingGroup" xmlns:wpi="http://schemas.microsoft.com/office/word/2010/wordprocessingInk" xmlns:wne="http://schemas.microsoft.com/office/word/2006/wordml" xmlns:wps="http://schemas.microsoft.com/office/word/2010/wordprocessingShape" mc:Ignorable="w14 w15 w16se w16cid w16 w16cex w16sdtdh wp14">
   <w:tbl>
     <w:tblPr>
       <w:tblW w:w="0" w:type="auto"/>
@@ -1574,7 +1849,7 @@
 </file>
 
 <file path=word/footer2.xml><?xml version="1.0" encoding="utf-8"?>
-<w:ftr xmlns:wpc="http://schemas.microsoft.com/office/word/2010/wordprocessingCanvas" xmlns:cx="http://schemas.microsoft.com/office/drawing/2014/chartex" xmlns:cx1="http://schemas.microsoft.com/office/drawing/2015/9/8/chartex" xmlns:cx2="http://schemas.microsoft.com/office/drawing/2015/10/21/chartex" xmlns:cx3="http://schemas.microsoft.com/office/drawing/2016/5/9/chartex" xmlns:cx4="http://schemas.microsoft.com/office/drawing/2016/5/10/chartex" xmlns:cx5="http://schemas.microsoft.com/office/drawing/2016/5/11/chartex" xmlns:cx6="http://schemas.microsoft.com/office/drawing/2016/5/12/chartex" xmlns:cx7="http://schemas.microsoft.com/office/drawing/2016/5/13/chartex" xmlns:cx8="http://schemas.microsoft.com/office/drawing/2016/5/14/chartex" xmlns:mc="http://schemas.openxmlformats.org/markup-compatibility/2006" xmlns:aink="http://schemas.microsoft.com/office/drawing/2016/ink" xmlns:am3d="http://schemas.microsoft.com/office/drawing/2017/model3d" xmlns:o="urn:schemas-microsoft-com:office:office" xmlns:r="http://schemas.openxmlformats.org/officeDocument/2006/relationships" xmlns:m="http://schemas.openxmlformats.org/officeDocument/2006/math" xmlns:v="urn:schemas-microsoft-com:vml" xmlns:wp14="http://schemas.microsoft.com/office/word/2010/wordprocessingDrawing" xmlns:wp="http://schemas.openxmlformats.org/drawingml/2006/wordprocessingDrawing" xmlns:w10="urn:schemas-microsoft-com:office:word" xmlns:w="http://schemas.openxmlformats.org/wordprocessingml/2006/main" xmlns:w14="http://schemas.microsoft.com/office/word/2010/wordml" xmlns:w15="http://schemas.microsoft.com/office/word/2012/wordml" xmlns:w16cex="http://schemas.microsoft.com/office/word/2018/wordml/cex" xmlns:w16cid="http://schemas.microsoft.com/office/word/2016/wordml/cid" xmlns:w16="http://schemas.microsoft.com/office/word/2018/wordml" xmlns:w16sdtdh="http://schemas.microsoft.com/office/word/2020/wordml/sdtdatahash" xmlns:w16se="http://schemas.microsoft.com/office/word/2015/wordml/symex" xmlns:wpg="http://schemas.microsoft.com/office/word/2010/wordprocessingGroup" xmlns:wpi="http://schemas.microsoft.com/office/word/2010/wordprocessingInk" xmlns:wne="http://schemas.microsoft.com/office/word/2006/wordml" xmlns:wps="http://schemas.microsoft.com/office/word/2010/wordprocessingShape" mc:Ignorable="w14 w15 w16se w16cid w16 w16cex w16sdtdh wp14">
+<w:ftr xmlns:wpc="http://schemas.microsoft.com/office/word/2010/wordprocessingCanvas" xmlns:cx="http://schemas.microsoft.com/office/drawing/2014/chartex" xmlns:cx1="http://schemas.microsoft.com/office/drawing/2015/9/8/chartex" xmlns:cx2="http://schemas.microsoft.com/office/drawing/2015/10/21/chartex" xmlns:cx3="http://schemas.microsoft.com/office/drawing/2016/5/9/chartex" xmlns:cx4="http://schemas.microsoft.com/office/drawing/2016/5/10/chartex" xmlns:cx5="http://schemas.microsoft.com/office/drawing/2016/5/11/chartex" xmlns:cx6="http://schemas.microsoft.com/office/drawing/2016/5/12/chartex" xmlns:cx7="http://schemas.microsoft.com/office/drawing/2016/5/13/chartex" xmlns:cx8="http://schemas.microsoft.com/office/drawing/2016/5/14/chartex" xmlns:mc="http://schemas.openxmlformats.org/markup-compatibility/2006" xmlns:aink="http://schemas.microsoft.com/office/drawing/2016/ink" xmlns:am3d="http://schemas.microsoft.com/office/drawing/2017/model3d" xmlns:o="urn:schemas-microsoft-com:office:office" xmlns:oel="http://schemas.microsoft.com/office/2019/extlst" xmlns:r="http://schemas.openxmlformats.org/officeDocument/2006/relationships" xmlns:m="http://schemas.openxmlformats.org/officeDocument/2006/math" xmlns:v="urn:schemas-microsoft-com:vml" xmlns:wp14="http://schemas.microsoft.com/office/word/2010/wordprocessingDrawing" xmlns:wp="http://schemas.openxmlformats.org/drawingml/2006/wordprocessingDrawing" xmlns:w10="urn:schemas-microsoft-com:office:word" xmlns:w="http://schemas.openxmlformats.org/wordprocessingml/2006/main" xmlns:w14="http://schemas.microsoft.com/office/word/2010/wordml" xmlns:w15="http://schemas.microsoft.com/office/word/2012/wordml" xmlns:w16cex="http://schemas.microsoft.com/office/word/2018/wordml/cex" xmlns:w16cid="http://schemas.microsoft.com/office/word/2016/wordml/cid" xmlns:w16="http://schemas.microsoft.com/office/word/2018/wordml" xmlns:w16sdtdh="http://schemas.microsoft.com/office/word/2020/wordml/sdtdatahash" xmlns:w16se="http://schemas.microsoft.com/office/word/2015/wordml/symex" xmlns:wpg="http://schemas.microsoft.com/office/word/2010/wordprocessingGroup" xmlns:wpi="http://schemas.microsoft.com/office/word/2010/wordprocessingInk" xmlns:wne="http://schemas.microsoft.com/office/word/2006/wordml" xmlns:wps="http://schemas.microsoft.com/office/word/2010/wordprocessingShape" mc:Ignorable="w14 w15 w16se w16cid w16 w16cex w16sdtdh wp14">
   <w:tbl>
     <w:tblPr>
       <w:tblW w:w="0" w:type="auto"/>
@@ -1635,7 +1910,7 @@
 </file>
 
 <file path=word/footnotes.xml><?xml version="1.0" encoding="utf-8"?>
-<w:footnotes xmlns:wpc="http://schemas.microsoft.com/office/word/2010/wordprocessingCanvas" xmlns:cx="http://schemas.microsoft.com/office/drawing/2014/chartex" xmlns:cx1="http://schemas.microsoft.com/office/drawing/2015/9/8/chartex" xmlns:cx2="http://schemas.microsoft.com/office/drawing/2015/10/21/chartex" xmlns:cx3="http://schemas.microsoft.com/office/drawing/2016/5/9/chartex" xmlns:cx4="http://schemas.microsoft.com/office/drawing/2016/5/10/chartex" xmlns:cx5="http://schemas.microsoft.com/office/drawing/2016/5/11/chartex" xmlns:cx6="http://schemas.microsoft.com/office/drawing/2016/5/12/chartex" xmlns:cx7="http://schemas.microsoft.com/office/drawing/2016/5/13/chartex" xmlns:cx8="http://schemas.microsoft.com/office/drawing/2016/5/14/chartex" xmlns:mc="http://schemas.openxmlformats.org/markup-compatibility/2006" xmlns:aink="http://schemas.microsoft.com/office/drawing/2016/ink" xmlns:am3d="http://schemas.microsoft.com/office/drawing/2017/model3d" xmlns:o="urn:schemas-microsoft-com:office:office" xmlns:r="http://schemas.openxmlformats.org/officeDocument/2006/relationships" xmlns:m="http://schemas.openxmlformats.org/officeDocument/2006/math" xmlns:v="urn:schemas-microsoft-com:vml" xmlns:wp14="http://schemas.microsoft.com/office/word/2010/wordprocessingDrawing" xmlns:wp="http://schemas.openxmlformats.org/drawingml/2006/wordprocessingDrawing" xmlns:w10="urn:schemas-microsoft-com:office:word" xmlns:w="http://schemas.openxmlformats.org/wordprocessingml/2006/main" xmlns:w14="http://schemas.microsoft.com/office/word/2010/wordml" xmlns:w15="http://schemas.microsoft.com/office/word/2012/wordml" xmlns:w16cex="http://schemas.microsoft.com/office/word/2018/wordml/cex" xmlns:w16cid="http://schemas.microsoft.com/office/word/2016/wordml/cid" xmlns:w16="http://schemas.microsoft.com/office/word/2018/wordml" xmlns:w16sdtdh="http://schemas.microsoft.com/office/word/2020/wordml/sdtdatahash" xmlns:w16se="http://schemas.microsoft.com/office/word/2015/wordml/symex" xmlns:wpg="http://schemas.microsoft.com/office/word/2010/wordprocessingGroup" xmlns:wpi="http://schemas.microsoft.com/office/word/2010/wordprocessingInk" xmlns:wne="http://schemas.microsoft.com/office/word/2006/wordml" xmlns:wps="http://schemas.microsoft.com/office/word/2010/wordprocessingShape" mc:Ignorable="w14 w15 w16se w16cid w16 w16cex w16sdtdh wp14">
+<w:footnotes xmlns:wpc="http://schemas.microsoft.com/office/word/2010/wordprocessingCanvas" xmlns:cx="http://schemas.microsoft.com/office/drawing/2014/chartex" xmlns:cx1="http://schemas.microsoft.com/office/drawing/2015/9/8/chartex" xmlns:cx2="http://schemas.microsoft.com/office/drawing/2015/10/21/chartex" xmlns:cx3="http://schemas.microsoft.com/office/drawing/2016/5/9/chartex" xmlns:cx4="http://schemas.microsoft.com/office/drawing/2016/5/10/chartex" xmlns:cx5="http://schemas.microsoft.com/office/drawing/2016/5/11/chartex" xmlns:cx6="http://schemas.microsoft.com/office/drawing/2016/5/12/chartex" xmlns:cx7="http://schemas.microsoft.com/office/drawing/2016/5/13/chartex" xmlns:cx8="http://schemas.microsoft.com/office/drawing/2016/5/14/chartex" xmlns:mc="http://schemas.openxmlformats.org/markup-compatibility/2006" xmlns:aink="http://schemas.microsoft.com/office/drawing/2016/ink" xmlns:am3d="http://schemas.microsoft.com/office/drawing/2017/model3d" xmlns:o="urn:schemas-microsoft-com:office:office" xmlns:oel="http://schemas.microsoft.com/office/2019/extlst" xmlns:r="http://schemas.openxmlformats.org/officeDocument/2006/relationships" xmlns:m="http://schemas.openxmlformats.org/officeDocument/2006/math" xmlns:v="urn:schemas-microsoft-com:vml" xmlns:wp14="http://schemas.microsoft.com/office/word/2010/wordprocessingDrawing" xmlns:wp="http://schemas.openxmlformats.org/drawingml/2006/wordprocessingDrawing" xmlns:w10="urn:schemas-microsoft-com:office:word" xmlns:w="http://schemas.openxmlformats.org/wordprocessingml/2006/main" xmlns:w14="http://schemas.microsoft.com/office/word/2010/wordml" xmlns:w15="http://schemas.microsoft.com/office/word/2012/wordml" xmlns:w16cex="http://schemas.microsoft.com/office/word/2018/wordml/cex" xmlns:w16cid="http://schemas.microsoft.com/office/word/2016/wordml/cid" xmlns:w16="http://schemas.microsoft.com/office/word/2018/wordml" xmlns:w16sdtdh="http://schemas.microsoft.com/office/word/2020/wordml/sdtdatahash" xmlns:w16se="http://schemas.microsoft.com/office/word/2015/wordml/symex" xmlns:wpg="http://schemas.microsoft.com/office/word/2010/wordprocessingGroup" xmlns:wpi="http://schemas.microsoft.com/office/word/2010/wordprocessingInk" xmlns:wne="http://schemas.microsoft.com/office/word/2006/wordml" xmlns:wps="http://schemas.microsoft.com/office/word/2010/wordprocessingShape" mc:Ignorable="w14 w15 w16se w16cid w16 w16cex w16sdtdh wp14">
   <w:footnote w:type="separator" w:id="-1">
     <w:p>
       <w:r>
@@ -1654,7 +1929,7 @@
 </file>
 
 <file path=word/header1.xml><?xml version="1.0" encoding="utf-8"?>
-<w:hdr xmlns:wpc="http://schemas.microsoft.com/office/word/2010/wordprocessingCanvas" xmlns:cx="http://schemas.microsoft.com/office/drawing/2014/chartex" xmlns:cx1="http://schemas.microsoft.com/office/drawing/2015/9/8/chartex" xmlns:cx2="http://schemas.microsoft.com/office/drawing/2015/10/21/chartex" xmlns:cx3="http://schemas.microsoft.com/office/drawing/2016/5/9/chartex" xmlns:cx4="http://schemas.microsoft.com/office/drawing/2016/5/10/chartex" xmlns:cx5="http://schemas.microsoft.com/office/drawing/2016/5/11/chartex" xmlns:cx6="http://schemas.microsoft.com/office/drawing/2016/5/12/chartex" xmlns:cx7="http://schemas.microsoft.com/office/drawing/2016/5/13/chartex" xmlns:cx8="http://schemas.microsoft.com/office/drawing/2016/5/14/chartex" xmlns:mc="http://schemas.openxmlformats.org/markup-compatibility/2006" xmlns:aink="http://schemas.microsoft.com/office/drawing/2016/ink" xmlns:am3d="http://schemas.microsoft.com/office/drawing/2017/model3d" xmlns:o="urn:schemas-microsoft-com:office:office" xmlns:r="http://schemas.openxmlformats.org/officeDocument/2006/relationships" xmlns:m="http://schemas.openxmlformats.org/officeDocument/2006/math" xmlns:v="urn:schemas-microsoft-com:vml" xmlns:wp14="http://schemas.microsoft.com/office/word/2010/wordprocessingDrawing" xmlns:wp="http://schemas.openxmlformats.org/drawingml/2006/wordprocessingDrawing" xmlns:w10="urn:schemas-microsoft-com:office:word" xmlns:w="http://schemas.openxmlformats.org/wordprocessingml/2006/main" xmlns:w14="http://schemas.microsoft.com/office/word/2010/wordml" xmlns:w15="http://schemas.microsoft.com/office/word/2012/wordml" xmlns:w16cex="http://schemas.microsoft.com/office/word/2018/wordml/cex" xmlns:w16cid="http://schemas.microsoft.com/office/word/2016/wordml/cid" xmlns:w16="http://schemas.microsoft.com/office/word/2018/wordml" xmlns:w16sdtdh="http://schemas.microsoft.com/office/word/2020/wordml/sdtdatahash" xmlns:w16se="http://schemas.microsoft.com/office/word/2015/wordml/symex" xmlns:wpg="http://schemas.microsoft.com/office/word/2010/wordprocessingGroup" xmlns:wpi="http://schemas.microsoft.com/office/word/2010/wordprocessingInk" xmlns:wne="http://schemas.microsoft.com/office/word/2006/wordml" xmlns:wps="http://schemas.microsoft.com/office/word/2010/wordprocessingShape" mc:Ignorable="w14 w15 w16se w16cid w16 w16cex w16sdtdh wp14">
+<w:hdr xmlns:wpc="http://schemas.microsoft.com/office/word/2010/wordprocessingCanvas" xmlns:cx="http://schemas.microsoft.com/office/drawing/2014/chartex" xmlns:cx1="http://schemas.microsoft.com/office/drawing/2015/9/8/chartex" xmlns:cx2="http://schemas.microsoft.com/office/drawing/2015/10/21/chartex" xmlns:cx3="http://schemas.microsoft.com/office/drawing/2016/5/9/chartex" xmlns:cx4="http://schemas.microsoft.com/office/drawing/2016/5/10/chartex" xmlns:cx5="http://schemas.microsoft.com/office/drawing/2016/5/11/chartex" xmlns:cx6="http://schemas.microsoft.com/office/drawing/2016/5/12/chartex" xmlns:cx7="http://schemas.microsoft.com/office/drawing/2016/5/13/chartex" xmlns:cx8="http://schemas.microsoft.com/office/drawing/2016/5/14/chartex" xmlns:mc="http://schemas.openxmlformats.org/markup-compatibility/2006" xmlns:aink="http://schemas.microsoft.com/office/drawing/2016/ink" xmlns:am3d="http://schemas.microsoft.com/office/drawing/2017/model3d" xmlns:o="urn:schemas-microsoft-com:office:office" xmlns:oel="http://schemas.microsoft.com/office/2019/extlst" xmlns:r="http://schemas.openxmlformats.org/officeDocument/2006/relationships" xmlns:m="http://schemas.openxmlformats.org/officeDocument/2006/math" xmlns:v="urn:schemas-microsoft-com:vml" xmlns:wp14="http://schemas.microsoft.com/office/word/2010/wordprocessingDrawing" xmlns:wp="http://schemas.openxmlformats.org/drawingml/2006/wordprocessingDrawing" xmlns:w10="urn:schemas-microsoft-com:office:word" xmlns:w="http://schemas.openxmlformats.org/wordprocessingml/2006/main" xmlns:w14="http://schemas.microsoft.com/office/word/2010/wordml" xmlns:w15="http://schemas.microsoft.com/office/word/2012/wordml" xmlns:w16cex="http://schemas.microsoft.com/office/word/2018/wordml/cex" xmlns:w16cid="http://schemas.microsoft.com/office/word/2016/wordml/cid" xmlns:w16="http://schemas.microsoft.com/office/word/2018/wordml" xmlns:w16sdtdh="http://schemas.microsoft.com/office/word/2020/wordml/sdtdatahash" xmlns:w16se="http://schemas.microsoft.com/office/word/2015/wordml/symex" xmlns:wpg="http://schemas.microsoft.com/office/word/2010/wordprocessingGroup" xmlns:wpi="http://schemas.microsoft.com/office/word/2010/wordprocessingInk" xmlns:wne="http://schemas.microsoft.com/office/word/2006/wordml" xmlns:wps="http://schemas.microsoft.com/office/word/2010/wordprocessingShape" mc:Ignorable="w14 w15 w16se w16cid w16 w16cex w16sdtdh wp14">
   <w:tbl>
     <w:tblPr>
       <w:tblW w:w="0" w:type="auto"/>
@@ -1715,7 +1990,7 @@
 </file>
 
 <file path=word/header2.xml><?xml version="1.0" encoding="utf-8"?>
-<w:hdr xmlns:wpc="http://schemas.microsoft.com/office/word/2010/wordprocessingCanvas" xmlns:cx="http://schemas.microsoft.com/office/drawing/2014/chartex" xmlns:cx1="http://schemas.microsoft.com/office/drawing/2015/9/8/chartex" xmlns:cx2="http://schemas.microsoft.com/office/drawing/2015/10/21/chartex" xmlns:cx3="http://schemas.microsoft.com/office/drawing/2016/5/9/chartex" xmlns:cx4="http://schemas.microsoft.com/office/drawing/2016/5/10/chartex" xmlns:cx5="http://schemas.microsoft.com/office/drawing/2016/5/11/chartex" xmlns:cx6="http://schemas.microsoft.com/office/drawing/2016/5/12/chartex" xmlns:cx7="http://schemas.microsoft.com/office/drawing/2016/5/13/chartex" xmlns:cx8="http://schemas.microsoft.com/office/drawing/2016/5/14/chartex" xmlns:mc="http://schemas.openxmlformats.org/markup-compatibility/2006" xmlns:aink="http://schemas.microsoft.com/office/drawing/2016/ink" xmlns:am3d="http://schemas.microsoft.com/office/drawing/2017/model3d" xmlns:o="urn:schemas-microsoft-com:office:office" xmlns:r="http://schemas.openxmlformats.org/officeDocument/2006/relationships" xmlns:m="http://schemas.openxmlformats.org/officeDocument/2006/math" xmlns:v="urn:schemas-microsoft-com:vml" xmlns:wp14="http://schemas.microsoft.com/office/word/2010/wordprocessingDrawing" xmlns:wp="http://schemas.openxmlformats.org/drawingml/2006/wordprocessingDrawing" xmlns:w10="urn:schemas-microsoft-com:office:word" xmlns:w="http://schemas.openxmlformats.org/wordprocessingml/2006/main" xmlns:w14="http://schemas.microsoft.com/office/word/2010/wordml" xmlns:w15="http://schemas.microsoft.com/office/word/2012/wordml" xmlns:w16cex="http://schemas.microsoft.com/office/word/2018/wordml/cex" xmlns:w16cid="http://schemas.microsoft.com/office/word/2016/wordml/cid" xmlns:w16="http://schemas.microsoft.com/office/word/2018/wordml" xmlns:w16sdtdh="http://schemas.microsoft.com/office/word/2020/wordml/sdtdatahash" xmlns:w16se="http://schemas.microsoft.com/office/word/2015/wordml/symex" xmlns:wpg="http://schemas.microsoft.com/office/word/2010/wordprocessingGroup" xmlns:wpi="http://schemas.microsoft.com/office/word/2010/wordprocessingInk" xmlns:wne="http://schemas.microsoft.com/office/word/2006/wordml" xmlns:wps="http://schemas.microsoft.com/office/word/2010/wordprocessingShape" mc:Ignorable="w14 w15 w16se w16cid w16 w16cex w16sdtdh wp14">
+<w:hdr xmlns:wpc="http://schemas.microsoft.com/office/word/2010/wordprocessingCanvas" xmlns:cx="http://schemas.microsoft.com/office/drawing/2014/chartex" xmlns:cx1="http://schemas.microsoft.com/office/drawing/2015/9/8/chartex" xmlns:cx2="http://schemas.microsoft.com/office/drawing/2015/10/21/chartex" xmlns:cx3="http://schemas.microsoft.com/office/drawing/2016/5/9/chartex" xmlns:cx4="http://schemas.microsoft.com/office/drawing/2016/5/10/chartex" xmlns:cx5="http://schemas.microsoft.com/office/drawing/2016/5/11/chartex" xmlns:cx6="http://schemas.microsoft.com/office/drawing/2016/5/12/chartex" xmlns:cx7="http://schemas.microsoft.com/office/drawing/2016/5/13/chartex" xmlns:cx8="http://schemas.microsoft.com/office/drawing/2016/5/14/chartex" xmlns:mc="http://schemas.openxmlformats.org/markup-compatibility/2006" xmlns:aink="http://schemas.microsoft.com/office/drawing/2016/ink" xmlns:am3d="http://schemas.microsoft.com/office/drawing/2017/model3d" xmlns:o="urn:schemas-microsoft-com:office:office" xmlns:oel="http://schemas.microsoft.com/office/2019/extlst" xmlns:r="http://schemas.openxmlformats.org/officeDocument/2006/relationships" xmlns:m="http://schemas.openxmlformats.org/officeDocument/2006/math" xmlns:v="urn:schemas-microsoft-com:vml" xmlns:wp14="http://schemas.microsoft.com/office/word/2010/wordprocessingDrawing" xmlns:wp="http://schemas.openxmlformats.org/drawingml/2006/wordprocessingDrawing" xmlns:w10="urn:schemas-microsoft-com:office:word" xmlns:w="http://schemas.openxmlformats.org/wordprocessingml/2006/main" xmlns:w14="http://schemas.microsoft.com/office/word/2010/wordml" xmlns:w15="http://schemas.microsoft.com/office/word/2012/wordml" xmlns:w16cex="http://schemas.microsoft.com/office/word/2018/wordml/cex" xmlns:w16cid="http://schemas.microsoft.com/office/word/2016/wordml/cid" xmlns:w16="http://schemas.microsoft.com/office/word/2018/wordml" xmlns:w16sdtdh="http://schemas.microsoft.com/office/word/2020/wordml/sdtdatahash" xmlns:w16se="http://schemas.microsoft.com/office/word/2015/wordml/symex" xmlns:wpg="http://schemas.microsoft.com/office/word/2010/wordprocessingGroup" xmlns:wpi="http://schemas.microsoft.com/office/word/2010/wordprocessingInk" xmlns:wne="http://schemas.microsoft.com/office/word/2006/wordml" xmlns:wps="http://schemas.microsoft.com/office/word/2010/wordprocessingShape" mc:Ignorable="w14 w15 w16se w16cid w16 w16cex w16sdtdh wp14">
   <w:p/>
   <w:tbl>
     <w:tblPr>
@@ -1777,7 +2052,7 @@
 </file>
 
 <file path=word/numbering.xml><?xml version="1.0" encoding="utf-8"?>
-<w:numbering xmlns:wpc="http://schemas.microsoft.com/office/word/2010/wordprocessingCanvas" xmlns:cx="http://schemas.microsoft.com/office/drawing/2014/chartex" xmlns:cx1="http://schemas.microsoft.com/office/drawing/2015/9/8/chartex" xmlns:cx2="http://schemas.microsoft.com/office/drawing/2015/10/21/chartex" xmlns:cx3="http://schemas.microsoft.com/office/drawing/2016/5/9/chartex" xmlns:cx4="http://schemas.microsoft.com/office/drawing/2016/5/10/chartex" xmlns:cx5="http://schemas.microsoft.com/office/drawing/2016/5/11/chartex" xmlns:cx6="http://schemas.microsoft.com/office/drawing/2016/5/12/chartex" xmlns:cx7="http://schemas.microsoft.com/office/drawing/2016/5/13/chartex" xmlns:cx8="http://schemas.microsoft.com/office/drawing/2016/5/14/chartex" xmlns:mc="http://schemas.openxmlformats.org/markup-compatibility/2006" xmlns:aink="http://schemas.microsoft.com/office/drawing/2016/ink" xmlns:am3d="http://schemas.microsoft.com/office/drawing/2017/model3d" xmlns:o="urn:schemas-microsoft-com:office:office" xmlns:r="http://schemas.openxmlformats.org/officeDocument/2006/relationships" xmlns:m="http://schemas.openxmlformats.org/officeDocument/2006/math" xmlns:v="urn:schemas-microsoft-com:vml" xmlns:wp14="http://schemas.microsoft.com/office/word/2010/wordprocessingDrawing" xmlns:wp="http://schemas.openxmlformats.org/drawingml/2006/wordprocessingDrawing" xmlns:w10="urn:schemas-microsoft-com:office:word" xmlns:w="http://schemas.openxmlformats.org/wordprocessingml/2006/main" xmlns:w14="http://schemas.microsoft.com/office/word/2010/wordml" xmlns:w15="http://schemas.microsoft.com/office/word/2012/wordml" xmlns:w16cex="http://schemas.microsoft.com/office/word/2018/wordml/cex" xmlns:w16cid="http://schemas.microsoft.com/office/word/2016/wordml/cid" xmlns:w16="http://schemas.microsoft.com/office/word/2018/wordml" xmlns:w16sdtdh="http://schemas.microsoft.com/office/word/2020/wordml/sdtdatahash" xmlns:w16se="http://schemas.microsoft.com/office/word/2015/wordml/symex" xmlns:wpg="http://schemas.microsoft.com/office/word/2010/wordprocessingGroup" xmlns:wpi="http://schemas.microsoft.com/office/word/2010/wordprocessingInk" xmlns:wne="http://schemas.microsoft.com/office/word/2006/wordml" xmlns:wps="http://schemas.microsoft.com/office/word/2010/wordprocessingShape" mc:Ignorable="w14 w15 w16se w16cid w16 w16cex w16sdtdh wp14">
+<w:numbering xmlns:wpc="http://schemas.microsoft.com/office/word/2010/wordprocessingCanvas" xmlns:cx="http://schemas.microsoft.com/office/drawing/2014/chartex" xmlns:cx1="http://schemas.microsoft.com/office/drawing/2015/9/8/chartex" xmlns:cx2="http://schemas.microsoft.com/office/drawing/2015/10/21/chartex" xmlns:cx3="http://schemas.microsoft.com/office/drawing/2016/5/9/chartex" xmlns:cx4="http://schemas.microsoft.com/office/drawing/2016/5/10/chartex" xmlns:cx5="http://schemas.microsoft.com/office/drawing/2016/5/11/chartex" xmlns:cx6="http://schemas.microsoft.com/office/drawing/2016/5/12/chartex" xmlns:cx7="http://schemas.microsoft.com/office/drawing/2016/5/13/chartex" xmlns:cx8="http://schemas.microsoft.com/office/drawing/2016/5/14/chartex" xmlns:mc="http://schemas.openxmlformats.org/markup-compatibility/2006" xmlns:aink="http://schemas.microsoft.com/office/drawing/2016/ink" xmlns:am3d="http://schemas.microsoft.com/office/drawing/2017/model3d" xmlns:o="urn:schemas-microsoft-com:office:office" xmlns:oel="http://schemas.microsoft.com/office/2019/extlst" xmlns:r="http://schemas.openxmlformats.org/officeDocument/2006/relationships" xmlns:m="http://schemas.openxmlformats.org/officeDocument/2006/math" xmlns:v="urn:schemas-microsoft-com:vml" xmlns:wp14="http://schemas.microsoft.com/office/word/2010/wordprocessingDrawing" xmlns:wp="http://schemas.openxmlformats.org/drawingml/2006/wordprocessingDrawing" xmlns:w10="urn:schemas-microsoft-com:office:word" xmlns:w="http://schemas.openxmlformats.org/wordprocessingml/2006/main" xmlns:w14="http://schemas.microsoft.com/office/word/2010/wordml" xmlns:w15="http://schemas.microsoft.com/office/word/2012/wordml" xmlns:w16cex="http://schemas.microsoft.com/office/word/2018/wordml/cex" xmlns:w16cid="http://schemas.microsoft.com/office/word/2016/wordml/cid" xmlns:w16="http://schemas.microsoft.com/office/word/2018/wordml" xmlns:w16sdtdh="http://schemas.microsoft.com/office/word/2020/wordml/sdtdatahash" xmlns:w16se="http://schemas.microsoft.com/office/word/2015/wordml/symex" xmlns:wpg="http://schemas.microsoft.com/office/word/2010/wordprocessingGroup" xmlns:wpi="http://schemas.microsoft.com/office/word/2010/wordprocessingInk" xmlns:wne="http://schemas.microsoft.com/office/word/2006/wordml" xmlns:wps="http://schemas.microsoft.com/office/word/2010/wordprocessingShape" mc:Ignorable="w14 w15 w16se w16cid w16 w16cex w16sdtdh wp14">
   <w:abstractNum w:abstractNumId="0" w15:restartNumberingAfterBreak="0">
     <w:nsid w:val="0DC68866"/>
     <w:multiLevelType w:val="multilevel"/>
@@ -2601,31 +2876,31 @@
       </w:pPr>
     </w:lvl>
   </w:abstractNum>
-  <w:num w:numId="1">
+  <w:num w:numId="1" w16cid:durableId="1563901945">
     <w:abstractNumId w:val="0"/>
   </w:num>
-  <w:num w:numId="2">
+  <w:num w:numId="2" w16cid:durableId="1006591177">
     <w:abstractNumId w:val="5"/>
   </w:num>
-  <w:num w:numId="3">
+  <w:num w:numId="3" w16cid:durableId="364870382">
     <w:abstractNumId w:val="6"/>
   </w:num>
-  <w:num w:numId="4">
+  <w:num w:numId="4" w16cid:durableId="2072075929">
     <w:abstractNumId w:val="2"/>
   </w:num>
-  <w:num w:numId="5">
+  <w:num w:numId="5" w16cid:durableId="277489742">
     <w:abstractNumId w:val="1"/>
   </w:num>
-  <w:num w:numId="6">
+  <w:num w:numId="6" w16cid:durableId="422844274">
     <w:abstractNumId w:val="8"/>
   </w:num>
-  <w:num w:numId="7">
+  <w:num w:numId="7" w16cid:durableId="675693377">
     <w:abstractNumId w:val="7"/>
   </w:num>
-  <w:num w:numId="8">
+  <w:num w:numId="8" w16cid:durableId="1344674474">
     <w:abstractNumId w:val="3"/>
   </w:num>
-  <w:num w:numId="9">
+  <w:num w:numId="9" w16cid:durableId="1465927438">
     <w:abstractNumId w:val="4"/>
   </w:num>
 </w:numbering>

--- a/КИСП/ЛР9_ЛаврешинКИСП.docx
+++ b/КИСП/ЛР9_ЛаврешинКИСП.docx
@@ -1,6 +1,6 @@
 
 <file path=word/document.xml><?xml version="1.0" encoding="utf-8"?>
-<w:document xmlns:wpc="http://schemas.microsoft.com/office/word/2010/wordprocessingCanvas" xmlns:cx="http://schemas.microsoft.com/office/drawing/2014/chartex" xmlns:cx1="http://schemas.microsoft.com/office/drawing/2015/9/8/chartex" xmlns:cx2="http://schemas.microsoft.com/office/drawing/2015/10/21/chartex" xmlns:cx3="http://schemas.microsoft.com/office/drawing/2016/5/9/chartex" xmlns:cx4="http://schemas.microsoft.com/office/drawing/2016/5/10/chartex" xmlns:cx5="http://schemas.microsoft.com/office/drawing/2016/5/11/chartex" xmlns:cx6="http://schemas.microsoft.com/office/drawing/2016/5/12/chartex" xmlns:cx7="http://schemas.microsoft.com/office/drawing/2016/5/13/chartex" xmlns:cx8="http://schemas.microsoft.com/office/drawing/2016/5/14/chartex" xmlns:mc="http://schemas.openxmlformats.org/markup-compatibility/2006" xmlns:aink="http://schemas.microsoft.com/office/drawing/2016/ink" xmlns:am3d="http://schemas.microsoft.com/office/drawing/2017/model3d" xmlns:o="urn:schemas-microsoft-com:office:office" xmlns:oel="http://schemas.microsoft.com/office/2019/extlst" xmlns:r="http://schemas.openxmlformats.org/officeDocument/2006/relationships" xmlns:m="http://schemas.openxmlformats.org/officeDocument/2006/math" xmlns:v="urn:schemas-microsoft-com:vml" xmlns:wp14="http://schemas.microsoft.com/office/word/2010/wordprocessingDrawing" xmlns:wp="http://schemas.openxmlformats.org/drawingml/2006/wordprocessingDrawing" xmlns:w10="urn:schemas-microsoft-com:office:word" xmlns:w="http://schemas.openxmlformats.org/wordprocessingml/2006/main" xmlns:w14="http://schemas.microsoft.com/office/word/2010/wordml" xmlns:w15="http://schemas.microsoft.com/office/word/2012/wordml" xmlns:w16cex="http://schemas.microsoft.com/office/word/2018/wordml/cex" xmlns:w16cid="http://schemas.microsoft.com/office/word/2016/wordml/cid" xmlns:w16="http://schemas.microsoft.com/office/word/2018/wordml" xmlns:w16sdtdh="http://schemas.microsoft.com/office/word/2020/wordml/sdtdatahash" xmlns:w16se="http://schemas.microsoft.com/office/word/2015/wordml/symex" xmlns:wpg="http://schemas.microsoft.com/office/word/2010/wordprocessingGroup" xmlns:wpi="http://schemas.microsoft.com/office/word/2010/wordprocessingInk" xmlns:wne="http://schemas.microsoft.com/office/word/2006/wordml" xmlns:wps="http://schemas.microsoft.com/office/word/2010/wordprocessingShape" mc:Ignorable="w14 w15 w16se w16cid w16 w16cex w16sdtdh wp14">
+<w:document xmlns:wpc="http://schemas.microsoft.com/office/word/2010/wordprocessingCanvas" xmlns:cx="http://schemas.microsoft.com/office/drawing/2014/chartex" xmlns:cx1="http://schemas.microsoft.com/office/drawing/2015/9/8/chartex" xmlns:cx2="http://schemas.microsoft.com/office/drawing/2015/10/21/chartex" xmlns:cx3="http://schemas.microsoft.com/office/drawing/2016/5/9/chartex" xmlns:cx4="http://schemas.microsoft.com/office/drawing/2016/5/10/chartex" xmlns:cx5="http://schemas.microsoft.com/office/drawing/2016/5/11/chartex" xmlns:cx6="http://schemas.microsoft.com/office/drawing/2016/5/12/chartex" xmlns:cx7="http://schemas.microsoft.com/office/drawing/2016/5/13/chartex" xmlns:cx8="http://schemas.microsoft.com/office/drawing/2016/5/14/chartex" xmlns:mc="http://schemas.openxmlformats.org/markup-compatibility/2006" xmlns:aink="http://schemas.microsoft.com/office/drawing/2016/ink" xmlns:am3d="http://schemas.microsoft.com/office/drawing/2017/model3d" xmlns:o="urn:schemas-microsoft-com:office:office" xmlns:r="http://schemas.openxmlformats.org/officeDocument/2006/relationships" xmlns:m="http://schemas.openxmlformats.org/officeDocument/2006/math" xmlns:v="urn:schemas-microsoft-com:vml" xmlns:wp14="http://schemas.microsoft.com/office/word/2010/wordprocessingDrawing" xmlns:wp="http://schemas.openxmlformats.org/drawingml/2006/wordprocessingDrawing" xmlns:w10="urn:schemas-microsoft-com:office:word" xmlns:w="http://schemas.openxmlformats.org/wordprocessingml/2006/main" xmlns:w14="http://schemas.microsoft.com/office/word/2010/wordml" xmlns:w15="http://schemas.microsoft.com/office/word/2012/wordml" xmlns:w16cex="http://schemas.microsoft.com/office/word/2018/wordml/cex" xmlns:w16cid="http://schemas.microsoft.com/office/word/2016/wordml/cid" xmlns:w16="http://schemas.microsoft.com/office/word/2018/wordml" xmlns:w16sdtdh="http://schemas.microsoft.com/office/word/2020/wordml/sdtdatahash" xmlns:w16se="http://schemas.microsoft.com/office/word/2015/wordml/symex" xmlns:wpg="http://schemas.microsoft.com/office/word/2010/wordprocessingGroup" xmlns:wpi="http://schemas.microsoft.com/office/word/2010/wordprocessingInk" xmlns:wne="http://schemas.microsoft.com/office/word/2006/wordml" xmlns:wps="http://schemas.microsoft.com/office/word/2010/wordprocessingShape" mc:Ignorable="w14 w15 w16se w16cid w16 w16cex w16sdtdh wp14">
   <w:body>
     <w:p>
       <w:pPr>
@@ -170,8 +170,13 @@
               <w:jc w:val="center"/>
             </w:pPr>
             <w:r>
-              <w:t>доцент, канд</w:t>
+              <w:t xml:space="preserve">доцент, </w:t>
             </w:r>
+            <w:proofErr w:type="spellStart"/>
+            <w:r>
+              <w:t>канд</w:t>
+            </w:r>
+            <w:proofErr w:type="spellEnd"/>
             <w:r>
               <w:rPr>
                 <w:lang w:val="en-US"/>
@@ -1101,68 +1106,73 @@
         <w:t>е</w:t>
       </w:r>
       <w:r>
-        <w:t xml:space="preserve">т под названием </w:t>
+        <w:t>т под названием “</w:t>
+      </w:r>
+      <w:proofErr w:type="spellStart"/>
+      <w:r>
+        <w:t>ОстаткиПоСчетамБухУч</w:t>
+      </w:r>
+      <w:proofErr w:type="spellEnd"/>
+      <w:r>
+        <w:t>”</w:t>
+      </w:r>
+      <w:r>
+        <w:t xml:space="preserve">. Источником данных послужила виртуальная таблица </w:t>
       </w:r>
       <w:r>
         <w:t>“</w:t>
       </w:r>
-      <w:r>
-        <w:t>ОстаткиПоСчетамБухУч</w:t>
-      </w:r>
+      <w:proofErr w:type="spellStart"/>
+      <w:r>
+        <w:t>РегистрБухгалтерии.РегистрБухУчет.Остатки</w:t>
+      </w:r>
+      <w:proofErr w:type="spellEnd"/>
       <w:r>
         <w:t>”</w:t>
       </w:r>
       <w:r>
-        <w:t xml:space="preserve">. Источником данных послужила виртуальная таблица </w:t>
+        <w:t xml:space="preserve">, из которой использовались три показателя: </w:t>
       </w:r>
       <w:r>
         <w:t>“</w:t>
       </w:r>
       <w:r>
-        <w:t>РегистрБухгалтерии.РегистрБухУчет.Остатки</w:t>
+        <w:t>Сч</w:t>
+      </w:r>
+      <w:r>
+        <w:t>е</w:t>
+      </w:r>
+      <w:r>
+        <w:t>т</w:t>
       </w:r>
       <w:r>
         <w:t>”</w:t>
       </w:r>
       <w:r>
-        <w:t xml:space="preserve">, из которой использовались три показателя: </w:t>
+        <w:t xml:space="preserve">, </w:t>
       </w:r>
       <w:r>
         <w:t>“</w:t>
       </w:r>
-      <w:r>
-        <w:t>Сч</w:t>
-      </w:r>
-      <w:r>
-        <w:t>е</w:t>
-      </w:r>
-      <w:r>
-        <w:t>т</w:t>
-      </w:r>
+      <w:proofErr w:type="spellStart"/>
+      <w:r>
+        <w:t>СуммаОстатокДт</w:t>
+      </w:r>
+      <w:proofErr w:type="spellEnd"/>
       <w:r>
         <w:t>”</w:t>
       </w:r>
       <w:r>
-        <w:t xml:space="preserve">, </w:t>
+        <w:t xml:space="preserve"> и </w:t>
       </w:r>
       <w:r>
         <w:t>“</w:t>
       </w:r>
-      <w:r>
-        <w:t>СуммаОстатокДт</w:t>
-      </w:r>
-      <w:r>
-        <w:t>”</w:t>
-      </w:r>
-      <w:r>
-        <w:t xml:space="preserve"> и </w:t>
-      </w:r>
-      <w:r>
-        <w:t>“</w:t>
-      </w:r>
+      <w:proofErr w:type="spellStart"/>
       <w:r>
         <w:t>СуммаОстатокКт</w:t>
       </w:r>
+      <w:proofErr w:type="spellEnd"/>
       <w:r>
         <w:t>”</w:t>
       </w:r>
@@ -1255,8 +1265,13 @@
         <w:t>“</w:t>
       </w:r>
       <w:r>
-        <w:t>Остатки по счетам бух уч</w:t>
-      </w:r>
+        <w:t xml:space="preserve">Остатки по счетам бух </w:t>
+      </w:r>
+      <w:proofErr w:type="spellStart"/>
+      <w:r>
+        <w:t>уч</w:t>
+      </w:r>
+      <w:proofErr w:type="spellEnd"/>
       <w:r>
         <w:t>”</w:t>
       </w:r>
@@ -1311,15 +1326,12 @@
         <w:spacing w:before="0" w:line="360" w:lineRule="auto"/>
       </w:pPr>
       <w:r>
-        <w:rPr>
-          <w:noProof/>
-        </w:rPr>
         <w:lastRenderedPageBreak/>
         <w:drawing>
-          <wp:inline distT="0" distB="0" distL="0" distR="0" wp14:anchorId="2881FDDC" wp14:editId="3BA85BFA">
-            <wp:extent cx="1323975" cy="2669852"/>
+          <wp:inline distT="0" distB="0" distL="0" distR="0" wp14:anchorId="1F94C00C" wp14:editId="45446E88">
+            <wp:extent cx="1813279" cy="3125337"/>
             <wp:effectExtent l="0" t="0" r="0" b="0"/>
-            <wp:docPr id="2" name="Рисунок 2"/>
+            <wp:docPr id="4" name="Рисунок 4"/>
             <wp:cNvGraphicFramePr>
               <a:graphicFrameLocks xmlns:a="http://schemas.openxmlformats.org/drawingml/2006/main" noChangeAspect="1"/>
             </wp:cNvGraphicFramePr>
@@ -1327,36 +1339,23 @@
               <a:graphicData uri="http://schemas.openxmlformats.org/drawingml/2006/picture">
                 <pic:pic xmlns:pic="http://schemas.openxmlformats.org/drawingml/2006/picture">
                   <pic:nvPicPr>
-                    <pic:cNvPr id="0" name="Picture 1"/>
-                    <pic:cNvPicPr>
-                      <a:picLocks noChangeAspect="1" noChangeArrowheads="1"/>
-                    </pic:cNvPicPr>
+                    <pic:cNvPr id="1" name=""/>
+                    <pic:cNvPicPr/>
                   </pic:nvPicPr>
                   <pic:blipFill>
-                    <a:blip r:embed="rId9">
-                      <a:extLst>
-                        <a:ext uri="{28A0092B-C50C-407E-A947-70E740481C1C}">
-                          <a14:useLocalDpi xmlns:a14="http://schemas.microsoft.com/office/drawing/2010/main" val="0"/>
-                        </a:ext>
-                      </a:extLst>
-                    </a:blip>
-                    <a:srcRect/>
+                    <a:blip r:embed="rId9"/>
                     <a:stretch>
                       <a:fillRect/>
                     </a:stretch>
                   </pic:blipFill>
-                  <pic:spPr bwMode="auto">
+                  <pic:spPr>
                     <a:xfrm>
                       <a:off x="0" y="0"/>
-                      <a:ext cx="1342821" cy="2707856"/>
+                      <a:ext cx="1832350" cy="3158207"/>
                     </a:xfrm>
                     <a:prstGeom prst="rect">
                       <a:avLst/>
                     </a:prstGeom>
-                    <a:noFill/>
-                    <a:ln>
-                      <a:noFill/>
-                    </a:ln>
                   </pic:spPr>
                 </pic:pic>
               </a:graphicData>
@@ -1414,9 +1413,11 @@
       <w:r>
         <w:t>“</w:t>
       </w:r>
+      <w:proofErr w:type="spellStart"/>
       <w:r>
         <w:t>ЗакрытиеМесяца</w:t>
       </w:r>
+      <w:proofErr w:type="spellEnd"/>
       <w:r>
         <w:t>”</w:t>
       </w:r>
@@ -1426,9 +1427,11 @@
       <w:r>
         <w:t>“</w:t>
       </w:r>
+      <w:proofErr w:type="spellStart"/>
       <w:r>
         <w:t>БухУчет</w:t>
       </w:r>
+      <w:proofErr w:type="spellEnd"/>
       <w:r>
         <w:t>”</w:t>
       </w:r>
@@ -1444,9 +1447,11 @@
       <w:r>
         <w:t>“</w:t>
       </w:r>
+      <w:proofErr w:type="spellStart"/>
       <w:r>
         <w:t>РегистрБухУчет</w:t>
       </w:r>
+      <w:proofErr w:type="spellEnd"/>
       <w:r>
         <w:t>”</w:t>
       </w:r>
@@ -1487,14 +1492,12 @@
         <w:spacing w:before="0" w:line="360" w:lineRule="auto"/>
       </w:pPr>
       <w:r>
-        <w:rPr>
-          <w:noProof/>
-        </w:rPr>
+        <w:lastRenderedPageBreak/>
         <w:drawing>
-          <wp:inline distT="0" distB="0" distL="0" distR="0" wp14:anchorId="56CD16F4" wp14:editId="17692B4F">
-            <wp:extent cx="1401044" cy="2609850"/>
-            <wp:effectExtent l="0" t="0" r="8890" b="0"/>
-            <wp:docPr id="3" name="Рисунок 3"/>
+          <wp:inline distT="0" distB="0" distL="0" distR="0" wp14:anchorId="07AC87D6" wp14:editId="05EFF39D">
+            <wp:extent cx="1509063" cy="2832239"/>
+            <wp:effectExtent l="0" t="0" r="0" b="6350"/>
+            <wp:docPr id="6" name="Рисунок 6"/>
             <wp:cNvGraphicFramePr>
               <a:graphicFrameLocks xmlns:a="http://schemas.openxmlformats.org/drawingml/2006/main" noChangeAspect="1"/>
             </wp:cNvGraphicFramePr>
@@ -1514,7 +1517,7 @@
                   <pic:spPr>
                     <a:xfrm>
                       <a:off x="0" y="0"/>
-                      <a:ext cx="1413378" cy="2632826"/>
+                      <a:ext cx="1522081" cy="2856671"/>
                     </a:xfrm>
                     <a:prstGeom prst="rect">
                       <a:avLst/>
@@ -1556,7 +1559,6 @@
         <w:jc w:val="both"/>
       </w:pPr>
       <w:r>
-        <w:lastRenderedPageBreak/>
         <w:t>В рамках самостоятельной работы составили ещ</w:t>
       </w:r>
       <w:r>
@@ -1668,8 +1670,8 @@
           <w:noProof/>
         </w:rPr>
         <w:drawing>
-          <wp:inline distT="0" distB="0" distL="0" distR="0" wp14:anchorId="01E05CF7" wp14:editId="42DAF551">
-            <wp:extent cx="5567664" cy="2952750"/>
+          <wp:inline distT="0" distB="0" distL="0" distR="0" wp14:anchorId="01E05CF7" wp14:editId="3C50014F">
+            <wp:extent cx="3744031" cy="1985606"/>
             <wp:effectExtent l="0" t="0" r="0" b="0"/>
             <wp:docPr id="5" name="Рисунок 5"/>
             <wp:cNvGraphicFramePr>
@@ -1691,7 +1693,7 @@
                   <pic:spPr>
                     <a:xfrm>
                       <a:off x="0" y="0"/>
-                      <a:ext cx="5573466" cy="2955827"/>
+                      <a:ext cx="3758290" cy="1993168"/>
                     </a:xfrm>
                     <a:prstGeom prst="rect">
                       <a:avLst/>
@@ -1751,7 +1753,7 @@
 </file>
 
 <file path=word/endnotes.xml><?xml version="1.0" encoding="utf-8"?>
-<w:endnotes xmlns:wpc="http://schemas.microsoft.com/office/word/2010/wordprocessingCanvas" xmlns:cx="http://schemas.microsoft.com/office/drawing/2014/chartex" xmlns:cx1="http://schemas.microsoft.com/office/drawing/2015/9/8/chartex" xmlns:cx2="http://schemas.microsoft.com/office/drawing/2015/10/21/chartex" xmlns:cx3="http://schemas.microsoft.com/office/drawing/2016/5/9/chartex" xmlns:cx4="http://schemas.microsoft.com/office/drawing/2016/5/10/chartex" xmlns:cx5="http://schemas.microsoft.com/office/drawing/2016/5/11/chartex" xmlns:cx6="http://schemas.microsoft.com/office/drawing/2016/5/12/chartex" xmlns:cx7="http://schemas.microsoft.com/office/drawing/2016/5/13/chartex" xmlns:cx8="http://schemas.microsoft.com/office/drawing/2016/5/14/chartex" xmlns:mc="http://schemas.openxmlformats.org/markup-compatibility/2006" xmlns:aink="http://schemas.microsoft.com/office/drawing/2016/ink" xmlns:am3d="http://schemas.microsoft.com/office/drawing/2017/model3d" xmlns:o="urn:schemas-microsoft-com:office:office" xmlns:oel="http://schemas.microsoft.com/office/2019/extlst" xmlns:r="http://schemas.openxmlformats.org/officeDocument/2006/relationships" xmlns:m="http://schemas.openxmlformats.org/officeDocument/2006/math" xmlns:v="urn:schemas-microsoft-com:vml" xmlns:wp14="http://schemas.microsoft.com/office/word/2010/wordprocessingDrawing" xmlns:wp="http://schemas.openxmlformats.org/drawingml/2006/wordprocessingDrawing" xmlns:w10="urn:schemas-microsoft-com:office:word" xmlns:w="http://schemas.openxmlformats.org/wordprocessingml/2006/main" xmlns:w14="http://schemas.microsoft.com/office/word/2010/wordml" xmlns:w15="http://schemas.microsoft.com/office/word/2012/wordml" xmlns:w16cex="http://schemas.microsoft.com/office/word/2018/wordml/cex" xmlns:w16cid="http://schemas.microsoft.com/office/word/2016/wordml/cid" xmlns:w16="http://schemas.microsoft.com/office/word/2018/wordml" xmlns:w16sdtdh="http://schemas.microsoft.com/office/word/2020/wordml/sdtdatahash" xmlns:w16se="http://schemas.microsoft.com/office/word/2015/wordml/symex" xmlns:wpg="http://schemas.microsoft.com/office/word/2010/wordprocessingGroup" xmlns:wpi="http://schemas.microsoft.com/office/word/2010/wordprocessingInk" xmlns:wne="http://schemas.microsoft.com/office/word/2006/wordml" xmlns:wps="http://schemas.microsoft.com/office/word/2010/wordprocessingShape" mc:Ignorable="w14 w15 w16se w16cid w16 w16cex w16sdtdh wp14">
+<w:endnotes xmlns:wpc="http://schemas.microsoft.com/office/word/2010/wordprocessingCanvas" xmlns:cx="http://schemas.microsoft.com/office/drawing/2014/chartex" xmlns:cx1="http://schemas.microsoft.com/office/drawing/2015/9/8/chartex" xmlns:cx2="http://schemas.microsoft.com/office/drawing/2015/10/21/chartex" xmlns:cx3="http://schemas.microsoft.com/office/drawing/2016/5/9/chartex" xmlns:cx4="http://schemas.microsoft.com/office/drawing/2016/5/10/chartex" xmlns:cx5="http://schemas.microsoft.com/office/drawing/2016/5/11/chartex" xmlns:cx6="http://schemas.microsoft.com/office/drawing/2016/5/12/chartex" xmlns:cx7="http://schemas.microsoft.com/office/drawing/2016/5/13/chartex" xmlns:cx8="http://schemas.microsoft.com/office/drawing/2016/5/14/chartex" xmlns:mc="http://schemas.openxmlformats.org/markup-compatibility/2006" xmlns:aink="http://schemas.microsoft.com/office/drawing/2016/ink" xmlns:am3d="http://schemas.microsoft.com/office/drawing/2017/model3d" xmlns:o="urn:schemas-microsoft-com:office:office" xmlns:r="http://schemas.openxmlformats.org/officeDocument/2006/relationships" xmlns:m="http://schemas.openxmlformats.org/officeDocument/2006/math" xmlns:v="urn:schemas-microsoft-com:vml" xmlns:wp14="http://schemas.microsoft.com/office/word/2010/wordprocessingDrawing" xmlns:wp="http://schemas.openxmlformats.org/drawingml/2006/wordprocessingDrawing" xmlns:w10="urn:schemas-microsoft-com:office:word" xmlns:w="http://schemas.openxmlformats.org/wordprocessingml/2006/main" xmlns:w14="http://schemas.microsoft.com/office/word/2010/wordml" xmlns:w15="http://schemas.microsoft.com/office/word/2012/wordml" xmlns:w16cex="http://schemas.microsoft.com/office/word/2018/wordml/cex" xmlns:w16cid="http://schemas.microsoft.com/office/word/2016/wordml/cid" xmlns:w16="http://schemas.microsoft.com/office/word/2018/wordml" xmlns:w16sdtdh="http://schemas.microsoft.com/office/word/2020/wordml/sdtdatahash" xmlns:w16se="http://schemas.microsoft.com/office/word/2015/wordml/symex" xmlns:wpg="http://schemas.microsoft.com/office/word/2010/wordprocessingGroup" xmlns:wpi="http://schemas.microsoft.com/office/word/2010/wordprocessingInk" xmlns:wne="http://schemas.microsoft.com/office/word/2006/wordml" xmlns:wps="http://schemas.microsoft.com/office/word/2010/wordprocessingShape" mc:Ignorable="w14 w15 w16se w16cid w16 w16cex w16sdtdh wp14">
   <w:endnote w:type="separator" w:id="-1">
     <w:p>
       <w:r>
@@ -1770,7 +1772,7 @@
 </file>
 
 <file path=word/footer1.xml><?xml version="1.0" encoding="utf-8"?>
-<w:ftr xmlns:wpc="http://schemas.microsoft.com/office/word/2010/wordprocessingCanvas" xmlns:cx="http://schemas.microsoft.com/office/drawing/2014/chartex" xmlns:cx1="http://schemas.microsoft.com/office/drawing/2015/9/8/chartex" xmlns:cx2="http://schemas.microsoft.com/office/drawing/2015/10/21/chartex" xmlns:cx3="http://schemas.microsoft.com/office/drawing/2016/5/9/chartex" xmlns:cx4="http://schemas.microsoft.com/office/drawing/2016/5/10/chartex" xmlns:cx5="http://schemas.microsoft.com/office/drawing/2016/5/11/chartex" xmlns:cx6="http://schemas.microsoft.com/office/drawing/2016/5/12/chartex" xmlns:cx7="http://schemas.microsoft.com/office/drawing/2016/5/13/chartex" xmlns:cx8="http://schemas.microsoft.com/office/drawing/2016/5/14/chartex" xmlns:mc="http://schemas.openxmlformats.org/markup-compatibility/2006" xmlns:aink="http://schemas.microsoft.com/office/drawing/2016/ink" xmlns:am3d="http://schemas.microsoft.com/office/drawing/2017/model3d" xmlns:o="urn:schemas-microsoft-com:office:office" xmlns:oel="http://schemas.microsoft.com/office/2019/extlst" xmlns:r="http://schemas.openxmlformats.org/officeDocument/2006/relationships" xmlns:m="http://schemas.openxmlformats.org/officeDocument/2006/math" xmlns:v="urn:schemas-microsoft-com:vml" xmlns:wp14="http://schemas.microsoft.com/office/word/2010/wordprocessingDrawing" xmlns:wp="http://schemas.openxmlformats.org/drawingml/2006/wordprocessingDrawing" xmlns:w10="urn:schemas-microsoft-com:office:word" xmlns:w="http://schemas.openxmlformats.org/wordprocessingml/2006/main" xmlns:w14="http://schemas.microsoft.com/office/word/2010/wordml" xmlns:w15="http://schemas.microsoft.com/office/word/2012/wordml" xmlns:w16cex="http://schemas.microsoft.com/office/word/2018/wordml/cex" xmlns:w16cid="http://schemas.microsoft.com/office/word/2016/wordml/cid" xmlns:w16="http://schemas.microsoft.com/office/word/2018/wordml" xmlns:w16sdtdh="http://schemas.microsoft.com/office/word/2020/wordml/sdtdatahash" xmlns:w16se="http://schemas.microsoft.com/office/word/2015/wordml/symex" xmlns:wpg="http://schemas.microsoft.com/office/word/2010/wordprocessingGroup" xmlns:wpi="http://schemas.microsoft.com/office/word/2010/wordprocessingInk" xmlns:wne="http://schemas.microsoft.com/office/word/2006/wordml" xmlns:wps="http://schemas.microsoft.com/office/word/2010/wordprocessingShape" mc:Ignorable="w14 w15 w16se w16cid w16 w16cex w16sdtdh wp14">
+<w:ftr xmlns:wpc="http://schemas.microsoft.com/office/word/2010/wordprocessingCanvas" xmlns:cx="http://schemas.microsoft.com/office/drawing/2014/chartex" xmlns:cx1="http://schemas.microsoft.com/office/drawing/2015/9/8/chartex" xmlns:cx2="http://schemas.microsoft.com/office/drawing/2015/10/21/chartex" xmlns:cx3="http://schemas.microsoft.com/office/drawing/2016/5/9/chartex" xmlns:cx4="http://schemas.microsoft.com/office/drawing/2016/5/10/chartex" xmlns:cx5="http://schemas.microsoft.com/office/drawing/2016/5/11/chartex" xmlns:cx6="http://schemas.microsoft.com/office/drawing/2016/5/12/chartex" xmlns:cx7="http://schemas.microsoft.com/office/drawing/2016/5/13/chartex" xmlns:cx8="http://schemas.microsoft.com/office/drawing/2016/5/14/chartex" xmlns:mc="http://schemas.openxmlformats.org/markup-compatibility/2006" xmlns:aink="http://schemas.microsoft.com/office/drawing/2016/ink" xmlns:am3d="http://schemas.microsoft.com/office/drawing/2017/model3d" xmlns:o="urn:schemas-microsoft-com:office:office" xmlns:r="http://schemas.openxmlformats.org/officeDocument/2006/relationships" xmlns:m="http://schemas.openxmlformats.org/officeDocument/2006/math" xmlns:v="urn:schemas-microsoft-com:vml" xmlns:wp14="http://schemas.microsoft.com/office/word/2010/wordprocessingDrawing" xmlns:wp="http://schemas.openxmlformats.org/drawingml/2006/wordprocessingDrawing" xmlns:w10="urn:schemas-microsoft-com:office:word" xmlns:w="http://schemas.openxmlformats.org/wordprocessingml/2006/main" xmlns:w14="http://schemas.microsoft.com/office/word/2010/wordml" xmlns:w15="http://schemas.microsoft.com/office/word/2012/wordml" xmlns:w16cex="http://schemas.microsoft.com/office/word/2018/wordml/cex" xmlns:w16cid="http://schemas.microsoft.com/office/word/2016/wordml/cid" xmlns:w16="http://schemas.microsoft.com/office/word/2018/wordml" xmlns:w16sdtdh="http://schemas.microsoft.com/office/word/2020/wordml/sdtdatahash" xmlns:w16se="http://schemas.microsoft.com/office/word/2015/wordml/symex" xmlns:wpg="http://schemas.microsoft.com/office/word/2010/wordprocessingGroup" xmlns:wpi="http://schemas.microsoft.com/office/word/2010/wordprocessingInk" xmlns:wne="http://schemas.microsoft.com/office/word/2006/wordml" xmlns:wps="http://schemas.microsoft.com/office/word/2010/wordprocessingShape" mc:Ignorable="w14 w15 w16se w16cid w16 w16cex w16sdtdh wp14">
   <w:tbl>
     <w:tblPr>
       <w:tblW w:w="0" w:type="auto"/>
@@ -1849,7 +1851,7 @@
 </file>
 
 <file path=word/footer2.xml><?xml version="1.0" encoding="utf-8"?>
-<w:ftr xmlns:wpc="http://schemas.microsoft.com/office/word/2010/wordprocessingCanvas" xmlns:cx="http://schemas.microsoft.com/office/drawing/2014/chartex" xmlns:cx1="http://schemas.microsoft.com/office/drawing/2015/9/8/chartex" xmlns:cx2="http://schemas.microsoft.com/office/drawing/2015/10/21/chartex" xmlns:cx3="http://schemas.microsoft.com/office/drawing/2016/5/9/chartex" xmlns:cx4="http://schemas.microsoft.com/office/drawing/2016/5/10/chartex" xmlns:cx5="http://schemas.microsoft.com/office/drawing/2016/5/11/chartex" xmlns:cx6="http://schemas.microsoft.com/office/drawing/2016/5/12/chartex" xmlns:cx7="http://schemas.microsoft.com/office/drawing/2016/5/13/chartex" xmlns:cx8="http://schemas.microsoft.com/office/drawing/2016/5/14/chartex" xmlns:mc="http://schemas.openxmlformats.org/markup-compatibility/2006" xmlns:aink="http://schemas.microsoft.com/office/drawing/2016/ink" xmlns:am3d="http://schemas.microsoft.com/office/drawing/2017/model3d" xmlns:o="urn:schemas-microsoft-com:office:office" xmlns:oel="http://schemas.microsoft.com/office/2019/extlst" xmlns:r="http://schemas.openxmlformats.org/officeDocument/2006/relationships" xmlns:m="http://schemas.openxmlformats.org/officeDocument/2006/math" xmlns:v="urn:schemas-microsoft-com:vml" xmlns:wp14="http://schemas.microsoft.com/office/word/2010/wordprocessingDrawing" xmlns:wp="http://schemas.openxmlformats.org/drawingml/2006/wordprocessingDrawing" xmlns:w10="urn:schemas-microsoft-com:office:word" xmlns:w="http://schemas.openxmlformats.org/wordprocessingml/2006/main" xmlns:w14="http://schemas.microsoft.com/office/word/2010/wordml" xmlns:w15="http://schemas.microsoft.com/office/word/2012/wordml" xmlns:w16cex="http://schemas.microsoft.com/office/word/2018/wordml/cex" xmlns:w16cid="http://schemas.microsoft.com/office/word/2016/wordml/cid" xmlns:w16="http://schemas.microsoft.com/office/word/2018/wordml" xmlns:w16sdtdh="http://schemas.microsoft.com/office/word/2020/wordml/sdtdatahash" xmlns:w16se="http://schemas.microsoft.com/office/word/2015/wordml/symex" xmlns:wpg="http://schemas.microsoft.com/office/word/2010/wordprocessingGroup" xmlns:wpi="http://schemas.microsoft.com/office/word/2010/wordprocessingInk" xmlns:wne="http://schemas.microsoft.com/office/word/2006/wordml" xmlns:wps="http://schemas.microsoft.com/office/word/2010/wordprocessingShape" mc:Ignorable="w14 w15 w16se w16cid w16 w16cex w16sdtdh wp14">
+<w:ftr xmlns:wpc="http://schemas.microsoft.com/office/word/2010/wordprocessingCanvas" xmlns:cx="http://schemas.microsoft.com/office/drawing/2014/chartex" xmlns:cx1="http://schemas.microsoft.com/office/drawing/2015/9/8/chartex" xmlns:cx2="http://schemas.microsoft.com/office/drawing/2015/10/21/chartex" xmlns:cx3="http://schemas.microsoft.com/office/drawing/2016/5/9/chartex" xmlns:cx4="http://schemas.microsoft.com/office/drawing/2016/5/10/chartex" xmlns:cx5="http://schemas.microsoft.com/office/drawing/2016/5/11/chartex" xmlns:cx6="http://schemas.microsoft.com/office/drawing/2016/5/12/chartex" xmlns:cx7="http://schemas.microsoft.com/office/drawing/2016/5/13/chartex" xmlns:cx8="http://schemas.microsoft.com/office/drawing/2016/5/14/chartex" xmlns:mc="http://schemas.openxmlformats.org/markup-compatibility/2006" xmlns:aink="http://schemas.microsoft.com/office/drawing/2016/ink" xmlns:am3d="http://schemas.microsoft.com/office/drawing/2017/model3d" xmlns:o="urn:schemas-microsoft-com:office:office" xmlns:r="http://schemas.openxmlformats.org/officeDocument/2006/relationships" xmlns:m="http://schemas.openxmlformats.org/officeDocument/2006/math" xmlns:v="urn:schemas-microsoft-com:vml" xmlns:wp14="http://schemas.microsoft.com/office/word/2010/wordprocessingDrawing" xmlns:wp="http://schemas.openxmlformats.org/drawingml/2006/wordprocessingDrawing" xmlns:w10="urn:schemas-microsoft-com:office:word" xmlns:w="http://schemas.openxmlformats.org/wordprocessingml/2006/main" xmlns:w14="http://schemas.microsoft.com/office/word/2010/wordml" xmlns:w15="http://schemas.microsoft.com/office/word/2012/wordml" xmlns:w16cex="http://schemas.microsoft.com/office/word/2018/wordml/cex" xmlns:w16cid="http://schemas.microsoft.com/office/word/2016/wordml/cid" xmlns:w16="http://schemas.microsoft.com/office/word/2018/wordml" xmlns:w16sdtdh="http://schemas.microsoft.com/office/word/2020/wordml/sdtdatahash" xmlns:w16se="http://schemas.microsoft.com/office/word/2015/wordml/symex" xmlns:wpg="http://schemas.microsoft.com/office/word/2010/wordprocessingGroup" xmlns:wpi="http://schemas.microsoft.com/office/word/2010/wordprocessingInk" xmlns:wne="http://schemas.microsoft.com/office/word/2006/wordml" xmlns:wps="http://schemas.microsoft.com/office/word/2010/wordprocessingShape" mc:Ignorable="w14 w15 w16se w16cid w16 w16cex w16sdtdh wp14">
   <w:tbl>
     <w:tblPr>
       <w:tblW w:w="0" w:type="auto"/>
@@ -1910,7 +1912,7 @@
 </file>
 
 <file path=word/footnotes.xml><?xml version="1.0" encoding="utf-8"?>
-<w:footnotes xmlns:wpc="http://schemas.microsoft.com/office/word/2010/wordprocessingCanvas" xmlns:cx="http://schemas.microsoft.com/office/drawing/2014/chartex" xmlns:cx1="http://schemas.microsoft.com/office/drawing/2015/9/8/chartex" xmlns:cx2="http://schemas.microsoft.com/office/drawing/2015/10/21/chartex" xmlns:cx3="http://schemas.microsoft.com/office/drawing/2016/5/9/chartex" xmlns:cx4="http://schemas.microsoft.com/office/drawing/2016/5/10/chartex" xmlns:cx5="http://schemas.microsoft.com/office/drawing/2016/5/11/chartex" xmlns:cx6="http://schemas.microsoft.com/office/drawing/2016/5/12/chartex" xmlns:cx7="http://schemas.microsoft.com/office/drawing/2016/5/13/chartex" xmlns:cx8="http://schemas.microsoft.com/office/drawing/2016/5/14/chartex" xmlns:mc="http://schemas.openxmlformats.org/markup-compatibility/2006" xmlns:aink="http://schemas.microsoft.com/office/drawing/2016/ink" xmlns:am3d="http://schemas.microsoft.com/office/drawing/2017/model3d" xmlns:o="urn:schemas-microsoft-com:office:office" xmlns:oel="http://schemas.microsoft.com/office/2019/extlst" xmlns:r="http://schemas.openxmlformats.org/officeDocument/2006/relationships" xmlns:m="http://schemas.openxmlformats.org/officeDocument/2006/math" xmlns:v="urn:schemas-microsoft-com:vml" xmlns:wp14="http://schemas.microsoft.com/office/word/2010/wordprocessingDrawing" xmlns:wp="http://schemas.openxmlformats.org/drawingml/2006/wordprocessingDrawing" xmlns:w10="urn:schemas-microsoft-com:office:word" xmlns:w="http://schemas.openxmlformats.org/wordprocessingml/2006/main" xmlns:w14="http://schemas.microsoft.com/office/word/2010/wordml" xmlns:w15="http://schemas.microsoft.com/office/word/2012/wordml" xmlns:w16cex="http://schemas.microsoft.com/office/word/2018/wordml/cex" xmlns:w16cid="http://schemas.microsoft.com/office/word/2016/wordml/cid" xmlns:w16="http://schemas.microsoft.com/office/word/2018/wordml" xmlns:w16sdtdh="http://schemas.microsoft.com/office/word/2020/wordml/sdtdatahash" xmlns:w16se="http://schemas.microsoft.com/office/word/2015/wordml/symex" xmlns:wpg="http://schemas.microsoft.com/office/word/2010/wordprocessingGroup" xmlns:wpi="http://schemas.microsoft.com/office/word/2010/wordprocessingInk" xmlns:wne="http://schemas.microsoft.com/office/word/2006/wordml" xmlns:wps="http://schemas.microsoft.com/office/word/2010/wordprocessingShape" mc:Ignorable="w14 w15 w16se w16cid w16 w16cex w16sdtdh wp14">
+<w:footnotes xmlns:wpc="http://schemas.microsoft.com/office/word/2010/wordprocessingCanvas" xmlns:cx="http://schemas.microsoft.com/office/drawing/2014/chartex" xmlns:cx1="http://schemas.microsoft.com/office/drawing/2015/9/8/chartex" xmlns:cx2="http://schemas.microsoft.com/office/drawing/2015/10/21/chartex" xmlns:cx3="http://schemas.microsoft.com/office/drawing/2016/5/9/chartex" xmlns:cx4="http://schemas.microsoft.com/office/drawing/2016/5/10/chartex" xmlns:cx5="http://schemas.microsoft.com/office/drawing/2016/5/11/chartex" xmlns:cx6="http://schemas.microsoft.com/office/drawing/2016/5/12/chartex" xmlns:cx7="http://schemas.microsoft.com/office/drawing/2016/5/13/chartex" xmlns:cx8="http://schemas.microsoft.com/office/drawing/2016/5/14/chartex" xmlns:mc="http://schemas.openxmlformats.org/markup-compatibility/2006" xmlns:aink="http://schemas.microsoft.com/office/drawing/2016/ink" xmlns:am3d="http://schemas.microsoft.com/office/drawing/2017/model3d" xmlns:o="urn:schemas-microsoft-com:office:office" xmlns:r="http://schemas.openxmlformats.org/officeDocument/2006/relationships" xmlns:m="http://schemas.openxmlformats.org/officeDocument/2006/math" xmlns:v="urn:schemas-microsoft-com:vml" xmlns:wp14="http://schemas.microsoft.com/office/word/2010/wordprocessingDrawing" xmlns:wp="http://schemas.openxmlformats.org/drawingml/2006/wordprocessingDrawing" xmlns:w10="urn:schemas-microsoft-com:office:word" xmlns:w="http://schemas.openxmlformats.org/wordprocessingml/2006/main" xmlns:w14="http://schemas.microsoft.com/office/word/2010/wordml" xmlns:w15="http://schemas.microsoft.com/office/word/2012/wordml" xmlns:w16cex="http://schemas.microsoft.com/office/word/2018/wordml/cex" xmlns:w16cid="http://schemas.microsoft.com/office/word/2016/wordml/cid" xmlns:w16="http://schemas.microsoft.com/office/word/2018/wordml" xmlns:w16sdtdh="http://schemas.microsoft.com/office/word/2020/wordml/sdtdatahash" xmlns:w16se="http://schemas.microsoft.com/office/word/2015/wordml/symex" xmlns:wpg="http://schemas.microsoft.com/office/word/2010/wordprocessingGroup" xmlns:wpi="http://schemas.microsoft.com/office/word/2010/wordprocessingInk" xmlns:wne="http://schemas.microsoft.com/office/word/2006/wordml" xmlns:wps="http://schemas.microsoft.com/office/word/2010/wordprocessingShape" mc:Ignorable="w14 w15 w16se w16cid w16 w16cex w16sdtdh wp14">
   <w:footnote w:type="separator" w:id="-1">
     <w:p>
       <w:r>
@@ -1929,7 +1931,7 @@
 </file>
 
 <file path=word/header1.xml><?xml version="1.0" encoding="utf-8"?>
-<w:hdr xmlns:wpc="http://schemas.microsoft.com/office/word/2010/wordprocessingCanvas" xmlns:cx="http://schemas.microsoft.com/office/drawing/2014/chartex" xmlns:cx1="http://schemas.microsoft.com/office/drawing/2015/9/8/chartex" xmlns:cx2="http://schemas.microsoft.com/office/drawing/2015/10/21/chartex" xmlns:cx3="http://schemas.microsoft.com/office/drawing/2016/5/9/chartex" xmlns:cx4="http://schemas.microsoft.com/office/drawing/2016/5/10/chartex" xmlns:cx5="http://schemas.microsoft.com/office/drawing/2016/5/11/chartex" xmlns:cx6="http://schemas.microsoft.com/office/drawing/2016/5/12/chartex" xmlns:cx7="http://schemas.microsoft.com/office/drawing/2016/5/13/chartex" xmlns:cx8="http://schemas.microsoft.com/office/drawing/2016/5/14/chartex" xmlns:mc="http://schemas.openxmlformats.org/markup-compatibility/2006" xmlns:aink="http://schemas.microsoft.com/office/drawing/2016/ink" xmlns:am3d="http://schemas.microsoft.com/office/drawing/2017/model3d" xmlns:o="urn:schemas-microsoft-com:office:office" xmlns:oel="http://schemas.microsoft.com/office/2019/extlst" xmlns:r="http://schemas.openxmlformats.org/officeDocument/2006/relationships" xmlns:m="http://schemas.openxmlformats.org/officeDocument/2006/math" xmlns:v="urn:schemas-microsoft-com:vml" xmlns:wp14="http://schemas.microsoft.com/office/word/2010/wordprocessingDrawing" xmlns:wp="http://schemas.openxmlformats.org/drawingml/2006/wordprocessingDrawing" xmlns:w10="urn:schemas-microsoft-com:office:word" xmlns:w="http://schemas.openxmlformats.org/wordprocessingml/2006/main" xmlns:w14="http://schemas.microsoft.com/office/word/2010/wordml" xmlns:w15="http://schemas.microsoft.com/office/word/2012/wordml" xmlns:w16cex="http://schemas.microsoft.com/office/word/2018/wordml/cex" xmlns:w16cid="http://schemas.microsoft.com/office/word/2016/wordml/cid" xmlns:w16="http://schemas.microsoft.com/office/word/2018/wordml" xmlns:w16sdtdh="http://schemas.microsoft.com/office/word/2020/wordml/sdtdatahash" xmlns:w16se="http://schemas.microsoft.com/office/word/2015/wordml/symex" xmlns:wpg="http://schemas.microsoft.com/office/word/2010/wordprocessingGroup" xmlns:wpi="http://schemas.microsoft.com/office/word/2010/wordprocessingInk" xmlns:wne="http://schemas.microsoft.com/office/word/2006/wordml" xmlns:wps="http://schemas.microsoft.com/office/word/2010/wordprocessingShape" mc:Ignorable="w14 w15 w16se w16cid w16 w16cex w16sdtdh wp14">
+<w:hdr xmlns:wpc="http://schemas.microsoft.com/office/word/2010/wordprocessingCanvas" xmlns:cx="http://schemas.microsoft.com/office/drawing/2014/chartex" xmlns:cx1="http://schemas.microsoft.com/office/drawing/2015/9/8/chartex" xmlns:cx2="http://schemas.microsoft.com/office/drawing/2015/10/21/chartex" xmlns:cx3="http://schemas.microsoft.com/office/drawing/2016/5/9/chartex" xmlns:cx4="http://schemas.microsoft.com/office/drawing/2016/5/10/chartex" xmlns:cx5="http://schemas.microsoft.com/office/drawing/2016/5/11/chartex" xmlns:cx6="http://schemas.microsoft.com/office/drawing/2016/5/12/chartex" xmlns:cx7="http://schemas.microsoft.com/office/drawing/2016/5/13/chartex" xmlns:cx8="http://schemas.microsoft.com/office/drawing/2016/5/14/chartex" xmlns:mc="http://schemas.openxmlformats.org/markup-compatibility/2006" xmlns:aink="http://schemas.microsoft.com/office/drawing/2016/ink" xmlns:am3d="http://schemas.microsoft.com/office/drawing/2017/model3d" xmlns:o="urn:schemas-microsoft-com:office:office" xmlns:r="http://schemas.openxmlformats.org/officeDocument/2006/relationships" xmlns:m="http://schemas.openxmlformats.org/officeDocument/2006/math" xmlns:v="urn:schemas-microsoft-com:vml" xmlns:wp14="http://schemas.microsoft.com/office/word/2010/wordprocessingDrawing" xmlns:wp="http://schemas.openxmlformats.org/drawingml/2006/wordprocessingDrawing" xmlns:w10="urn:schemas-microsoft-com:office:word" xmlns:w="http://schemas.openxmlformats.org/wordprocessingml/2006/main" xmlns:w14="http://schemas.microsoft.com/office/word/2010/wordml" xmlns:w15="http://schemas.microsoft.com/office/word/2012/wordml" xmlns:w16cex="http://schemas.microsoft.com/office/word/2018/wordml/cex" xmlns:w16cid="http://schemas.microsoft.com/office/word/2016/wordml/cid" xmlns:w16="http://schemas.microsoft.com/office/word/2018/wordml" xmlns:w16sdtdh="http://schemas.microsoft.com/office/word/2020/wordml/sdtdatahash" xmlns:w16se="http://schemas.microsoft.com/office/word/2015/wordml/symex" xmlns:wpg="http://schemas.microsoft.com/office/word/2010/wordprocessingGroup" xmlns:wpi="http://schemas.microsoft.com/office/word/2010/wordprocessingInk" xmlns:wne="http://schemas.microsoft.com/office/word/2006/wordml" xmlns:wps="http://schemas.microsoft.com/office/word/2010/wordprocessingShape" mc:Ignorable="w14 w15 w16se w16cid w16 w16cex w16sdtdh wp14">
   <w:tbl>
     <w:tblPr>
       <w:tblW w:w="0" w:type="auto"/>
@@ -1990,7 +1992,7 @@
 </file>
 
 <file path=word/header2.xml><?xml version="1.0" encoding="utf-8"?>
-<w:hdr xmlns:wpc="http://schemas.microsoft.com/office/word/2010/wordprocessingCanvas" xmlns:cx="http://schemas.microsoft.com/office/drawing/2014/chartex" xmlns:cx1="http://schemas.microsoft.com/office/drawing/2015/9/8/chartex" xmlns:cx2="http://schemas.microsoft.com/office/drawing/2015/10/21/chartex" xmlns:cx3="http://schemas.microsoft.com/office/drawing/2016/5/9/chartex" xmlns:cx4="http://schemas.microsoft.com/office/drawing/2016/5/10/chartex" xmlns:cx5="http://schemas.microsoft.com/office/drawing/2016/5/11/chartex" xmlns:cx6="http://schemas.microsoft.com/office/drawing/2016/5/12/chartex" xmlns:cx7="http://schemas.microsoft.com/office/drawing/2016/5/13/chartex" xmlns:cx8="http://schemas.microsoft.com/office/drawing/2016/5/14/chartex" xmlns:mc="http://schemas.openxmlformats.org/markup-compatibility/2006" xmlns:aink="http://schemas.microsoft.com/office/drawing/2016/ink" xmlns:am3d="http://schemas.microsoft.com/office/drawing/2017/model3d" xmlns:o="urn:schemas-microsoft-com:office:office" xmlns:oel="http://schemas.microsoft.com/office/2019/extlst" xmlns:r="http://schemas.openxmlformats.org/officeDocument/2006/relationships" xmlns:m="http://schemas.openxmlformats.org/officeDocument/2006/math" xmlns:v="urn:schemas-microsoft-com:vml" xmlns:wp14="http://schemas.microsoft.com/office/word/2010/wordprocessingDrawing" xmlns:wp="http://schemas.openxmlformats.org/drawingml/2006/wordprocessingDrawing" xmlns:w10="urn:schemas-microsoft-com:office:word" xmlns:w="http://schemas.openxmlformats.org/wordprocessingml/2006/main" xmlns:w14="http://schemas.microsoft.com/office/word/2010/wordml" xmlns:w15="http://schemas.microsoft.com/office/word/2012/wordml" xmlns:w16cex="http://schemas.microsoft.com/office/word/2018/wordml/cex" xmlns:w16cid="http://schemas.microsoft.com/office/word/2016/wordml/cid" xmlns:w16="http://schemas.microsoft.com/office/word/2018/wordml" xmlns:w16sdtdh="http://schemas.microsoft.com/office/word/2020/wordml/sdtdatahash" xmlns:w16se="http://schemas.microsoft.com/office/word/2015/wordml/symex" xmlns:wpg="http://schemas.microsoft.com/office/word/2010/wordprocessingGroup" xmlns:wpi="http://schemas.microsoft.com/office/word/2010/wordprocessingInk" xmlns:wne="http://schemas.microsoft.com/office/word/2006/wordml" xmlns:wps="http://schemas.microsoft.com/office/word/2010/wordprocessingShape" mc:Ignorable="w14 w15 w16se w16cid w16 w16cex w16sdtdh wp14">
+<w:hdr xmlns:wpc="http://schemas.microsoft.com/office/word/2010/wordprocessingCanvas" xmlns:cx="http://schemas.microsoft.com/office/drawing/2014/chartex" xmlns:cx1="http://schemas.microsoft.com/office/drawing/2015/9/8/chartex" xmlns:cx2="http://schemas.microsoft.com/office/drawing/2015/10/21/chartex" xmlns:cx3="http://schemas.microsoft.com/office/drawing/2016/5/9/chartex" xmlns:cx4="http://schemas.microsoft.com/office/drawing/2016/5/10/chartex" xmlns:cx5="http://schemas.microsoft.com/office/drawing/2016/5/11/chartex" xmlns:cx6="http://schemas.microsoft.com/office/drawing/2016/5/12/chartex" xmlns:cx7="http://schemas.microsoft.com/office/drawing/2016/5/13/chartex" xmlns:cx8="http://schemas.microsoft.com/office/drawing/2016/5/14/chartex" xmlns:mc="http://schemas.openxmlformats.org/markup-compatibility/2006" xmlns:aink="http://schemas.microsoft.com/office/drawing/2016/ink" xmlns:am3d="http://schemas.microsoft.com/office/drawing/2017/model3d" xmlns:o="urn:schemas-microsoft-com:office:office" xmlns:r="http://schemas.openxmlformats.org/officeDocument/2006/relationships" xmlns:m="http://schemas.openxmlformats.org/officeDocument/2006/math" xmlns:v="urn:schemas-microsoft-com:vml" xmlns:wp14="http://schemas.microsoft.com/office/word/2010/wordprocessingDrawing" xmlns:wp="http://schemas.openxmlformats.org/drawingml/2006/wordprocessingDrawing" xmlns:w10="urn:schemas-microsoft-com:office:word" xmlns:w="http://schemas.openxmlformats.org/wordprocessingml/2006/main" xmlns:w14="http://schemas.microsoft.com/office/word/2010/wordml" xmlns:w15="http://schemas.microsoft.com/office/word/2012/wordml" xmlns:w16cex="http://schemas.microsoft.com/office/word/2018/wordml/cex" xmlns:w16cid="http://schemas.microsoft.com/office/word/2016/wordml/cid" xmlns:w16="http://schemas.microsoft.com/office/word/2018/wordml" xmlns:w16sdtdh="http://schemas.microsoft.com/office/word/2020/wordml/sdtdatahash" xmlns:w16se="http://schemas.microsoft.com/office/word/2015/wordml/symex" xmlns:wpg="http://schemas.microsoft.com/office/word/2010/wordprocessingGroup" xmlns:wpi="http://schemas.microsoft.com/office/word/2010/wordprocessingInk" xmlns:wne="http://schemas.microsoft.com/office/word/2006/wordml" xmlns:wps="http://schemas.microsoft.com/office/word/2010/wordprocessingShape" mc:Ignorable="w14 w15 w16se w16cid w16 w16cex w16sdtdh wp14">
   <w:p/>
   <w:tbl>
     <w:tblPr>
@@ -2052,7 +2054,7 @@
 </file>
 
 <file path=word/numbering.xml><?xml version="1.0" encoding="utf-8"?>
-<w:numbering xmlns:wpc="http://schemas.microsoft.com/office/word/2010/wordprocessingCanvas" xmlns:cx="http://schemas.microsoft.com/office/drawing/2014/chartex" xmlns:cx1="http://schemas.microsoft.com/office/drawing/2015/9/8/chartex" xmlns:cx2="http://schemas.microsoft.com/office/drawing/2015/10/21/chartex" xmlns:cx3="http://schemas.microsoft.com/office/drawing/2016/5/9/chartex" xmlns:cx4="http://schemas.microsoft.com/office/drawing/2016/5/10/chartex" xmlns:cx5="http://schemas.microsoft.com/office/drawing/2016/5/11/chartex" xmlns:cx6="http://schemas.microsoft.com/office/drawing/2016/5/12/chartex" xmlns:cx7="http://schemas.microsoft.com/office/drawing/2016/5/13/chartex" xmlns:cx8="http://schemas.microsoft.com/office/drawing/2016/5/14/chartex" xmlns:mc="http://schemas.openxmlformats.org/markup-compatibility/2006" xmlns:aink="http://schemas.microsoft.com/office/drawing/2016/ink" xmlns:am3d="http://schemas.microsoft.com/office/drawing/2017/model3d" xmlns:o="urn:schemas-microsoft-com:office:office" xmlns:oel="http://schemas.microsoft.com/office/2019/extlst" xmlns:r="http://schemas.openxmlformats.org/officeDocument/2006/relationships" xmlns:m="http://schemas.openxmlformats.org/officeDocument/2006/math" xmlns:v="urn:schemas-microsoft-com:vml" xmlns:wp14="http://schemas.microsoft.com/office/word/2010/wordprocessingDrawing" xmlns:wp="http://schemas.openxmlformats.org/drawingml/2006/wordprocessingDrawing" xmlns:w10="urn:schemas-microsoft-com:office:word" xmlns:w="http://schemas.openxmlformats.org/wordprocessingml/2006/main" xmlns:w14="http://schemas.microsoft.com/office/word/2010/wordml" xmlns:w15="http://schemas.microsoft.com/office/word/2012/wordml" xmlns:w16cex="http://schemas.microsoft.com/office/word/2018/wordml/cex" xmlns:w16cid="http://schemas.microsoft.com/office/word/2016/wordml/cid" xmlns:w16="http://schemas.microsoft.com/office/word/2018/wordml" xmlns:w16sdtdh="http://schemas.microsoft.com/office/word/2020/wordml/sdtdatahash" xmlns:w16se="http://schemas.microsoft.com/office/word/2015/wordml/symex" xmlns:wpg="http://schemas.microsoft.com/office/word/2010/wordprocessingGroup" xmlns:wpi="http://schemas.microsoft.com/office/word/2010/wordprocessingInk" xmlns:wne="http://schemas.microsoft.com/office/word/2006/wordml" xmlns:wps="http://schemas.microsoft.com/office/word/2010/wordprocessingShape" mc:Ignorable="w14 w15 w16se w16cid w16 w16cex w16sdtdh wp14">
+<w:numbering xmlns:wpc="http://schemas.microsoft.com/office/word/2010/wordprocessingCanvas" xmlns:cx="http://schemas.microsoft.com/office/drawing/2014/chartex" xmlns:cx1="http://schemas.microsoft.com/office/drawing/2015/9/8/chartex" xmlns:cx2="http://schemas.microsoft.com/office/drawing/2015/10/21/chartex" xmlns:cx3="http://schemas.microsoft.com/office/drawing/2016/5/9/chartex" xmlns:cx4="http://schemas.microsoft.com/office/drawing/2016/5/10/chartex" xmlns:cx5="http://schemas.microsoft.com/office/drawing/2016/5/11/chartex" xmlns:cx6="http://schemas.microsoft.com/office/drawing/2016/5/12/chartex" xmlns:cx7="http://schemas.microsoft.com/office/drawing/2016/5/13/chartex" xmlns:cx8="http://schemas.microsoft.com/office/drawing/2016/5/14/chartex" xmlns:mc="http://schemas.openxmlformats.org/markup-compatibility/2006" xmlns:aink="http://schemas.microsoft.com/office/drawing/2016/ink" xmlns:am3d="http://schemas.microsoft.com/office/drawing/2017/model3d" xmlns:o="urn:schemas-microsoft-com:office:office" xmlns:r="http://schemas.openxmlformats.org/officeDocument/2006/relationships" xmlns:m="http://schemas.openxmlformats.org/officeDocument/2006/math" xmlns:v="urn:schemas-microsoft-com:vml" xmlns:wp14="http://schemas.microsoft.com/office/word/2010/wordprocessingDrawing" xmlns:wp="http://schemas.openxmlformats.org/drawingml/2006/wordprocessingDrawing" xmlns:w10="urn:schemas-microsoft-com:office:word" xmlns:w="http://schemas.openxmlformats.org/wordprocessingml/2006/main" xmlns:w14="http://schemas.microsoft.com/office/word/2010/wordml" xmlns:w15="http://schemas.microsoft.com/office/word/2012/wordml" xmlns:w16cex="http://schemas.microsoft.com/office/word/2018/wordml/cex" xmlns:w16cid="http://schemas.microsoft.com/office/word/2016/wordml/cid" xmlns:w16="http://schemas.microsoft.com/office/word/2018/wordml" xmlns:w16sdtdh="http://schemas.microsoft.com/office/word/2020/wordml/sdtdatahash" xmlns:w16se="http://schemas.microsoft.com/office/word/2015/wordml/symex" xmlns:wpg="http://schemas.microsoft.com/office/word/2010/wordprocessingGroup" xmlns:wpi="http://schemas.microsoft.com/office/word/2010/wordprocessingInk" xmlns:wne="http://schemas.microsoft.com/office/word/2006/wordml" xmlns:wps="http://schemas.microsoft.com/office/word/2010/wordprocessingShape" mc:Ignorable="w14 w15 w16se w16cid w16 w16cex w16sdtdh wp14">
   <w:abstractNum w:abstractNumId="0" w15:restartNumberingAfterBreak="0">
     <w:nsid w:val="0DC68866"/>
     <w:multiLevelType w:val="multilevel"/>
@@ -2876,31 +2878,31 @@
       </w:pPr>
     </w:lvl>
   </w:abstractNum>
-  <w:num w:numId="1" w16cid:durableId="1563901945">
+  <w:num w:numId="1">
     <w:abstractNumId w:val="0"/>
   </w:num>
-  <w:num w:numId="2" w16cid:durableId="1006591177">
+  <w:num w:numId="2">
     <w:abstractNumId w:val="5"/>
   </w:num>
-  <w:num w:numId="3" w16cid:durableId="364870382">
+  <w:num w:numId="3">
     <w:abstractNumId w:val="6"/>
   </w:num>
-  <w:num w:numId="4" w16cid:durableId="2072075929">
+  <w:num w:numId="4">
     <w:abstractNumId w:val="2"/>
   </w:num>
-  <w:num w:numId="5" w16cid:durableId="277489742">
+  <w:num w:numId="5">
     <w:abstractNumId w:val="1"/>
   </w:num>
-  <w:num w:numId="6" w16cid:durableId="422844274">
+  <w:num w:numId="6">
     <w:abstractNumId w:val="8"/>
   </w:num>
-  <w:num w:numId="7" w16cid:durableId="675693377">
+  <w:num w:numId="7">
     <w:abstractNumId w:val="7"/>
   </w:num>
-  <w:num w:numId="8" w16cid:durableId="1344674474">
+  <w:num w:numId="8">
     <w:abstractNumId w:val="3"/>
   </w:num>
-  <w:num w:numId="9" w16cid:durableId="1465927438">
+  <w:num w:numId="9">
     <w:abstractNumId w:val="4"/>
   </w:num>
 </w:numbering>
